--- a/github/GitHub.docx
+++ b/github/GitHub.docx
@@ -4,16 +4,4198 @@
   <w:body>
     <w:p>
       <w:pPr>
-        <w:rPr>
+        <w:jc w:val="center"/>
+        <w:rPr>
+          <w:rFonts w:ascii="Arial Black" w:hAnsi="Arial Black"/>
           <w:lang w:val="es-MX"/>
         </w:rPr>
       </w:pPr>
       <w:r>
         <w:rPr>
+          <w:rFonts w:ascii="Arial Black" w:hAnsi="Arial Black"/>
           <w:lang w:val="es-MX"/>
         </w:rPr>
+        <w:t xml:space="preserve">Git y </w:t>
+      </w:r>
+      <w:r>
+        <w:rPr>
+          <w:rFonts w:ascii="Arial Black" w:hAnsi="Arial Black"/>
+          <w:lang w:val="es-MX"/>
+        </w:rPr>
         <w:t>GitHub</w:t>
       </w:r>
+    </w:p>
+    <w:p>
+      <w:pPr>
+        <w:jc w:val="center"/>
+        <w:rPr>
+          <w:rFonts w:ascii="Arial Black" w:hAnsi="Arial Black"/>
+          <w:b/>
+          <w:bCs/>
+        </w:rPr>
+      </w:pPr>
+      <w:r>
+        <w:rPr>
+          <w:rFonts w:ascii="Arial Black" w:hAnsi="Arial Black"/>
+          <w:b/>
+          <w:bCs/>
+        </w:rPr>
+        <w:t>¿Qué es Git y qué es GitHub?</w:t>
+      </w:r>
+    </w:p>
+    <w:p>
+      <w:pPr>
+        <w:jc w:val="center"/>
+        <w:rPr>
+          <w:rFonts w:ascii="Arial Black" w:hAnsi="Arial Black"/>
+        </w:rPr>
+      </w:pPr>
+      <w:r>
+        <w:rPr>
+          <w:rFonts w:ascii="Arial Black" w:hAnsi="Arial Black"/>
+        </w:rPr>
+        <w:t>Mucha gente piensa que son lo mismo, pero en realidad cumplen funciones distintas.</w:t>
+      </w:r>
+    </w:p>
+    <w:p>
+      <w:pPr>
+        <w:numPr>
+          <w:ilvl w:val="0"/>
+          <w:numId w:val="1"/>
+        </w:numPr>
+        <w:jc w:val="center"/>
+        <w:rPr>
+          <w:rFonts w:ascii="Arial Black" w:hAnsi="Arial Black"/>
+        </w:rPr>
+      </w:pPr>
+      <w:r>
+        <w:rPr>
+          <w:rFonts w:ascii="Arial Black" w:hAnsi="Arial Black"/>
+          <w:b/>
+          <w:bCs/>
+        </w:rPr>
+        <w:t>Git</w:t>
+      </w:r>
+      <w:r>
+        <w:rPr>
+          <w:rFonts w:ascii="Arial Black" w:hAnsi="Arial Black"/>
+        </w:rPr>
+        <w:t xml:space="preserve"> → es una herramienta. </w:t>
+      </w:r>
+    </w:p>
+    <w:p>
+      <w:pPr>
+        <w:numPr>
+          <w:ilvl w:val="0"/>
+          <w:numId w:val="1"/>
+        </w:numPr>
+        <w:jc w:val="center"/>
+        <w:rPr>
+          <w:rFonts w:ascii="Arial Black" w:hAnsi="Arial Black"/>
+        </w:rPr>
+      </w:pPr>
+      <w:r>
+        <w:rPr>
+          <w:rFonts w:ascii="Arial Black" w:hAnsi="Arial Black"/>
+          <w:b/>
+          <w:bCs/>
+        </w:rPr>
+        <w:t>GitHub</w:t>
+      </w:r>
+      <w:r>
+        <w:rPr>
+          <w:rFonts w:ascii="Arial Black" w:hAnsi="Arial Black"/>
+        </w:rPr>
+        <w:t xml:space="preserve"> → es una plataforma online que usa Git. </w:t>
+      </w:r>
+    </w:p>
+    <w:p>
+      <w:pPr>
+        <w:jc w:val="center"/>
+        <w:rPr>
+          <w:rFonts w:ascii="Arial Black" w:hAnsi="Arial Black"/>
+        </w:rPr>
+      </w:pPr>
+      <w:r>
+        <w:rPr>
+          <w:rFonts w:ascii="Arial Black" w:hAnsi="Arial Black"/>
+        </w:rPr>
+        <w:t>La forma más fácil de entenderlo es esta:</w:t>
+      </w:r>
+    </w:p>
+    <w:tbl>
+      <w:tblPr>
+        <w:tblW w:w="0" w:type="auto"/>
+        <w:tblCellSpacing w:w="15" w:type="dxa"/>
+        <w:tblCellMar>
+          <w:top w:w="15" w:type="dxa"/>
+          <w:left w:w="15" w:type="dxa"/>
+          <w:bottom w:w="15" w:type="dxa"/>
+          <w:right w:w="15" w:type="dxa"/>
+        </w:tblCellMar>
+        <w:tblLook w:val="04A0" w:firstRow="1" w:lastRow="0" w:firstColumn="1" w:lastColumn="0" w:noHBand="0" w:noVBand="1"/>
+      </w:tblPr>
+      <w:tblGrid>
+        <w:gridCol w:w="1225"/>
+        <w:gridCol w:w="7096"/>
+      </w:tblGrid>
+      <w:tr>
+        <w:trPr>
+          <w:tblHeader/>
+          <w:tblCellSpacing w:w="15" w:type="dxa"/>
+        </w:trPr>
+        <w:tc>
+          <w:tcPr>
+            <w:tcW w:w="0" w:type="auto"/>
+            <w:vAlign w:val="center"/>
+            <w:hideMark/>
+          </w:tcPr>
+          <w:p>
+            <w:pPr>
+              <w:jc w:val="center"/>
+              <w:rPr>
+                <w:rFonts w:ascii="Arial Black" w:hAnsi="Arial Black"/>
+                <w:b/>
+                <w:bCs/>
+              </w:rPr>
+            </w:pPr>
+            <w:r>
+              <w:rPr>
+                <w:rFonts w:ascii="Arial Black" w:hAnsi="Arial Black"/>
+                <w:b/>
+                <w:bCs/>
+              </w:rPr>
+              <w:t>Concepto</w:t>
+            </w:r>
+          </w:p>
+        </w:tc>
+        <w:tc>
+          <w:tcPr>
+            <w:tcW w:w="0" w:type="auto"/>
+            <w:vAlign w:val="center"/>
+            <w:hideMark/>
+          </w:tcPr>
+          <w:p>
+            <w:pPr>
+              <w:jc w:val="center"/>
+              <w:rPr>
+                <w:rFonts w:ascii="Arial Black" w:hAnsi="Arial Black"/>
+                <w:b/>
+                <w:bCs/>
+              </w:rPr>
+            </w:pPr>
+            <w:r>
+              <w:rPr>
+                <w:rFonts w:ascii="Arial Black" w:hAnsi="Arial Black"/>
+                <w:b/>
+                <w:bCs/>
+              </w:rPr>
+              <w:t>Qué hace</w:t>
+            </w:r>
+          </w:p>
+        </w:tc>
+      </w:tr>
+      <w:tr>
+        <w:trPr>
+          <w:tblCellSpacing w:w="15" w:type="dxa"/>
+        </w:trPr>
+        <w:tc>
+          <w:tcPr>
+            <w:tcW w:w="0" w:type="auto"/>
+            <w:vAlign w:val="center"/>
+            <w:hideMark/>
+          </w:tcPr>
+          <w:p>
+            <w:pPr>
+              <w:jc w:val="center"/>
+              <w:rPr>
+                <w:rFonts w:ascii="Arial Black" w:hAnsi="Arial Black"/>
+              </w:rPr>
+            </w:pPr>
+            <w:r>
+              <w:rPr>
+                <w:rFonts w:ascii="Arial Black" w:hAnsi="Arial Black"/>
+              </w:rPr>
+              <w:t>Git</w:t>
+            </w:r>
+          </w:p>
+        </w:tc>
+        <w:tc>
+          <w:tcPr>
+            <w:tcW w:w="0" w:type="auto"/>
+            <w:vAlign w:val="center"/>
+            <w:hideMark/>
+          </w:tcPr>
+          <w:p>
+            <w:pPr>
+              <w:jc w:val="center"/>
+              <w:rPr>
+                <w:rFonts w:ascii="Arial Black" w:hAnsi="Arial Black"/>
+              </w:rPr>
+            </w:pPr>
+            <w:r>
+              <w:rPr>
+                <w:rFonts w:ascii="Arial Black" w:hAnsi="Arial Black"/>
+              </w:rPr>
+              <w:t>Guarda versiones de tu proyecto</w:t>
+            </w:r>
+          </w:p>
+        </w:tc>
+      </w:tr>
+      <w:tr>
+        <w:trPr>
+          <w:tblCellSpacing w:w="15" w:type="dxa"/>
+        </w:trPr>
+        <w:tc>
+          <w:tcPr>
+            <w:tcW w:w="0" w:type="auto"/>
+            <w:vAlign w:val="center"/>
+            <w:hideMark/>
+          </w:tcPr>
+          <w:p>
+            <w:pPr>
+              <w:jc w:val="center"/>
+              <w:rPr>
+                <w:rFonts w:ascii="Arial Black" w:hAnsi="Arial Black"/>
+              </w:rPr>
+            </w:pPr>
+            <w:r>
+              <w:rPr>
+                <w:rFonts w:ascii="Arial Black" w:hAnsi="Arial Black"/>
+              </w:rPr>
+              <w:t>GitHub</w:t>
+            </w:r>
+          </w:p>
+        </w:tc>
+        <w:tc>
+          <w:tcPr>
+            <w:tcW w:w="0" w:type="auto"/>
+            <w:vAlign w:val="center"/>
+            <w:hideMark/>
+          </w:tcPr>
+          <w:p>
+            <w:pPr>
+              <w:jc w:val="center"/>
+              <w:rPr>
+                <w:rFonts w:ascii="Arial Black" w:hAnsi="Arial Black"/>
+              </w:rPr>
+            </w:pPr>
+            <w:r>
+              <w:rPr>
+                <w:rFonts w:ascii="Arial Black" w:hAnsi="Arial Black"/>
+              </w:rPr>
+              <w:t>Guarda esos proyectos en internet y permite compartirlos</w:t>
+            </w:r>
+          </w:p>
+        </w:tc>
+      </w:tr>
+    </w:tbl>
+    <w:p>
+      <w:pPr>
+        <w:jc w:val="center"/>
+        <w:rPr>
+          <w:rFonts w:ascii="Arial Black" w:hAnsi="Arial Black"/>
+        </w:rPr>
+      </w:pPr>
+      <w:r>
+        <w:rPr>
+          <w:rFonts w:ascii="Arial Black" w:hAnsi="Arial Black"/>
+        </w:rPr>
+        <w:pict w14:anchorId="6B9424A2">
+          <v:rect id="_x0000_i1157" style="width:0;height:1.5pt" o:hralign="center" o:hrstd="t" o:hr="t" fillcolor="#a0a0a0" stroked="f"/>
+        </w:pict>
+      </w:r>
+    </w:p>
+    <w:p>
+      <w:pPr>
+        <w:jc w:val="center"/>
+        <w:rPr>
+          <w:rFonts w:ascii="Arial Black" w:hAnsi="Arial Black"/>
+          <w:b/>
+          <w:bCs/>
+        </w:rPr>
+      </w:pPr>
+      <w:r>
+        <w:rPr>
+          <w:rFonts w:ascii="Arial Black" w:hAnsi="Arial Black"/>
+          <w:b/>
+          <w:bCs/>
+        </w:rPr>
+        <w:t>Git explicado profesionalmente</w:t>
+      </w:r>
+    </w:p>
+    <w:p>
+      <w:pPr>
+        <w:jc w:val="center"/>
+        <w:rPr>
+          <w:rFonts w:ascii="Arial Black" w:hAnsi="Arial Black"/>
+          <w:b/>
+          <w:bCs/>
+        </w:rPr>
+      </w:pPr>
+      <w:r>
+        <w:rPr>
+          <w:rFonts w:ascii="Arial Black" w:hAnsi="Arial Black"/>
+          <w:b/>
+          <w:bCs/>
+        </w:rPr>
+        <w:t>¿Qué es Git?</w:t>
+      </w:r>
+    </w:p>
+    <w:p>
+      <w:pPr>
+        <w:jc w:val="center"/>
+        <w:rPr>
+          <w:rFonts w:ascii="Arial Black" w:hAnsi="Arial Black"/>
+        </w:rPr>
+      </w:pPr>
+      <w:r>
+        <w:rPr>
+          <w:rFonts w:ascii="Arial Black" w:hAnsi="Arial Black"/>
+        </w:rPr>
+        <w:t xml:space="preserve">Git es un </w:t>
+      </w:r>
+      <w:r>
+        <w:rPr>
+          <w:rFonts w:ascii="Arial Black" w:hAnsi="Arial Black"/>
+          <w:b/>
+          <w:bCs/>
+        </w:rPr>
+        <w:t>sistema de control de versiones distribuido</w:t>
+      </w:r>
+      <w:r>
+        <w:rPr>
+          <w:rFonts w:ascii="Arial Black" w:hAnsi="Arial Black"/>
+        </w:rPr>
+        <w:t xml:space="preserve"> creado por Linus Torvalds.</w:t>
+      </w:r>
+    </w:p>
+    <w:p>
+      <w:pPr>
+        <w:jc w:val="center"/>
+        <w:rPr>
+          <w:rFonts w:ascii="Arial Black" w:hAnsi="Arial Black"/>
+        </w:rPr>
+      </w:pPr>
+      <w:r>
+        <w:rPr>
+          <w:rFonts w:ascii="Arial Black" w:hAnsi="Arial Black"/>
+        </w:rPr>
+        <w:t>Su función principal es:</w:t>
+      </w:r>
+    </w:p>
+    <w:p>
+      <w:pPr>
+        <w:numPr>
+          <w:ilvl w:val="0"/>
+          <w:numId w:val="2"/>
+        </w:numPr>
+        <w:jc w:val="center"/>
+        <w:rPr>
+          <w:rFonts w:ascii="Arial Black" w:hAnsi="Arial Black"/>
+        </w:rPr>
+      </w:pPr>
+      <w:r>
+        <w:rPr>
+          <w:rFonts w:ascii="Arial Black" w:hAnsi="Arial Black"/>
+        </w:rPr>
+        <w:t xml:space="preserve">registrar cambios en archivos, </w:t>
+      </w:r>
+    </w:p>
+    <w:p>
+      <w:pPr>
+        <w:numPr>
+          <w:ilvl w:val="0"/>
+          <w:numId w:val="2"/>
+        </w:numPr>
+        <w:jc w:val="center"/>
+        <w:rPr>
+          <w:rFonts w:ascii="Arial Black" w:hAnsi="Arial Black"/>
+        </w:rPr>
+      </w:pPr>
+      <w:r>
+        <w:rPr>
+          <w:rFonts w:ascii="Arial Black" w:hAnsi="Arial Black"/>
+        </w:rPr>
+        <w:t xml:space="preserve">permitir volver atrás si algo se rompe, </w:t>
+      </w:r>
+    </w:p>
+    <w:p>
+      <w:pPr>
+        <w:numPr>
+          <w:ilvl w:val="0"/>
+          <w:numId w:val="2"/>
+        </w:numPr>
+        <w:jc w:val="center"/>
+        <w:rPr>
+          <w:rFonts w:ascii="Arial Black" w:hAnsi="Arial Black"/>
+        </w:rPr>
+      </w:pPr>
+      <w:r>
+        <w:rPr>
+          <w:rFonts w:ascii="Arial Black" w:hAnsi="Arial Black"/>
+        </w:rPr>
+        <w:t xml:space="preserve">trabajar en equipo sin perder trabajo, </w:t>
+      </w:r>
+    </w:p>
+    <w:p>
+      <w:pPr>
+        <w:numPr>
+          <w:ilvl w:val="0"/>
+          <w:numId w:val="2"/>
+        </w:numPr>
+        <w:jc w:val="center"/>
+        <w:rPr>
+          <w:rFonts w:ascii="Arial Black" w:hAnsi="Arial Black"/>
+        </w:rPr>
+      </w:pPr>
+      <w:r>
+        <w:rPr>
+          <w:rFonts w:ascii="Arial Black" w:hAnsi="Arial Black"/>
+        </w:rPr>
+        <w:t xml:space="preserve">mantener historial completo del proyecto. </w:t>
+      </w:r>
+    </w:p>
+    <w:p>
+      <w:pPr>
+        <w:jc w:val="center"/>
+        <w:rPr>
+          <w:rFonts w:ascii="Arial Black" w:hAnsi="Arial Black"/>
+        </w:rPr>
+      </w:pPr>
+      <w:r>
+        <w:rPr>
+          <w:rFonts w:ascii="Arial Black" w:hAnsi="Arial Black"/>
+        </w:rPr>
+        <w:pict w14:anchorId="2D4E51B0">
+          <v:rect id="_x0000_i1158" style="width:0;height:1.5pt" o:hralign="center" o:hrstd="t" o:hr="t" fillcolor="#a0a0a0" stroked="f"/>
+        </w:pict>
+      </w:r>
+    </w:p>
+    <w:p>
+      <w:pPr>
+        <w:jc w:val="center"/>
+        <w:rPr>
+          <w:rFonts w:ascii="Arial Black" w:hAnsi="Arial Black"/>
+          <w:b/>
+          <w:bCs/>
+        </w:rPr>
+      </w:pPr>
+      <w:r>
+        <w:rPr>
+          <w:rFonts w:ascii="Arial Black" w:hAnsi="Arial Black"/>
+          <w:b/>
+          <w:bCs/>
+        </w:rPr>
+        <w:t>Ejemplo real</w:t>
+      </w:r>
+    </w:p>
+    <w:p>
+      <w:pPr>
+        <w:jc w:val="center"/>
+        <w:rPr>
+          <w:rFonts w:ascii="Arial Black" w:hAnsi="Arial Black"/>
+        </w:rPr>
+      </w:pPr>
+      <w:proofErr w:type="spellStart"/>
+      <w:r>
+        <w:rPr>
+          <w:rFonts w:ascii="Arial Black" w:hAnsi="Arial Black"/>
+        </w:rPr>
+        <w:t>Imaginá</w:t>
+      </w:r>
+      <w:proofErr w:type="spellEnd"/>
+      <w:r>
+        <w:rPr>
+          <w:rFonts w:ascii="Arial Black" w:hAnsi="Arial Black"/>
+        </w:rPr>
+        <w:t xml:space="preserve"> que </w:t>
+      </w:r>
+      <w:proofErr w:type="spellStart"/>
+      <w:r>
+        <w:rPr>
+          <w:rFonts w:ascii="Arial Black" w:hAnsi="Arial Black"/>
+        </w:rPr>
+        <w:t>hacés</w:t>
+      </w:r>
+      <w:proofErr w:type="spellEnd"/>
+      <w:r>
+        <w:rPr>
+          <w:rFonts w:ascii="Arial Black" w:hAnsi="Arial Black"/>
+        </w:rPr>
+        <w:t xml:space="preserve"> un juego o una página web.</w:t>
+      </w:r>
+    </w:p>
+    <w:p>
+      <w:pPr>
+        <w:jc w:val="center"/>
+        <w:rPr>
+          <w:rFonts w:ascii="Arial Black" w:hAnsi="Arial Black"/>
+        </w:rPr>
+      </w:pPr>
+      <w:r>
+        <w:rPr>
+          <w:rFonts w:ascii="Arial Black" w:hAnsi="Arial Black"/>
+        </w:rPr>
+        <w:t>Sin Git:</w:t>
+      </w:r>
+    </w:p>
+    <w:p>
+      <w:pPr>
+        <w:numPr>
+          <w:ilvl w:val="0"/>
+          <w:numId w:val="3"/>
+        </w:numPr>
+        <w:jc w:val="center"/>
+        <w:rPr>
+          <w:rFonts w:ascii="Arial Black" w:hAnsi="Arial Black"/>
+        </w:rPr>
+      </w:pPr>
+      <w:r>
+        <w:rPr>
+          <w:rFonts w:ascii="Arial Black" w:hAnsi="Arial Black"/>
+        </w:rPr>
+        <w:t xml:space="preserve">sobrescribís archivos, </w:t>
+      </w:r>
+    </w:p>
+    <w:p>
+      <w:pPr>
+        <w:numPr>
+          <w:ilvl w:val="0"/>
+          <w:numId w:val="3"/>
+        </w:numPr>
+        <w:jc w:val="center"/>
+        <w:rPr>
+          <w:rFonts w:ascii="Arial Black" w:hAnsi="Arial Black"/>
+        </w:rPr>
+      </w:pPr>
+      <w:proofErr w:type="spellStart"/>
+      <w:r>
+        <w:rPr>
+          <w:rFonts w:ascii="Arial Black" w:hAnsi="Arial Black"/>
+        </w:rPr>
+        <w:t>perdés</w:t>
+      </w:r>
+      <w:proofErr w:type="spellEnd"/>
+      <w:r>
+        <w:rPr>
+          <w:rFonts w:ascii="Arial Black" w:hAnsi="Arial Black"/>
+        </w:rPr>
+        <w:t xml:space="preserve"> versiones viejas, </w:t>
+      </w:r>
+    </w:p>
+    <w:p>
+      <w:pPr>
+        <w:numPr>
+          <w:ilvl w:val="0"/>
+          <w:numId w:val="3"/>
+        </w:numPr>
+        <w:jc w:val="center"/>
+        <w:rPr>
+          <w:rFonts w:ascii="Arial Black" w:hAnsi="Arial Black"/>
+        </w:rPr>
+      </w:pPr>
+      <w:r>
+        <w:rPr>
+          <w:rFonts w:ascii="Arial Black" w:hAnsi="Arial Black"/>
+        </w:rPr>
+        <w:t xml:space="preserve">si algo falla no </w:t>
+      </w:r>
+      <w:proofErr w:type="spellStart"/>
+      <w:r>
+        <w:rPr>
+          <w:rFonts w:ascii="Arial Black" w:hAnsi="Arial Black"/>
+        </w:rPr>
+        <w:t>podés</w:t>
+      </w:r>
+      <w:proofErr w:type="spellEnd"/>
+      <w:r>
+        <w:rPr>
+          <w:rFonts w:ascii="Arial Black" w:hAnsi="Arial Black"/>
+        </w:rPr>
+        <w:t xml:space="preserve"> volver atrás. </w:t>
+      </w:r>
+    </w:p>
+    <w:p>
+      <w:pPr>
+        <w:jc w:val="center"/>
+        <w:rPr>
+          <w:rFonts w:ascii="Arial Black" w:hAnsi="Arial Black"/>
+        </w:rPr>
+      </w:pPr>
+      <w:r>
+        <w:rPr>
+          <w:rFonts w:ascii="Arial Black" w:hAnsi="Arial Black"/>
+        </w:rPr>
+        <w:t>Con Git:</w:t>
+      </w:r>
+    </w:p>
+    <w:p>
+      <w:pPr>
+        <w:numPr>
+          <w:ilvl w:val="0"/>
+          <w:numId w:val="4"/>
+        </w:numPr>
+        <w:jc w:val="center"/>
+        <w:rPr>
+          <w:rFonts w:ascii="Arial Black" w:hAnsi="Arial Black"/>
+        </w:rPr>
+      </w:pPr>
+      <w:r>
+        <w:rPr>
+          <w:rFonts w:ascii="Arial Black" w:hAnsi="Arial Black"/>
+        </w:rPr>
+        <w:lastRenderedPageBreak/>
+        <w:t xml:space="preserve">cada cambio queda guardado, </w:t>
+      </w:r>
+    </w:p>
+    <w:p>
+      <w:pPr>
+        <w:numPr>
+          <w:ilvl w:val="0"/>
+          <w:numId w:val="4"/>
+        </w:numPr>
+        <w:jc w:val="center"/>
+        <w:rPr>
+          <w:rFonts w:ascii="Arial Black" w:hAnsi="Arial Black"/>
+        </w:rPr>
+      </w:pPr>
+      <w:proofErr w:type="spellStart"/>
+      <w:r>
+        <w:rPr>
+          <w:rFonts w:ascii="Arial Black" w:hAnsi="Arial Black"/>
+        </w:rPr>
+        <w:t>podés</w:t>
+      </w:r>
+      <w:proofErr w:type="spellEnd"/>
+      <w:r>
+        <w:rPr>
+          <w:rFonts w:ascii="Arial Black" w:hAnsi="Arial Black"/>
+        </w:rPr>
+        <w:t xml:space="preserve"> recuperar versiones anteriores, </w:t>
+      </w:r>
+    </w:p>
+    <w:p>
+      <w:pPr>
+        <w:numPr>
+          <w:ilvl w:val="0"/>
+          <w:numId w:val="4"/>
+        </w:numPr>
+        <w:jc w:val="center"/>
+        <w:rPr>
+          <w:rFonts w:ascii="Arial Black" w:hAnsi="Arial Black"/>
+        </w:rPr>
+      </w:pPr>
+      <w:proofErr w:type="spellStart"/>
+      <w:r>
+        <w:rPr>
+          <w:rFonts w:ascii="Arial Black" w:hAnsi="Arial Black"/>
+        </w:rPr>
+        <w:t>podés</w:t>
+      </w:r>
+      <w:proofErr w:type="spellEnd"/>
+      <w:r>
+        <w:rPr>
+          <w:rFonts w:ascii="Arial Black" w:hAnsi="Arial Black"/>
+        </w:rPr>
+        <w:t xml:space="preserve"> probar cosas nuevas sin romper el proyecto principal. </w:t>
+      </w:r>
+    </w:p>
+    <w:p>
+      <w:pPr>
+        <w:jc w:val="center"/>
+        <w:rPr>
+          <w:rFonts w:ascii="Arial Black" w:hAnsi="Arial Black"/>
+        </w:rPr>
+      </w:pPr>
+      <w:r>
+        <w:rPr>
+          <w:rFonts w:ascii="Arial Black" w:hAnsi="Arial Black"/>
+        </w:rPr>
+        <w:pict w14:anchorId="30A0AA13">
+          <v:rect id="_x0000_i1159" style="width:0;height:1.5pt" o:hralign="center" o:hrstd="t" o:hr="t" fillcolor="#a0a0a0" stroked="f"/>
+        </w:pict>
+      </w:r>
+    </w:p>
+    <w:p>
+      <w:pPr>
+        <w:jc w:val="center"/>
+        <w:rPr>
+          <w:rFonts w:ascii="Arial Black" w:hAnsi="Arial Black"/>
+          <w:b/>
+          <w:bCs/>
+        </w:rPr>
+      </w:pPr>
+      <w:r>
+        <w:rPr>
+          <w:rFonts w:ascii="Arial Black" w:hAnsi="Arial Black"/>
+          <w:b/>
+          <w:bCs/>
+        </w:rPr>
+        <w:t>Cómo funciona Git</w:t>
+      </w:r>
+    </w:p>
+    <w:p>
+      <w:pPr>
+        <w:jc w:val="center"/>
+        <w:rPr>
+          <w:rFonts w:ascii="Arial Black" w:hAnsi="Arial Black"/>
+          <w:b/>
+          <w:bCs/>
+        </w:rPr>
+      </w:pPr>
+      <w:r>
+        <w:rPr>
+          <w:rFonts w:ascii="Arial Black" w:hAnsi="Arial Black"/>
+          <w:b/>
+          <w:bCs/>
+        </w:rPr>
+        <w:t>1. Repositorio</w:t>
+      </w:r>
+    </w:p>
+    <w:p>
+      <w:pPr>
+        <w:jc w:val="center"/>
+        <w:rPr>
+          <w:rFonts w:ascii="Arial Black" w:hAnsi="Arial Black"/>
+        </w:rPr>
+      </w:pPr>
+      <w:r>
+        <w:rPr>
+          <w:rFonts w:ascii="Arial Black" w:hAnsi="Arial Black"/>
+        </w:rPr>
+        <w:t xml:space="preserve">Un </w:t>
+      </w:r>
+      <w:r>
+        <w:rPr>
+          <w:rFonts w:ascii="Arial Black" w:hAnsi="Arial Black"/>
+          <w:b/>
+          <w:bCs/>
+        </w:rPr>
+        <w:t>repositorio</w:t>
+      </w:r>
+      <w:r>
+        <w:rPr>
+          <w:rFonts w:ascii="Arial Black" w:hAnsi="Arial Black"/>
+        </w:rPr>
+        <w:t xml:space="preserve"> es la carpeta del proyecto controlada por Git.</w:t>
+      </w:r>
+    </w:p>
+    <w:p>
+      <w:pPr>
+        <w:jc w:val="center"/>
+        <w:rPr>
+          <w:rFonts w:ascii="Arial Black" w:hAnsi="Arial Black"/>
+        </w:rPr>
+      </w:pPr>
+      <w:r>
+        <w:rPr>
+          <w:rFonts w:ascii="Arial Black" w:hAnsi="Arial Black"/>
+        </w:rPr>
+        <w:t>Ejemplo:</w:t>
+      </w:r>
+    </w:p>
+    <w:p>
+      <w:pPr>
+        <w:jc w:val="center"/>
+        <w:rPr>
+          <w:rFonts w:ascii="Arial Black" w:hAnsi="Arial Black"/>
+        </w:rPr>
+      </w:pPr>
+      <w:proofErr w:type="spellStart"/>
+      <w:r>
+        <w:rPr>
+          <w:rFonts w:ascii="Arial Black" w:hAnsi="Arial Black"/>
+        </w:rPr>
+        <w:t>git</w:t>
+      </w:r>
+      <w:proofErr w:type="spellEnd"/>
+      <w:r>
+        <w:rPr>
+          <w:rFonts w:ascii="Arial Black" w:hAnsi="Arial Black"/>
+        </w:rPr>
+        <w:t xml:space="preserve"> </w:t>
+      </w:r>
+      <w:proofErr w:type="spellStart"/>
+      <w:r>
+        <w:rPr>
+          <w:rFonts w:ascii="Arial Black" w:hAnsi="Arial Black"/>
+        </w:rPr>
+        <w:t>init</w:t>
+      </w:r>
+      <w:proofErr w:type="spellEnd"/>
+    </w:p>
+    <w:p>
+      <w:pPr>
+        <w:jc w:val="center"/>
+        <w:rPr>
+          <w:rFonts w:ascii="Arial Black" w:hAnsi="Arial Black"/>
+        </w:rPr>
+      </w:pPr>
+      <w:r>
+        <w:rPr>
+          <w:rFonts w:ascii="Arial Black" w:hAnsi="Arial Black"/>
+        </w:rPr>
+        <w:t>Eso convierte la carpeta actual en un repositorio Git.</w:t>
+      </w:r>
+    </w:p>
+    <w:p>
+      <w:pPr>
+        <w:jc w:val="center"/>
+        <w:rPr>
+          <w:rFonts w:ascii="Arial Black" w:hAnsi="Arial Black"/>
+        </w:rPr>
+      </w:pPr>
+      <w:r>
+        <w:rPr>
+          <w:rFonts w:ascii="Arial Black" w:hAnsi="Arial Black"/>
+        </w:rPr>
+        <w:pict w14:anchorId="1EA96C47">
+          <v:rect id="_x0000_i1160" style="width:0;height:1.5pt" o:hralign="center" o:hrstd="t" o:hr="t" fillcolor="#a0a0a0" stroked="f"/>
+        </w:pict>
+      </w:r>
+    </w:p>
+    <w:p>
+      <w:pPr>
+        <w:jc w:val="center"/>
+        <w:rPr>
+          <w:rFonts w:ascii="Arial Black" w:hAnsi="Arial Black"/>
+          <w:b/>
+          <w:bCs/>
+        </w:rPr>
+      </w:pPr>
+      <w:r>
+        <w:rPr>
+          <w:rFonts w:ascii="Arial Black" w:hAnsi="Arial Black"/>
+          <w:b/>
+          <w:bCs/>
+        </w:rPr>
+        <w:t xml:space="preserve">2. </w:t>
+      </w:r>
+      <w:proofErr w:type="spellStart"/>
+      <w:r>
+        <w:rPr>
+          <w:rFonts w:ascii="Arial Black" w:hAnsi="Arial Black"/>
+          <w:b/>
+          <w:bCs/>
+        </w:rPr>
+        <w:t>Commit</w:t>
+      </w:r>
+      <w:proofErr w:type="spellEnd"/>
+    </w:p>
+    <w:p>
+      <w:pPr>
+        <w:jc w:val="center"/>
+        <w:rPr>
+          <w:rFonts w:ascii="Arial Black" w:hAnsi="Arial Black"/>
+        </w:rPr>
+      </w:pPr>
+      <w:r>
+        <w:rPr>
+          <w:rFonts w:ascii="Arial Black" w:hAnsi="Arial Black"/>
+        </w:rPr>
+        <w:t xml:space="preserve">Un </w:t>
+      </w:r>
+      <w:proofErr w:type="spellStart"/>
+      <w:r>
+        <w:rPr>
+          <w:rFonts w:ascii="Arial Black" w:hAnsi="Arial Black"/>
+          <w:b/>
+          <w:bCs/>
+        </w:rPr>
+        <w:t>commit</w:t>
+      </w:r>
+      <w:proofErr w:type="spellEnd"/>
+      <w:r>
+        <w:rPr>
+          <w:rFonts w:ascii="Arial Black" w:hAnsi="Arial Black"/>
+        </w:rPr>
+        <w:t xml:space="preserve"> es como una “foto” del proyecto en un momento específico.</w:t>
+      </w:r>
+    </w:p>
+    <w:p>
+      <w:pPr>
+        <w:jc w:val="center"/>
+        <w:rPr>
+          <w:rFonts w:ascii="Arial Black" w:hAnsi="Arial Black"/>
+        </w:rPr>
+      </w:pPr>
+      <w:r>
+        <w:rPr>
+          <w:rFonts w:ascii="Arial Black" w:hAnsi="Arial Black"/>
+        </w:rPr>
+        <w:t>Ejemplo:</w:t>
+      </w:r>
+    </w:p>
+    <w:p>
+      <w:pPr>
+        <w:jc w:val="center"/>
+        <w:rPr>
+          <w:rFonts w:ascii="Arial Black" w:hAnsi="Arial Black"/>
+        </w:rPr>
+      </w:pPr>
+      <w:proofErr w:type="spellStart"/>
+      <w:r>
+        <w:rPr>
+          <w:rFonts w:ascii="Arial Black" w:hAnsi="Arial Black"/>
+        </w:rPr>
+        <w:t>git</w:t>
+      </w:r>
+      <w:proofErr w:type="spellEnd"/>
+      <w:r>
+        <w:rPr>
+          <w:rFonts w:ascii="Arial Black" w:hAnsi="Arial Black"/>
+        </w:rPr>
+        <w:t xml:space="preserve"> </w:t>
+      </w:r>
+      <w:proofErr w:type="spellStart"/>
+      <w:r>
+        <w:rPr>
+          <w:rFonts w:ascii="Arial Black" w:hAnsi="Arial Black"/>
+        </w:rPr>
+        <w:t>commit</w:t>
+      </w:r>
+      <w:proofErr w:type="spellEnd"/>
+      <w:r>
+        <w:rPr>
+          <w:rFonts w:ascii="Arial Black" w:hAnsi="Arial Black"/>
+        </w:rPr>
+        <w:t xml:space="preserve"> -m "Agregué pantalla de </w:t>
+      </w:r>
+      <w:proofErr w:type="spellStart"/>
+      <w:r>
+        <w:rPr>
+          <w:rFonts w:ascii="Arial Black" w:hAnsi="Arial Black"/>
+        </w:rPr>
+        <w:t>login</w:t>
+      </w:r>
+      <w:proofErr w:type="spellEnd"/>
+      <w:r>
+        <w:rPr>
+          <w:rFonts w:ascii="Arial Black" w:hAnsi="Arial Black"/>
+        </w:rPr>
+        <w:t>"</w:t>
+      </w:r>
+    </w:p>
+    <w:p>
+      <w:pPr>
+        <w:jc w:val="center"/>
+        <w:rPr>
+          <w:rFonts w:ascii="Arial Black" w:hAnsi="Arial Black"/>
+        </w:rPr>
+      </w:pPr>
+      <w:r>
+        <w:rPr>
+          <w:rFonts w:ascii="Arial Black" w:hAnsi="Arial Black"/>
+        </w:rPr>
+        <w:t>Git guarda:</w:t>
+      </w:r>
+    </w:p>
+    <w:p>
+      <w:pPr>
+        <w:numPr>
+          <w:ilvl w:val="0"/>
+          <w:numId w:val="5"/>
+        </w:numPr>
+        <w:jc w:val="center"/>
+        <w:rPr>
+          <w:rFonts w:ascii="Arial Black" w:hAnsi="Arial Black"/>
+        </w:rPr>
+      </w:pPr>
+      <w:r>
+        <w:rPr>
+          <w:rFonts w:ascii="Arial Black" w:hAnsi="Arial Black"/>
+        </w:rPr>
+        <w:t xml:space="preserve">qué cambió, </w:t>
+      </w:r>
+    </w:p>
+    <w:p>
+      <w:pPr>
+        <w:numPr>
+          <w:ilvl w:val="0"/>
+          <w:numId w:val="5"/>
+        </w:numPr>
+        <w:jc w:val="center"/>
+        <w:rPr>
+          <w:rFonts w:ascii="Arial Black" w:hAnsi="Arial Black"/>
+        </w:rPr>
+      </w:pPr>
+      <w:proofErr w:type="gramStart"/>
+      <w:r>
+        <w:rPr>
+          <w:rFonts w:ascii="Arial Black" w:hAnsi="Arial Black"/>
+        </w:rPr>
+        <w:t>cuándo</w:t>
+      </w:r>
+      <w:proofErr w:type="gramEnd"/>
+      <w:r>
+        <w:rPr>
+          <w:rFonts w:ascii="Arial Black" w:hAnsi="Arial Black"/>
+        </w:rPr>
+        <w:t xml:space="preserve">, </w:t>
+      </w:r>
+    </w:p>
+    <w:p>
+      <w:pPr>
+        <w:numPr>
+          <w:ilvl w:val="0"/>
+          <w:numId w:val="5"/>
+        </w:numPr>
+        <w:jc w:val="center"/>
+        <w:rPr>
+          <w:rFonts w:ascii="Arial Black" w:hAnsi="Arial Black"/>
+        </w:rPr>
+      </w:pPr>
+      <w:r>
+        <w:rPr>
+          <w:rFonts w:ascii="Arial Black" w:hAnsi="Arial Black"/>
+        </w:rPr>
+        <w:t xml:space="preserve">quién lo hizo. </w:t>
+      </w:r>
+    </w:p>
+    <w:p>
+      <w:pPr>
+        <w:jc w:val="center"/>
+        <w:rPr>
+          <w:rFonts w:ascii="Arial Black" w:hAnsi="Arial Black"/>
+        </w:rPr>
+      </w:pPr>
+      <w:r>
+        <w:rPr>
+          <w:rFonts w:ascii="Arial Black" w:hAnsi="Arial Black"/>
+        </w:rPr>
+        <w:pict w14:anchorId="64AB9D4F">
+          <v:rect id="_x0000_i1161" style="width:0;height:1.5pt" o:hralign="center" o:hrstd="t" o:hr="t" fillcolor="#a0a0a0" stroked="f"/>
+        </w:pict>
+      </w:r>
+    </w:p>
+    <w:p>
+      <w:pPr>
+        <w:jc w:val="center"/>
+        <w:rPr>
+          <w:rFonts w:ascii="Arial Black" w:hAnsi="Arial Black"/>
+          <w:b/>
+          <w:bCs/>
+        </w:rPr>
+      </w:pPr>
+      <w:r>
+        <w:rPr>
+          <w:rFonts w:ascii="Arial Black" w:hAnsi="Arial Black"/>
+          <w:b/>
+          <w:bCs/>
+        </w:rPr>
+        <w:t>3. Branch (rama)</w:t>
+      </w:r>
+    </w:p>
+    <w:p>
+      <w:pPr>
+        <w:jc w:val="center"/>
+        <w:rPr>
+          <w:rFonts w:ascii="Arial Black" w:hAnsi="Arial Black"/>
+        </w:rPr>
+      </w:pPr>
+      <w:r>
+        <w:rPr>
+          <w:rFonts w:ascii="Arial Black" w:hAnsi="Arial Black"/>
+        </w:rPr>
+        <w:t>Las ramas permiten trabajar en funciones nuevas sin romper el proyecto principal.</w:t>
+      </w:r>
+    </w:p>
+    <w:p>
+      <w:pPr>
+        <w:jc w:val="center"/>
+        <w:rPr>
+          <w:rFonts w:ascii="Arial Black" w:hAnsi="Arial Black"/>
+        </w:rPr>
+      </w:pPr>
+      <w:r>
+        <w:rPr>
+          <w:rFonts w:ascii="Arial Black" w:hAnsi="Arial Black"/>
+        </w:rPr>
+        <w:t>Ejemplo:</w:t>
+      </w:r>
+    </w:p>
+    <w:tbl>
+      <w:tblPr>
+        <w:tblW w:w="0" w:type="auto"/>
+        <w:tblCellSpacing w:w="15" w:type="dxa"/>
+        <w:tblCellMar>
+          <w:top w:w="15" w:type="dxa"/>
+          <w:left w:w="15" w:type="dxa"/>
+          <w:bottom w:w="15" w:type="dxa"/>
+          <w:right w:w="15" w:type="dxa"/>
+        </w:tblCellMar>
+        <w:tblLook w:val="04A0" w:firstRow="1" w:lastRow="0" w:firstColumn="1" w:lastColumn="0" w:noHBand="0" w:noVBand="1"/>
+      </w:tblPr>
+      <w:tblGrid>
+        <w:gridCol w:w="1603"/>
+        <w:gridCol w:w="3540"/>
+      </w:tblGrid>
+      <w:tr>
+        <w:trPr>
+          <w:tblHeader/>
+          <w:tblCellSpacing w:w="15" w:type="dxa"/>
+        </w:trPr>
+        <w:tc>
+          <w:tcPr>
+            <w:tcW w:w="0" w:type="auto"/>
+            <w:vAlign w:val="center"/>
+            <w:hideMark/>
+          </w:tcPr>
+          <w:p>
+            <w:pPr>
+              <w:jc w:val="center"/>
+              <w:rPr>
+                <w:rFonts w:ascii="Arial Black" w:hAnsi="Arial Black"/>
+                <w:b/>
+                <w:bCs/>
+              </w:rPr>
+            </w:pPr>
+            <w:r>
+              <w:rPr>
+                <w:rFonts w:ascii="Arial Black" w:hAnsi="Arial Black"/>
+                <w:b/>
+                <w:bCs/>
+              </w:rPr>
+              <w:t>Rama</w:t>
+            </w:r>
+          </w:p>
+        </w:tc>
+        <w:tc>
+          <w:tcPr>
+            <w:tcW w:w="0" w:type="auto"/>
+            <w:vAlign w:val="center"/>
+            <w:hideMark/>
+          </w:tcPr>
+          <w:p>
+            <w:pPr>
+              <w:jc w:val="center"/>
+              <w:rPr>
+                <w:rFonts w:ascii="Arial Black" w:hAnsi="Arial Black"/>
+                <w:b/>
+                <w:bCs/>
+              </w:rPr>
+            </w:pPr>
+            <w:r>
+              <w:rPr>
+                <w:rFonts w:ascii="Arial Black" w:hAnsi="Arial Black"/>
+                <w:b/>
+                <w:bCs/>
+              </w:rPr>
+              <w:t>Uso</w:t>
+            </w:r>
+          </w:p>
+        </w:tc>
+      </w:tr>
+      <w:tr>
+        <w:trPr>
+          <w:tblCellSpacing w:w="15" w:type="dxa"/>
+        </w:trPr>
+        <w:tc>
+          <w:tcPr>
+            <w:tcW w:w="0" w:type="auto"/>
+            <w:vAlign w:val="center"/>
+            <w:hideMark/>
+          </w:tcPr>
+          <w:p>
+            <w:pPr>
+              <w:jc w:val="center"/>
+              <w:rPr>
+                <w:rFonts w:ascii="Arial Black" w:hAnsi="Arial Black"/>
+              </w:rPr>
+            </w:pPr>
+            <w:proofErr w:type="spellStart"/>
+            <w:r>
+              <w:rPr>
+                <w:rFonts w:ascii="Arial Black" w:hAnsi="Arial Black"/>
+              </w:rPr>
+              <w:t>main</w:t>
+            </w:r>
+            <w:proofErr w:type="spellEnd"/>
+          </w:p>
+        </w:tc>
+        <w:tc>
+          <w:tcPr>
+            <w:tcW w:w="0" w:type="auto"/>
+            <w:vAlign w:val="center"/>
+            <w:hideMark/>
+          </w:tcPr>
+          <w:p>
+            <w:pPr>
+              <w:jc w:val="center"/>
+              <w:rPr>
+                <w:rFonts w:ascii="Arial Black" w:hAnsi="Arial Black"/>
+              </w:rPr>
+            </w:pPr>
+            <w:r>
+              <w:rPr>
+                <w:rFonts w:ascii="Arial Black" w:hAnsi="Arial Black"/>
+              </w:rPr>
+              <w:t>versión principal</w:t>
+            </w:r>
+          </w:p>
+        </w:tc>
+      </w:tr>
+      <w:tr>
+        <w:trPr>
+          <w:tblCellSpacing w:w="15" w:type="dxa"/>
+        </w:trPr>
+        <w:tc>
+          <w:tcPr>
+            <w:tcW w:w="0" w:type="auto"/>
+            <w:vAlign w:val="center"/>
+            <w:hideMark/>
+          </w:tcPr>
+          <w:p>
+            <w:pPr>
+              <w:jc w:val="center"/>
+              <w:rPr>
+                <w:rFonts w:ascii="Arial Black" w:hAnsi="Arial Black"/>
+              </w:rPr>
+            </w:pPr>
+            <w:proofErr w:type="spellStart"/>
+            <w:r>
+              <w:rPr>
+                <w:rFonts w:ascii="Arial Black" w:hAnsi="Arial Black"/>
+              </w:rPr>
+              <w:t>login-system</w:t>
+            </w:r>
+            <w:proofErr w:type="spellEnd"/>
+          </w:p>
+        </w:tc>
+        <w:tc>
+          <w:tcPr>
+            <w:tcW w:w="0" w:type="auto"/>
+            <w:vAlign w:val="center"/>
+            <w:hideMark/>
+          </w:tcPr>
+          <w:p>
+            <w:pPr>
+              <w:jc w:val="center"/>
+              <w:rPr>
+                <w:rFonts w:ascii="Arial Black" w:hAnsi="Arial Black"/>
+              </w:rPr>
+            </w:pPr>
+            <w:r>
+              <w:rPr>
+                <w:rFonts w:ascii="Arial Black" w:hAnsi="Arial Black"/>
+              </w:rPr>
+              <w:t xml:space="preserve">pruebas del sistema de </w:t>
+            </w:r>
+            <w:proofErr w:type="spellStart"/>
+            <w:r>
+              <w:rPr>
+                <w:rFonts w:ascii="Arial Black" w:hAnsi="Arial Black"/>
+              </w:rPr>
+              <w:t>login</w:t>
+            </w:r>
+            <w:proofErr w:type="spellEnd"/>
+          </w:p>
+        </w:tc>
+      </w:tr>
+      <w:tr>
+        <w:trPr>
+          <w:tblCellSpacing w:w="15" w:type="dxa"/>
+        </w:trPr>
+        <w:tc>
+          <w:tcPr>
+            <w:tcW w:w="0" w:type="auto"/>
+            <w:vAlign w:val="center"/>
+            <w:hideMark/>
+          </w:tcPr>
+          <w:p>
+            <w:pPr>
+              <w:jc w:val="center"/>
+              <w:rPr>
+                <w:rFonts w:ascii="Arial Black" w:hAnsi="Arial Black"/>
+              </w:rPr>
+            </w:pPr>
+            <w:proofErr w:type="spellStart"/>
+            <w:r>
+              <w:rPr>
+                <w:rFonts w:ascii="Arial Black" w:hAnsi="Arial Black"/>
+              </w:rPr>
+              <w:lastRenderedPageBreak/>
+              <w:t>bugfix</w:t>
+            </w:r>
+            <w:proofErr w:type="spellEnd"/>
+          </w:p>
+        </w:tc>
+        <w:tc>
+          <w:tcPr>
+            <w:tcW w:w="0" w:type="auto"/>
+            <w:vAlign w:val="center"/>
+            <w:hideMark/>
+          </w:tcPr>
+          <w:p>
+            <w:pPr>
+              <w:jc w:val="center"/>
+              <w:rPr>
+                <w:rFonts w:ascii="Arial Black" w:hAnsi="Arial Black"/>
+              </w:rPr>
+            </w:pPr>
+            <w:r>
+              <w:rPr>
+                <w:rFonts w:ascii="Arial Black" w:hAnsi="Arial Black"/>
+              </w:rPr>
+              <w:t>arreglos de errores</w:t>
+            </w:r>
+          </w:p>
+        </w:tc>
+      </w:tr>
+    </w:tbl>
+    <w:p>
+      <w:pPr>
+        <w:jc w:val="center"/>
+        <w:rPr>
+          <w:rFonts w:ascii="Arial Black" w:hAnsi="Arial Black"/>
+        </w:rPr>
+      </w:pPr>
+      <w:r>
+        <w:rPr>
+          <w:rFonts w:ascii="Arial Black" w:hAnsi="Arial Black"/>
+        </w:rPr>
+        <w:pict w14:anchorId="26BEBE69">
+          <v:rect id="_x0000_i1162" style="width:0;height:1.5pt" o:hralign="center" o:hrstd="t" o:hr="t" fillcolor="#a0a0a0" stroked="f"/>
+        </w:pict>
+      </w:r>
+    </w:p>
+    <w:p>
+      <w:pPr>
+        <w:jc w:val="center"/>
+        <w:rPr>
+          <w:rFonts w:ascii="Arial Black" w:hAnsi="Arial Black"/>
+          <w:b/>
+          <w:bCs/>
+        </w:rPr>
+      </w:pPr>
+      <w:r>
+        <w:rPr>
+          <w:rFonts w:ascii="Arial Black" w:hAnsi="Arial Black"/>
+          <w:b/>
+          <w:bCs/>
+        </w:rPr>
+        <w:t xml:space="preserve">4. </w:t>
+      </w:r>
+      <w:proofErr w:type="spellStart"/>
+      <w:r>
+        <w:rPr>
+          <w:rFonts w:ascii="Arial Black" w:hAnsi="Arial Black"/>
+          <w:b/>
+          <w:bCs/>
+        </w:rPr>
+        <w:t>Merge</w:t>
+      </w:r>
+      <w:proofErr w:type="spellEnd"/>
+    </w:p>
+    <w:p>
+      <w:pPr>
+        <w:jc w:val="center"/>
+        <w:rPr>
+          <w:rFonts w:ascii="Arial Black" w:hAnsi="Arial Black"/>
+        </w:rPr>
+      </w:pPr>
+      <w:r>
+        <w:rPr>
+          <w:rFonts w:ascii="Arial Black" w:hAnsi="Arial Black"/>
+        </w:rPr>
+        <w:t>Une cambios de distintas ramas.</w:t>
+      </w:r>
+    </w:p>
+    <w:p>
+      <w:pPr>
+        <w:jc w:val="center"/>
+        <w:rPr>
+          <w:rFonts w:ascii="Arial Black" w:hAnsi="Arial Black"/>
+        </w:rPr>
+      </w:pPr>
+      <w:proofErr w:type="spellStart"/>
+      <w:r>
+        <w:rPr>
+          <w:rFonts w:ascii="Arial Black" w:hAnsi="Arial Black"/>
+        </w:rPr>
+        <w:t>git</w:t>
+      </w:r>
+      <w:proofErr w:type="spellEnd"/>
+      <w:r>
+        <w:rPr>
+          <w:rFonts w:ascii="Arial Black" w:hAnsi="Arial Black"/>
+        </w:rPr>
+        <w:t xml:space="preserve"> </w:t>
+      </w:r>
+      <w:proofErr w:type="spellStart"/>
+      <w:r>
+        <w:rPr>
+          <w:rFonts w:ascii="Arial Black" w:hAnsi="Arial Black"/>
+        </w:rPr>
+        <w:t>merge</w:t>
+      </w:r>
+      <w:proofErr w:type="spellEnd"/>
+      <w:r>
+        <w:rPr>
+          <w:rFonts w:ascii="Arial Black" w:hAnsi="Arial Black"/>
+        </w:rPr>
+        <w:t xml:space="preserve"> </w:t>
+      </w:r>
+      <w:proofErr w:type="spellStart"/>
+      <w:r>
+        <w:rPr>
+          <w:rFonts w:ascii="Arial Black" w:hAnsi="Arial Black"/>
+        </w:rPr>
+        <w:t>login-system</w:t>
+      </w:r>
+      <w:proofErr w:type="spellEnd"/>
+    </w:p>
+    <w:p>
+      <w:pPr>
+        <w:jc w:val="center"/>
+        <w:rPr>
+          <w:rFonts w:ascii="Arial Black" w:hAnsi="Arial Black"/>
+        </w:rPr>
+      </w:pPr>
+      <w:r>
+        <w:rPr>
+          <w:rFonts w:ascii="Arial Black" w:hAnsi="Arial Black"/>
+        </w:rPr>
+        <w:pict w14:anchorId="7E9B8C65">
+          <v:rect id="_x0000_i1163" style="width:0;height:1.5pt" o:hralign="center" o:hrstd="t" o:hr="t" fillcolor="#a0a0a0" stroked="f"/>
+        </w:pict>
+      </w:r>
+    </w:p>
+    <w:p>
+      <w:pPr>
+        <w:jc w:val="center"/>
+        <w:rPr>
+          <w:rFonts w:ascii="Arial Black" w:hAnsi="Arial Black"/>
+          <w:b/>
+          <w:bCs/>
+        </w:rPr>
+      </w:pPr>
+      <w:r>
+        <w:rPr>
+          <w:rFonts w:ascii="Arial Black" w:hAnsi="Arial Black"/>
+          <w:b/>
+          <w:bCs/>
+        </w:rPr>
+        <w:t>Flujo profesional de Git</w:t>
+      </w:r>
+    </w:p>
+    <w:p>
+      <w:pPr>
+        <w:jc w:val="center"/>
+        <w:rPr>
+          <w:rFonts w:ascii="Arial Black" w:hAnsi="Arial Black"/>
+        </w:rPr>
+      </w:pPr>
+      <w:r>
+        <w:rPr>
+          <w:rFonts w:ascii="Arial Black" w:hAnsi="Arial Black"/>
+        </w:rPr>
+        <w:t>Modificar archivos</w:t>
+      </w:r>
+      <w:r>
+        <w:rPr>
+          <w:rFonts w:ascii="Arial Black" w:hAnsi="Arial Black"/>
+        </w:rPr>
+        <w:br/>
+        <w:t xml:space="preserve">       ↓</w:t>
+      </w:r>
+      <w:r>
+        <w:rPr>
+          <w:rFonts w:ascii="Arial Black" w:hAnsi="Arial Black"/>
+        </w:rPr>
+        <w:br/>
+      </w:r>
+      <w:proofErr w:type="spellStart"/>
+      <w:r>
+        <w:rPr>
+          <w:rFonts w:ascii="Arial Black" w:hAnsi="Arial Black"/>
+        </w:rPr>
+        <w:t>git</w:t>
+      </w:r>
+      <w:proofErr w:type="spellEnd"/>
+      <w:r>
+        <w:rPr>
+          <w:rFonts w:ascii="Arial Black" w:hAnsi="Arial Black"/>
+        </w:rPr>
+        <w:t xml:space="preserve"> </w:t>
+      </w:r>
+      <w:proofErr w:type="spellStart"/>
+      <w:r>
+        <w:rPr>
+          <w:rFonts w:ascii="Arial Black" w:hAnsi="Arial Black"/>
+        </w:rPr>
+        <w:t>add</w:t>
+      </w:r>
+      <w:proofErr w:type="spellEnd"/>
+      <w:r>
+        <w:rPr>
+          <w:rFonts w:ascii="Arial Black" w:hAnsi="Arial Black"/>
+        </w:rPr>
+        <w:br/>
+        <w:t xml:space="preserve">       ↓</w:t>
+      </w:r>
+      <w:r>
+        <w:rPr>
+          <w:rFonts w:ascii="Arial Black" w:hAnsi="Arial Black"/>
+        </w:rPr>
+        <w:br/>
+      </w:r>
+      <w:proofErr w:type="spellStart"/>
+      <w:r>
+        <w:rPr>
+          <w:rFonts w:ascii="Arial Black" w:hAnsi="Arial Black"/>
+        </w:rPr>
+        <w:t>git</w:t>
+      </w:r>
+      <w:proofErr w:type="spellEnd"/>
+      <w:r>
+        <w:rPr>
+          <w:rFonts w:ascii="Arial Black" w:hAnsi="Arial Black"/>
+        </w:rPr>
+        <w:t xml:space="preserve"> </w:t>
+      </w:r>
+      <w:proofErr w:type="spellStart"/>
+      <w:r>
+        <w:rPr>
+          <w:rFonts w:ascii="Arial Black" w:hAnsi="Arial Black"/>
+        </w:rPr>
+        <w:t>commit</w:t>
+      </w:r>
+      <w:proofErr w:type="spellEnd"/>
+      <w:r>
+        <w:rPr>
+          <w:rFonts w:ascii="Arial Black" w:hAnsi="Arial Black"/>
+        </w:rPr>
+        <w:br/>
+        <w:t xml:space="preserve">       ↓</w:t>
+      </w:r>
+      <w:r>
+        <w:rPr>
+          <w:rFonts w:ascii="Arial Black" w:hAnsi="Arial Black"/>
+        </w:rPr>
+        <w:br/>
+        <w:t>Historial guardado</w:t>
+      </w:r>
+    </w:p>
+    <w:p>
+      <w:pPr>
+        <w:jc w:val="center"/>
+        <w:rPr>
+          <w:rFonts w:ascii="Arial Black" w:hAnsi="Arial Black"/>
+        </w:rPr>
+      </w:pPr>
+      <w:r>
+        <w:rPr>
+          <w:rFonts w:ascii="Arial Black" w:hAnsi="Arial Black"/>
+        </w:rPr>
+        <w:pict w14:anchorId="3065FF1F">
+          <v:rect id="_x0000_i1164" style="width:0;height:1.5pt" o:hralign="center" o:hrstd="t" o:hr="t" fillcolor="#a0a0a0" stroked="f"/>
+        </w:pict>
+      </w:r>
+    </w:p>
+    <w:p>
+      <w:pPr>
+        <w:jc w:val="center"/>
+        <w:rPr>
+          <w:rFonts w:ascii="Arial Black" w:hAnsi="Arial Black"/>
+          <w:b/>
+          <w:bCs/>
+        </w:rPr>
+      </w:pPr>
+      <w:r>
+        <w:rPr>
+          <w:rFonts w:ascii="Arial Black" w:hAnsi="Arial Black"/>
+          <w:b/>
+          <w:bCs/>
+        </w:rPr>
+        <w:t>¿Qué es GitHub?</w:t>
+      </w:r>
+    </w:p>
+    <w:p>
+      <w:pPr>
+        <w:jc w:val="center"/>
+        <w:rPr>
+          <w:rFonts w:ascii="Arial Black" w:hAnsi="Arial Black"/>
+        </w:rPr>
+      </w:pPr>
+      <w:r>
+        <w:rPr>
+          <w:rFonts w:ascii="Arial Black" w:hAnsi="Arial Black"/>
+        </w:rPr>
+        <w:t>GitHub es una plataforma web donde se suben repositorios Git.</w:t>
+      </w:r>
+    </w:p>
+    <w:p>
+      <w:pPr>
+        <w:jc w:val="center"/>
+        <w:rPr>
+          <w:rFonts w:ascii="Arial Black" w:hAnsi="Arial Black"/>
+        </w:rPr>
+      </w:pPr>
+      <w:r>
+        <w:rPr>
+          <w:rFonts w:ascii="Arial Black" w:hAnsi="Arial Black"/>
+        </w:rPr>
+        <w:t>Funciona como:</w:t>
+      </w:r>
+    </w:p>
+    <w:p>
+      <w:pPr>
+        <w:numPr>
+          <w:ilvl w:val="0"/>
+          <w:numId w:val="6"/>
+        </w:numPr>
+        <w:jc w:val="center"/>
+        <w:rPr>
+          <w:rFonts w:ascii="Arial Black" w:hAnsi="Arial Black"/>
+        </w:rPr>
+      </w:pPr>
+      <w:r>
+        <w:rPr>
+          <w:rFonts w:ascii="Arial Black" w:hAnsi="Arial Black"/>
+        </w:rPr>
+        <w:t xml:space="preserve">nube para proyectos, </w:t>
+      </w:r>
+    </w:p>
+    <w:p>
+      <w:pPr>
+        <w:numPr>
+          <w:ilvl w:val="0"/>
+          <w:numId w:val="6"/>
+        </w:numPr>
+        <w:jc w:val="center"/>
+        <w:rPr>
+          <w:rFonts w:ascii="Arial Black" w:hAnsi="Arial Black"/>
+        </w:rPr>
+      </w:pPr>
+      <w:r>
+        <w:rPr>
+          <w:rFonts w:ascii="Arial Black" w:hAnsi="Arial Black"/>
+        </w:rPr>
+        <w:t xml:space="preserve">red social de programadores, </w:t>
+      </w:r>
+    </w:p>
+    <w:p>
+      <w:pPr>
+        <w:numPr>
+          <w:ilvl w:val="0"/>
+          <w:numId w:val="6"/>
+        </w:numPr>
+        <w:jc w:val="center"/>
+        <w:rPr>
+          <w:rFonts w:ascii="Arial Black" w:hAnsi="Arial Black"/>
+        </w:rPr>
+      </w:pPr>
+      <w:r>
+        <w:rPr>
+          <w:rFonts w:ascii="Arial Black" w:hAnsi="Arial Black"/>
+        </w:rPr>
+        <w:t xml:space="preserve">plataforma de colaboración. </w:t>
+      </w:r>
+    </w:p>
+    <w:p>
+      <w:pPr>
+        <w:jc w:val="center"/>
+        <w:rPr>
+          <w:rFonts w:ascii="Arial Black" w:hAnsi="Arial Black"/>
+        </w:rPr>
+      </w:pPr>
+      <w:r>
+        <w:rPr>
+          <w:rFonts w:ascii="Arial Black" w:hAnsi="Arial Black"/>
+        </w:rPr>
+        <w:pict w14:anchorId="53F908A0">
+          <v:rect id="_x0000_i1165" style="width:0;height:1.5pt" o:hralign="center" o:hrstd="t" o:hr="t" fillcolor="#a0a0a0" stroked="f"/>
+        </w:pict>
+      </w:r>
+    </w:p>
+    <w:p>
+      <w:pPr>
+        <w:jc w:val="center"/>
+        <w:rPr>
+          <w:rFonts w:ascii="Arial Black" w:hAnsi="Arial Black"/>
+          <w:b/>
+          <w:bCs/>
+        </w:rPr>
+      </w:pPr>
+      <w:r>
+        <w:rPr>
+          <w:rFonts w:ascii="Arial Black" w:hAnsi="Arial Black"/>
+          <w:b/>
+          <w:bCs/>
+        </w:rPr>
+        <w:t>Qué permite GitHub</w:t>
+      </w:r>
+    </w:p>
+    <w:tbl>
+      <w:tblPr>
+        <w:tblW w:w="0" w:type="auto"/>
+        <w:tblCellSpacing w:w="15" w:type="dxa"/>
+        <w:tblCellMar>
+          <w:top w:w="15" w:type="dxa"/>
+          <w:left w:w="15" w:type="dxa"/>
+          <w:bottom w:w="15" w:type="dxa"/>
+          <w:right w:w="15" w:type="dxa"/>
+        </w:tblCellMar>
+        <w:tblLook w:val="04A0" w:firstRow="1" w:lastRow="0" w:firstColumn="1" w:lastColumn="0" w:noHBand="0" w:noVBand="1"/>
+      </w:tblPr>
+      <w:tblGrid>
+        <w:gridCol w:w="2236"/>
+        <w:gridCol w:w="5140"/>
+      </w:tblGrid>
+      <w:tr>
+        <w:trPr>
+          <w:tblHeader/>
+          <w:tblCellSpacing w:w="15" w:type="dxa"/>
+        </w:trPr>
+        <w:tc>
+          <w:tcPr>
+            <w:tcW w:w="0" w:type="auto"/>
+            <w:vAlign w:val="center"/>
+            <w:hideMark/>
+          </w:tcPr>
+          <w:p>
+            <w:pPr>
+              <w:jc w:val="center"/>
+              <w:rPr>
+                <w:rFonts w:ascii="Arial Black" w:hAnsi="Arial Black"/>
+                <w:b/>
+                <w:bCs/>
+              </w:rPr>
+            </w:pPr>
+            <w:r>
+              <w:rPr>
+                <w:rFonts w:ascii="Arial Black" w:hAnsi="Arial Black"/>
+                <w:b/>
+                <w:bCs/>
+              </w:rPr>
+              <w:t>Función</w:t>
+            </w:r>
+          </w:p>
+        </w:tc>
+        <w:tc>
+          <w:tcPr>
+            <w:tcW w:w="0" w:type="auto"/>
+            <w:vAlign w:val="center"/>
+            <w:hideMark/>
+          </w:tcPr>
+          <w:p>
+            <w:pPr>
+              <w:jc w:val="center"/>
+              <w:rPr>
+                <w:rFonts w:ascii="Arial Black" w:hAnsi="Arial Black"/>
+                <w:b/>
+                <w:bCs/>
+              </w:rPr>
+            </w:pPr>
+            <w:r>
+              <w:rPr>
+                <w:rFonts w:ascii="Arial Black" w:hAnsi="Arial Black"/>
+                <w:b/>
+                <w:bCs/>
+              </w:rPr>
+              <w:t>Explicación</w:t>
+            </w:r>
+          </w:p>
+        </w:tc>
+      </w:tr>
+      <w:tr>
+        <w:trPr>
+          <w:tblCellSpacing w:w="15" w:type="dxa"/>
+        </w:trPr>
+        <w:tc>
+          <w:tcPr>
+            <w:tcW w:w="0" w:type="auto"/>
+            <w:vAlign w:val="center"/>
+            <w:hideMark/>
+          </w:tcPr>
+          <w:p>
+            <w:pPr>
+              <w:jc w:val="center"/>
+              <w:rPr>
+                <w:rFonts w:ascii="Arial Black" w:hAnsi="Arial Black"/>
+              </w:rPr>
+            </w:pPr>
+            <w:r>
+              <w:rPr>
+                <w:rFonts w:ascii="Arial Black" w:hAnsi="Arial Black"/>
+              </w:rPr>
+              <w:t>Subir proyectos</w:t>
+            </w:r>
+          </w:p>
+        </w:tc>
+        <w:tc>
+          <w:tcPr>
+            <w:tcW w:w="0" w:type="auto"/>
+            <w:vAlign w:val="center"/>
+            <w:hideMark/>
+          </w:tcPr>
+          <w:p>
+            <w:pPr>
+              <w:jc w:val="center"/>
+              <w:rPr>
+                <w:rFonts w:ascii="Arial Black" w:hAnsi="Arial Black"/>
+              </w:rPr>
+            </w:pPr>
+            <w:r>
+              <w:rPr>
+                <w:rFonts w:ascii="Arial Black" w:hAnsi="Arial Black"/>
+              </w:rPr>
+              <w:t>Guardar código online</w:t>
+            </w:r>
+          </w:p>
+        </w:tc>
+      </w:tr>
+      <w:tr>
+        <w:trPr>
+          <w:tblCellSpacing w:w="15" w:type="dxa"/>
+        </w:trPr>
+        <w:tc>
+          <w:tcPr>
+            <w:tcW w:w="0" w:type="auto"/>
+            <w:vAlign w:val="center"/>
+            <w:hideMark/>
+          </w:tcPr>
+          <w:p>
+            <w:pPr>
+              <w:jc w:val="center"/>
+              <w:rPr>
+                <w:rFonts w:ascii="Arial Black" w:hAnsi="Arial Black"/>
+              </w:rPr>
+            </w:pPr>
+            <w:r>
+              <w:rPr>
+                <w:rFonts w:ascii="Arial Black" w:hAnsi="Arial Black"/>
+              </w:rPr>
+              <w:t>Trabajo en equipo</w:t>
+            </w:r>
+          </w:p>
+        </w:tc>
+        <w:tc>
+          <w:tcPr>
+            <w:tcW w:w="0" w:type="auto"/>
+            <w:vAlign w:val="center"/>
+            <w:hideMark/>
+          </w:tcPr>
+          <w:p>
+            <w:pPr>
+              <w:jc w:val="center"/>
+              <w:rPr>
+                <w:rFonts w:ascii="Arial Black" w:hAnsi="Arial Black"/>
+              </w:rPr>
+            </w:pPr>
+            <w:r>
+              <w:rPr>
+                <w:rFonts w:ascii="Arial Black" w:hAnsi="Arial Black"/>
+              </w:rPr>
+              <w:t>Varias personas editan el mismo proyecto</w:t>
+            </w:r>
+          </w:p>
+        </w:tc>
+      </w:tr>
+      <w:tr>
+        <w:trPr>
+          <w:tblCellSpacing w:w="15" w:type="dxa"/>
+        </w:trPr>
+        <w:tc>
+          <w:tcPr>
+            <w:tcW w:w="0" w:type="auto"/>
+            <w:vAlign w:val="center"/>
+            <w:hideMark/>
+          </w:tcPr>
+          <w:p>
+            <w:pPr>
+              <w:jc w:val="center"/>
+              <w:rPr>
+                <w:rFonts w:ascii="Arial Black" w:hAnsi="Arial Black"/>
+              </w:rPr>
+            </w:pPr>
+            <w:r>
+              <w:rPr>
+                <w:rFonts w:ascii="Arial Black" w:hAnsi="Arial Black"/>
+              </w:rPr>
+              <w:t>Issues</w:t>
+            </w:r>
+          </w:p>
+        </w:tc>
+        <w:tc>
+          <w:tcPr>
+            <w:tcW w:w="0" w:type="auto"/>
+            <w:vAlign w:val="center"/>
+            <w:hideMark/>
+          </w:tcPr>
+          <w:p>
+            <w:pPr>
+              <w:jc w:val="center"/>
+              <w:rPr>
+                <w:rFonts w:ascii="Arial Black" w:hAnsi="Arial Black"/>
+              </w:rPr>
+            </w:pPr>
+            <w:r>
+              <w:rPr>
+                <w:rFonts w:ascii="Arial Black" w:hAnsi="Arial Black"/>
+              </w:rPr>
+              <w:t>Reportar errores</w:t>
+            </w:r>
+          </w:p>
+        </w:tc>
+      </w:tr>
+      <w:tr>
+        <w:trPr>
+          <w:tblCellSpacing w:w="15" w:type="dxa"/>
+        </w:trPr>
+        <w:tc>
+          <w:tcPr>
+            <w:tcW w:w="0" w:type="auto"/>
+            <w:vAlign w:val="center"/>
+            <w:hideMark/>
+          </w:tcPr>
+          <w:p>
+            <w:pPr>
+              <w:jc w:val="center"/>
+              <w:rPr>
+                <w:rFonts w:ascii="Arial Black" w:hAnsi="Arial Black"/>
+              </w:rPr>
+            </w:pPr>
+            <w:r>
+              <w:rPr>
+                <w:rFonts w:ascii="Arial Black" w:hAnsi="Arial Black"/>
+              </w:rPr>
+              <w:t xml:space="preserve">Pull </w:t>
+            </w:r>
+            <w:proofErr w:type="spellStart"/>
+            <w:r>
+              <w:rPr>
+                <w:rFonts w:ascii="Arial Black" w:hAnsi="Arial Black"/>
+              </w:rPr>
+              <w:t>Requests</w:t>
+            </w:r>
+            <w:proofErr w:type="spellEnd"/>
+          </w:p>
+        </w:tc>
+        <w:tc>
+          <w:tcPr>
+            <w:tcW w:w="0" w:type="auto"/>
+            <w:vAlign w:val="center"/>
+            <w:hideMark/>
+          </w:tcPr>
+          <w:p>
+            <w:pPr>
+              <w:jc w:val="center"/>
+              <w:rPr>
+                <w:rFonts w:ascii="Arial Black" w:hAnsi="Arial Black"/>
+              </w:rPr>
+            </w:pPr>
+            <w:r>
+              <w:rPr>
+                <w:rFonts w:ascii="Arial Black" w:hAnsi="Arial Black"/>
+              </w:rPr>
+              <w:t>Revisar cambios antes de aceptarlos</w:t>
+            </w:r>
+          </w:p>
+        </w:tc>
+      </w:tr>
+      <w:tr>
+        <w:trPr>
+          <w:tblCellSpacing w:w="15" w:type="dxa"/>
+        </w:trPr>
+        <w:tc>
+          <w:tcPr>
+            <w:tcW w:w="0" w:type="auto"/>
+            <w:vAlign w:val="center"/>
+            <w:hideMark/>
+          </w:tcPr>
+          <w:p>
+            <w:pPr>
+              <w:jc w:val="center"/>
+              <w:rPr>
+                <w:rFonts w:ascii="Arial Black" w:hAnsi="Arial Black"/>
+              </w:rPr>
+            </w:pPr>
+            <w:proofErr w:type="spellStart"/>
+            <w:r>
+              <w:rPr>
+                <w:rFonts w:ascii="Arial Black" w:hAnsi="Arial Black"/>
+              </w:rPr>
+              <w:lastRenderedPageBreak/>
+              <w:t>Backup</w:t>
+            </w:r>
+            <w:proofErr w:type="spellEnd"/>
+          </w:p>
+        </w:tc>
+        <w:tc>
+          <w:tcPr>
+            <w:tcW w:w="0" w:type="auto"/>
+            <w:vAlign w:val="center"/>
+            <w:hideMark/>
+          </w:tcPr>
+          <w:p>
+            <w:pPr>
+              <w:jc w:val="center"/>
+              <w:rPr>
+                <w:rFonts w:ascii="Arial Black" w:hAnsi="Arial Black"/>
+              </w:rPr>
+            </w:pPr>
+            <w:r>
+              <w:rPr>
+                <w:rFonts w:ascii="Arial Black" w:hAnsi="Arial Black"/>
+              </w:rPr>
+              <w:t>Tener copia segura del proyecto</w:t>
+            </w:r>
+          </w:p>
+        </w:tc>
+      </w:tr>
+      <w:tr>
+        <w:trPr>
+          <w:tblCellSpacing w:w="15" w:type="dxa"/>
+        </w:trPr>
+        <w:tc>
+          <w:tcPr>
+            <w:tcW w:w="0" w:type="auto"/>
+            <w:vAlign w:val="center"/>
+            <w:hideMark/>
+          </w:tcPr>
+          <w:p>
+            <w:pPr>
+              <w:jc w:val="center"/>
+              <w:rPr>
+                <w:rFonts w:ascii="Arial Black" w:hAnsi="Arial Black"/>
+              </w:rPr>
+            </w:pPr>
+            <w:r>
+              <w:rPr>
+                <w:rFonts w:ascii="Arial Black" w:hAnsi="Arial Black"/>
+              </w:rPr>
+              <w:t xml:space="preserve">Open </w:t>
+            </w:r>
+            <w:proofErr w:type="spellStart"/>
+            <w:r>
+              <w:rPr>
+                <w:rFonts w:ascii="Arial Black" w:hAnsi="Arial Black"/>
+              </w:rPr>
+              <w:t>Source</w:t>
+            </w:r>
+            <w:proofErr w:type="spellEnd"/>
+          </w:p>
+        </w:tc>
+        <w:tc>
+          <w:tcPr>
+            <w:tcW w:w="0" w:type="auto"/>
+            <w:vAlign w:val="center"/>
+            <w:hideMark/>
+          </w:tcPr>
+          <w:p>
+            <w:pPr>
+              <w:jc w:val="center"/>
+              <w:rPr>
+                <w:rFonts w:ascii="Arial Black" w:hAnsi="Arial Black"/>
+              </w:rPr>
+            </w:pPr>
+            <w:r>
+              <w:rPr>
+                <w:rFonts w:ascii="Arial Black" w:hAnsi="Arial Black"/>
+              </w:rPr>
+              <w:t>Compartir código públicamente</w:t>
+            </w:r>
+          </w:p>
+        </w:tc>
+      </w:tr>
+    </w:tbl>
+    <w:p>
+      <w:pPr>
+        <w:jc w:val="center"/>
+        <w:rPr>
+          <w:rFonts w:ascii="Arial Black" w:hAnsi="Arial Black"/>
+        </w:rPr>
+      </w:pPr>
+      <w:r>
+        <w:rPr>
+          <w:rFonts w:ascii="Arial Black" w:hAnsi="Arial Black"/>
+        </w:rPr>
+        <w:pict w14:anchorId="13CCBD17">
+          <v:rect id="_x0000_i1166" style="width:0;height:1.5pt" o:hralign="center" o:hrstd="t" o:hr="t" fillcolor="#a0a0a0" stroked="f"/>
+        </w:pict>
+      </w:r>
+    </w:p>
+    <w:p>
+      <w:pPr>
+        <w:jc w:val="center"/>
+        <w:rPr>
+          <w:rFonts w:ascii="Arial Black" w:hAnsi="Arial Black"/>
+          <w:b/>
+          <w:bCs/>
+        </w:rPr>
+      </w:pPr>
+      <w:r>
+        <w:rPr>
+          <w:rFonts w:ascii="Arial Black" w:hAnsi="Arial Black"/>
+          <w:b/>
+          <w:bCs/>
+        </w:rPr>
+        <w:t>Diferencia importante</w:t>
+      </w:r>
+    </w:p>
+    <w:tbl>
+      <w:tblPr>
+        <w:tblW w:w="0" w:type="auto"/>
+        <w:tblCellSpacing w:w="15" w:type="dxa"/>
+        <w:tblCellMar>
+          <w:top w:w="15" w:type="dxa"/>
+          <w:left w:w="15" w:type="dxa"/>
+          <w:bottom w:w="15" w:type="dxa"/>
+          <w:right w:w="15" w:type="dxa"/>
+        </w:tblCellMar>
+        <w:tblLook w:val="04A0" w:firstRow="1" w:lastRow="0" w:firstColumn="1" w:lastColumn="0" w:noHBand="0" w:noVBand="1"/>
+      </w:tblPr>
+      <w:tblGrid>
+        <w:gridCol w:w="2555"/>
+        <w:gridCol w:w="2580"/>
+      </w:tblGrid>
+      <w:tr>
+        <w:trPr>
+          <w:tblHeader/>
+          <w:tblCellSpacing w:w="15" w:type="dxa"/>
+        </w:trPr>
+        <w:tc>
+          <w:tcPr>
+            <w:tcW w:w="0" w:type="auto"/>
+            <w:vAlign w:val="center"/>
+            <w:hideMark/>
+          </w:tcPr>
+          <w:p>
+            <w:pPr>
+              <w:jc w:val="center"/>
+              <w:rPr>
+                <w:rFonts w:ascii="Arial Black" w:hAnsi="Arial Black"/>
+                <w:b/>
+                <w:bCs/>
+              </w:rPr>
+            </w:pPr>
+            <w:r>
+              <w:rPr>
+                <w:rFonts w:ascii="Arial Black" w:hAnsi="Arial Black"/>
+                <w:b/>
+                <w:bCs/>
+              </w:rPr>
+              <w:t>Git</w:t>
+            </w:r>
+          </w:p>
+        </w:tc>
+        <w:tc>
+          <w:tcPr>
+            <w:tcW w:w="0" w:type="auto"/>
+            <w:vAlign w:val="center"/>
+            <w:hideMark/>
+          </w:tcPr>
+          <w:p>
+            <w:pPr>
+              <w:jc w:val="center"/>
+              <w:rPr>
+                <w:rFonts w:ascii="Arial Black" w:hAnsi="Arial Black"/>
+                <w:b/>
+                <w:bCs/>
+              </w:rPr>
+            </w:pPr>
+            <w:r>
+              <w:rPr>
+                <w:rFonts w:ascii="Arial Black" w:hAnsi="Arial Black"/>
+                <w:b/>
+                <w:bCs/>
+              </w:rPr>
+              <w:t>GitHub</w:t>
+            </w:r>
+          </w:p>
+        </w:tc>
+      </w:tr>
+      <w:tr>
+        <w:trPr>
+          <w:tblCellSpacing w:w="15" w:type="dxa"/>
+        </w:trPr>
+        <w:tc>
+          <w:tcPr>
+            <w:tcW w:w="0" w:type="auto"/>
+            <w:vAlign w:val="center"/>
+            <w:hideMark/>
+          </w:tcPr>
+          <w:p>
+            <w:pPr>
+              <w:jc w:val="center"/>
+              <w:rPr>
+                <w:rFonts w:ascii="Arial Black" w:hAnsi="Arial Black"/>
+              </w:rPr>
+            </w:pPr>
+            <w:r>
+              <w:rPr>
+                <w:rFonts w:ascii="Arial Black" w:hAnsi="Arial Black"/>
+              </w:rPr>
+              <w:t>Funciona en tu PC</w:t>
+            </w:r>
+          </w:p>
+        </w:tc>
+        <w:tc>
+          <w:tcPr>
+            <w:tcW w:w="0" w:type="auto"/>
+            <w:vAlign w:val="center"/>
+            <w:hideMark/>
+          </w:tcPr>
+          <w:p>
+            <w:pPr>
+              <w:jc w:val="center"/>
+              <w:rPr>
+                <w:rFonts w:ascii="Arial Black" w:hAnsi="Arial Black"/>
+              </w:rPr>
+            </w:pPr>
+            <w:r>
+              <w:rPr>
+                <w:rFonts w:ascii="Arial Black" w:hAnsi="Arial Black"/>
+              </w:rPr>
+              <w:t>Funciona en internet</w:t>
+            </w:r>
+          </w:p>
+        </w:tc>
+      </w:tr>
+      <w:tr>
+        <w:trPr>
+          <w:tblCellSpacing w:w="15" w:type="dxa"/>
+        </w:trPr>
+        <w:tc>
+          <w:tcPr>
+            <w:tcW w:w="0" w:type="auto"/>
+            <w:vAlign w:val="center"/>
+            <w:hideMark/>
+          </w:tcPr>
+          <w:p>
+            <w:pPr>
+              <w:jc w:val="center"/>
+              <w:rPr>
+                <w:rFonts w:ascii="Arial Black" w:hAnsi="Arial Black"/>
+              </w:rPr>
+            </w:pPr>
+            <w:r>
+              <w:rPr>
+                <w:rFonts w:ascii="Arial Black" w:hAnsi="Arial Black"/>
+              </w:rPr>
+              <w:t>Es una herramienta</w:t>
+            </w:r>
+          </w:p>
+        </w:tc>
+        <w:tc>
+          <w:tcPr>
+            <w:tcW w:w="0" w:type="auto"/>
+            <w:vAlign w:val="center"/>
+            <w:hideMark/>
+          </w:tcPr>
+          <w:p>
+            <w:pPr>
+              <w:jc w:val="center"/>
+              <w:rPr>
+                <w:rFonts w:ascii="Arial Black" w:hAnsi="Arial Black"/>
+              </w:rPr>
+            </w:pPr>
+            <w:r>
+              <w:rPr>
+                <w:rFonts w:ascii="Arial Black" w:hAnsi="Arial Black"/>
+              </w:rPr>
+              <w:t>Es una plataforma</w:t>
+            </w:r>
+          </w:p>
+        </w:tc>
+      </w:tr>
+      <w:tr>
+        <w:trPr>
+          <w:tblCellSpacing w:w="15" w:type="dxa"/>
+        </w:trPr>
+        <w:tc>
+          <w:tcPr>
+            <w:tcW w:w="0" w:type="auto"/>
+            <w:vAlign w:val="center"/>
+            <w:hideMark/>
+          </w:tcPr>
+          <w:p>
+            <w:pPr>
+              <w:jc w:val="center"/>
+              <w:rPr>
+                <w:rFonts w:ascii="Arial Black" w:hAnsi="Arial Black"/>
+              </w:rPr>
+            </w:pPr>
+            <w:r>
+              <w:rPr>
+                <w:rFonts w:ascii="Arial Black" w:hAnsi="Arial Black"/>
+              </w:rPr>
+              <w:t>Guarda historial</w:t>
+            </w:r>
+          </w:p>
+        </w:tc>
+        <w:tc>
+          <w:tcPr>
+            <w:tcW w:w="0" w:type="auto"/>
+            <w:vAlign w:val="center"/>
+            <w:hideMark/>
+          </w:tcPr>
+          <w:p>
+            <w:pPr>
+              <w:jc w:val="center"/>
+              <w:rPr>
+                <w:rFonts w:ascii="Arial Black" w:hAnsi="Arial Black"/>
+              </w:rPr>
+            </w:pPr>
+            <w:r>
+              <w:rPr>
+                <w:rFonts w:ascii="Arial Black" w:hAnsi="Arial Black"/>
+              </w:rPr>
+              <w:t>Aloja repositorios</w:t>
+            </w:r>
+          </w:p>
+        </w:tc>
+      </w:tr>
+      <w:tr>
+        <w:trPr>
+          <w:tblCellSpacing w:w="15" w:type="dxa"/>
+        </w:trPr>
+        <w:tc>
+          <w:tcPr>
+            <w:tcW w:w="0" w:type="auto"/>
+            <w:vAlign w:val="center"/>
+            <w:hideMark/>
+          </w:tcPr>
+          <w:p>
+            <w:pPr>
+              <w:jc w:val="center"/>
+              <w:rPr>
+                <w:rFonts w:ascii="Arial Black" w:hAnsi="Arial Black"/>
+              </w:rPr>
+            </w:pPr>
+            <w:r>
+              <w:rPr>
+                <w:rFonts w:ascii="Arial Black" w:hAnsi="Arial Black"/>
+              </w:rPr>
+              <w:t>No necesita internet</w:t>
+            </w:r>
+          </w:p>
+        </w:tc>
+        <w:tc>
+          <w:tcPr>
+            <w:tcW w:w="0" w:type="auto"/>
+            <w:vAlign w:val="center"/>
+            <w:hideMark/>
+          </w:tcPr>
+          <w:p>
+            <w:pPr>
+              <w:jc w:val="center"/>
+              <w:rPr>
+                <w:rFonts w:ascii="Arial Black" w:hAnsi="Arial Black"/>
+              </w:rPr>
+            </w:pPr>
+            <w:r>
+              <w:rPr>
+                <w:rFonts w:ascii="Arial Black" w:hAnsi="Arial Black"/>
+              </w:rPr>
+              <w:t>Sí necesita internet</w:t>
+            </w:r>
+          </w:p>
+        </w:tc>
+      </w:tr>
+    </w:tbl>
+    <w:p>
+      <w:pPr>
+        <w:jc w:val="center"/>
+        <w:rPr>
+          <w:rFonts w:ascii="Arial Black" w:hAnsi="Arial Black"/>
+        </w:rPr>
+      </w:pPr>
+      <w:r>
+        <w:rPr>
+          <w:rFonts w:ascii="Arial Black" w:hAnsi="Arial Black"/>
+        </w:rPr>
+        <w:pict w14:anchorId="307EE277">
+          <v:rect id="_x0000_i1167" style="width:0;height:1.5pt" o:hralign="center" o:hrstd="t" o:hr="t" fillcolor="#a0a0a0" stroked="f"/>
+        </w:pict>
+      </w:r>
+    </w:p>
+    <w:p>
+      <w:pPr>
+        <w:jc w:val="center"/>
+        <w:rPr>
+          <w:rFonts w:ascii="Arial Black" w:hAnsi="Arial Black"/>
+          <w:b/>
+          <w:bCs/>
+        </w:rPr>
+      </w:pPr>
+      <w:r>
+        <w:rPr>
+          <w:rFonts w:ascii="Arial Black" w:hAnsi="Arial Black"/>
+          <w:b/>
+          <w:bCs/>
+        </w:rPr>
+        <w:t>Relación entre ambos</w:t>
+      </w:r>
+    </w:p>
+    <w:p>
+      <w:pPr>
+        <w:jc w:val="center"/>
+        <w:rPr>
+          <w:rFonts w:ascii="Arial Black" w:hAnsi="Arial Black"/>
+        </w:rPr>
+      </w:pPr>
+      <w:r>
+        <w:rPr>
+          <w:rFonts w:ascii="Arial Black" w:hAnsi="Arial Black"/>
+        </w:rPr>
+        <w:t>Tu computadora</w:t>
+      </w:r>
+      <w:r>
+        <w:rPr>
+          <w:rFonts w:ascii="Arial Black" w:hAnsi="Arial Black"/>
+        </w:rPr>
+        <w:br/>
+        <w:t xml:space="preserve">      ↓</w:t>
+      </w:r>
+      <w:r>
+        <w:rPr>
+          <w:rFonts w:ascii="Arial Black" w:hAnsi="Arial Black"/>
+        </w:rPr>
+        <w:br/>
+        <w:t xml:space="preserve">     Git</w:t>
+      </w:r>
+      <w:r>
+        <w:rPr>
+          <w:rFonts w:ascii="Arial Black" w:hAnsi="Arial Black"/>
+        </w:rPr>
+        <w:br/>
+        <w:t>(controla cambios)</w:t>
+      </w:r>
+      <w:r>
+        <w:rPr>
+          <w:rFonts w:ascii="Arial Black" w:hAnsi="Arial Black"/>
+        </w:rPr>
+        <w:br/>
+        <w:t xml:space="preserve">      ↓</w:t>
+      </w:r>
+      <w:r>
+        <w:rPr>
+          <w:rFonts w:ascii="Arial Black" w:hAnsi="Arial Black"/>
+        </w:rPr>
+        <w:br/>
+        <w:t xml:space="preserve">   GitHub</w:t>
+      </w:r>
+      <w:r>
+        <w:rPr>
+          <w:rFonts w:ascii="Arial Black" w:hAnsi="Arial Black"/>
+        </w:rPr>
+        <w:br/>
+        <w:t>(guarda online)</w:t>
+      </w:r>
+    </w:p>
+    <w:p>
+      <w:pPr>
+        <w:jc w:val="center"/>
+        <w:rPr>
+          <w:rFonts w:ascii="Arial Black" w:hAnsi="Arial Black"/>
+        </w:rPr>
+      </w:pPr>
+      <w:r>
+        <w:rPr>
+          <w:rFonts w:ascii="Arial Black" w:hAnsi="Arial Black"/>
+        </w:rPr>
+        <w:pict w14:anchorId="0EC2B12C">
+          <v:rect id="_x0000_i1168" style="width:0;height:1.5pt" o:hralign="center" o:hrstd="t" o:hr="t" fillcolor="#a0a0a0" stroked="f"/>
+        </w:pict>
+      </w:r>
+    </w:p>
+    <w:p>
+      <w:pPr>
+        <w:jc w:val="center"/>
+        <w:rPr>
+          <w:rFonts w:ascii="Arial Black" w:hAnsi="Arial Black"/>
+          <w:b/>
+          <w:bCs/>
+        </w:rPr>
+      </w:pPr>
+      <w:r>
+        <w:rPr>
+          <w:rFonts w:ascii="Arial Black" w:hAnsi="Arial Black"/>
+          <w:b/>
+          <w:bCs/>
+        </w:rPr>
+        <w:t>Ejemplo práctico completo</w:t>
+      </w:r>
+    </w:p>
+    <w:p>
+      <w:pPr>
+        <w:jc w:val="center"/>
+        <w:rPr>
+          <w:rFonts w:ascii="Arial Black" w:hAnsi="Arial Black"/>
+          <w:b/>
+          <w:bCs/>
+        </w:rPr>
+      </w:pPr>
+      <w:r>
+        <w:rPr>
+          <w:rFonts w:ascii="Arial Black" w:hAnsi="Arial Black"/>
+          <w:b/>
+          <w:bCs/>
+        </w:rPr>
+        <w:t>Crear proyecto</w:t>
+      </w:r>
+    </w:p>
+    <w:p>
+      <w:pPr>
+        <w:jc w:val="center"/>
+        <w:rPr>
+          <w:rFonts w:ascii="Arial Black" w:hAnsi="Arial Black"/>
+        </w:rPr>
+      </w:pPr>
+      <w:proofErr w:type="spellStart"/>
+      <w:r>
+        <w:rPr>
+          <w:rFonts w:ascii="Arial Black" w:hAnsi="Arial Black"/>
+        </w:rPr>
+        <w:t>git</w:t>
+      </w:r>
+      <w:proofErr w:type="spellEnd"/>
+      <w:r>
+        <w:rPr>
+          <w:rFonts w:ascii="Arial Black" w:hAnsi="Arial Black"/>
+        </w:rPr>
+        <w:t xml:space="preserve"> </w:t>
+      </w:r>
+      <w:proofErr w:type="spellStart"/>
+      <w:r>
+        <w:rPr>
+          <w:rFonts w:ascii="Arial Black" w:hAnsi="Arial Black"/>
+        </w:rPr>
+        <w:t>init</w:t>
+      </w:r>
+      <w:proofErr w:type="spellEnd"/>
+    </w:p>
+    <w:p>
+      <w:pPr>
+        <w:jc w:val="center"/>
+        <w:rPr>
+          <w:rFonts w:ascii="Arial Black" w:hAnsi="Arial Black"/>
+        </w:rPr>
+      </w:pPr>
+      <w:r>
+        <w:rPr>
+          <w:rFonts w:ascii="Arial Black" w:hAnsi="Arial Black"/>
+        </w:rPr>
+        <w:pict w14:anchorId="5E139277">
+          <v:rect id="_x0000_i1169" style="width:0;height:1.5pt" o:hralign="center" o:hrstd="t" o:hr="t" fillcolor="#a0a0a0" stroked="f"/>
+        </w:pict>
+      </w:r>
+    </w:p>
+    <w:p>
+      <w:pPr>
+        <w:jc w:val="center"/>
+        <w:rPr>
+          <w:rFonts w:ascii="Arial Black" w:hAnsi="Arial Black"/>
+          <w:b/>
+          <w:bCs/>
+        </w:rPr>
+      </w:pPr>
+      <w:r>
+        <w:rPr>
+          <w:rFonts w:ascii="Arial Black" w:hAnsi="Arial Black"/>
+          <w:b/>
+          <w:bCs/>
+        </w:rPr>
+        <w:t>Agregar archivos</w:t>
+      </w:r>
+    </w:p>
+    <w:p>
+      <w:pPr>
+        <w:jc w:val="center"/>
+        <w:rPr>
+          <w:rFonts w:ascii="Arial Black" w:hAnsi="Arial Black"/>
+        </w:rPr>
+      </w:pPr>
+      <w:proofErr w:type="spellStart"/>
+      <w:r>
+        <w:rPr>
+          <w:rFonts w:ascii="Arial Black" w:hAnsi="Arial Black"/>
+        </w:rPr>
+        <w:t>git</w:t>
+      </w:r>
+      <w:proofErr w:type="spellEnd"/>
+      <w:r>
+        <w:rPr>
+          <w:rFonts w:ascii="Arial Black" w:hAnsi="Arial Black"/>
+        </w:rPr>
+        <w:t xml:space="preserve"> </w:t>
+      </w:r>
+      <w:proofErr w:type="spellStart"/>
+      <w:proofErr w:type="gramStart"/>
+      <w:r>
+        <w:rPr>
+          <w:rFonts w:ascii="Arial Black" w:hAnsi="Arial Black"/>
+        </w:rPr>
+        <w:t>add</w:t>
+      </w:r>
+      <w:proofErr w:type="spellEnd"/>
+      <w:r>
+        <w:rPr>
+          <w:rFonts w:ascii="Arial Black" w:hAnsi="Arial Black"/>
+        </w:rPr>
+        <w:t xml:space="preserve"> .</w:t>
+      </w:r>
+      <w:proofErr w:type="gramEnd"/>
+    </w:p>
+    <w:p>
+      <w:pPr>
+        <w:jc w:val="center"/>
+        <w:rPr>
+          <w:rFonts w:ascii="Arial Black" w:hAnsi="Arial Black"/>
+        </w:rPr>
+      </w:pPr>
+      <w:r>
+        <w:rPr>
+          <w:rFonts w:ascii="Arial Black" w:hAnsi="Arial Black"/>
+        </w:rPr>
+        <w:pict w14:anchorId="2FE6C2E3">
+          <v:rect id="_x0000_i1170" style="width:0;height:1.5pt" o:hralign="center" o:hrstd="t" o:hr="t" fillcolor="#a0a0a0" stroked="f"/>
+        </w:pict>
+      </w:r>
+    </w:p>
+    <w:p>
+      <w:pPr>
+        <w:jc w:val="center"/>
+        <w:rPr>
+          <w:rFonts w:ascii="Arial Black" w:hAnsi="Arial Black"/>
+          <w:b/>
+          <w:bCs/>
+        </w:rPr>
+      </w:pPr>
+      <w:r>
+        <w:rPr>
+          <w:rFonts w:ascii="Arial Black" w:hAnsi="Arial Black"/>
+          <w:b/>
+          <w:bCs/>
+        </w:rPr>
+        <w:t xml:space="preserve">Crear </w:t>
+      </w:r>
+      <w:proofErr w:type="spellStart"/>
+      <w:r>
+        <w:rPr>
+          <w:rFonts w:ascii="Arial Black" w:hAnsi="Arial Black"/>
+          <w:b/>
+          <w:bCs/>
+        </w:rPr>
+        <w:t>commit</w:t>
+      </w:r>
+      <w:proofErr w:type="spellEnd"/>
+    </w:p>
+    <w:p>
+      <w:pPr>
+        <w:jc w:val="center"/>
+        <w:rPr>
+          <w:rFonts w:ascii="Arial Black" w:hAnsi="Arial Black"/>
+        </w:rPr>
+      </w:pPr>
+      <w:proofErr w:type="spellStart"/>
+      <w:r>
+        <w:rPr>
+          <w:rFonts w:ascii="Arial Black" w:hAnsi="Arial Black"/>
+        </w:rPr>
+        <w:t>git</w:t>
+      </w:r>
+      <w:proofErr w:type="spellEnd"/>
+      <w:r>
+        <w:rPr>
+          <w:rFonts w:ascii="Arial Black" w:hAnsi="Arial Black"/>
+        </w:rPr>
+        <w:t xml:space="preserve"> </w:t>
+      </w:r>
+      <w:proofErr w:type="spellStart"/>
+      <w:r>
+        <w:rPr>
+          <w:rFonts w:ascii="Arial Black" w:hAnsi="Arial Black"/>
+        </w:rPr>
+        <w:t>commit</w:t>
+      </w:r>
+      <w:proofErr w:type="spellEnd"/>
+      <w:r>
+        <w:rPr>
+          <w:rFonts w:ascii="Arial Black" w:hAnsi="Arial Black"/>
+        </w:rPr>
+        <w:t xml:space="preserve"> -m "Primer </w:t>
+      </w:r>
+      <w:proofErr w:type="spellStart"/>
+      <w:r>
+        <w:rPr>
+          <w:rFonts w:ascii="Arial Black" w:hAnsi="Arial Black"/>
+        </w:rPr>
+        <w:t>commit</w:t>
+      </w:r>
+      <w:proofErr w:type="spellEnd"/>
+      <w:r>
+        <w:rPr>
+          <w:rFonts w:ascii="Arial Black" w:hAnsi="Arial Black"/>
+        </w:rPr>
+        <w:t>"</w:t>
+      </w:r>
+    </w:p>
+    <w:p>
+      <w:pPr>
+        <w:jc w:val="center"/>
+        <w:rPr>
+          <w:rFonts w:ascii="Arial Black" w:hAnsi="Arial Black"/>
+        </w:rPr>
+      </w:pPr>
+      <w:r>
+        <w:rPr>
+          <w:rFonts w:ascii="Arial Black" w:hAnsi="Arial Black"/>
+        </w:rPr>
+        <w:lastRenderedPageBreak/>
+        <w:pict w14:anchorId="42CF4845">
+          <v:rect id="_x0000_i1171" style="width:0;height:1.5pt" o:hralign="center" o:hrstd="t" o:hr="t" fillcolor="#a0a0a0" stroked="f"/>
+        </w:pict>
+      </w:r>
+    </w:p>
+    <w:p>
+      <w:pPr>
+        <w:jc w:val="center"/>
+        <w:rPr>
+          <w:rFonts w:ascii="Arial Black" w:hAnsi="Arial Black"/>
+          <w:b/>
+          <w:bCs/>
+        </w:rPr>
+      </w:pPr>
+      <w:r>
+        <w:rPr>
+          <w:rFonts w:ascii="Arial Black" w:hAnsi="Arial Black"/>
+          <w:b/>
+          <w:bCs/>
+        </w:rPr>
+        <w:t>Conectar con GitHub</w:t>
+      </w:r>
+    </w:p>
+    <w:p>
+      <w:pPr>
+        <w:jc w:val="center"/>
+        <w:rPr>
+          <w:rFonts w:ascii="Arial Black" w:hAnsi="Arial Black"/>
+        </w:rPr>
+      </w:pPr>
+      <w:proofErr w:type="spellStart"/>
+      <w:r>
+        <w:rPr>
+          <w:rFonts w:ascii="Arial Black" w:hAnsi="Arial Black"/>
+        </w:rPr>
+        <w:t>git</w:t>
+      </w:r>
+      <w:proofErr w:type="spellEnd"/>
+      <w:r>
+        <w:rPr>
+          <w:rFonts w:ascii="Arial Black" w:hAnsi="Arial Black"/>
+        </w:rPr>
+        <w:t xml:space="preserve"> remote </w:t>
+      </w:r>
+      <w:proofErr w:type="spellStart"/>
+      <w:r>
+        <w:rPr>
+          <w:rFonts w:ascii="Arial Black" w:hAnsi="Arial Black"/>
+        </w:rPr>
+        <w:t>add</w:t>
+      </w:r>
+      <w:proofErr w:type="spellEnd"/>
+      <w:r>
+        <w:rPr>
+          <w:rFonts w:ascii="Arial Black" w:hAnsi="Arial Black"/>
+        </w:rPr>
+        <w:t xml:space="preserve"> </w:t>
+      </w:r>
+      <w:proofErr w:type="spellStart"/>
+      <w:r>
+        <w:rPr>
+          <w:rFonts w:ascii="Arial Black" w:hAnsi="Arial Black"/>
+        </w:rPr>
+        <w:t>origin</w:t>
+      </w:r>
+      <w:proofErr w:type="spellEnd"/>
+      <w:r>
+        <w:rPr>
+          <w:rFonts w:ascii="Arial Black" w:hAnsi="Arial Black"/>
+        </w:rPr>
+        <w:t xml:space="preserve"> https://github.com/usuario/proyecto.git</w:t>
+      </w:r>
+    </w:p>
+    <w:p>
+      <w:pPr>
+        <w:jc w:val="center"/>
+        <w:rPr>
+          <w:rFonts w:ascii="Arial Black" w:hAnsi="Arial Black"/>
+        </w:rPr>
+      </w:pPr>
+      <w:r>
+        <w:rPr>
+          <w:rFonts w:ascii="Arial Black" w:hAnsi="Arial Black"/>
+        </w:rPr>
+        <w:pict w14:anchorId="251455AF">
+          <v:rect id="_x0000_i1172" style="width:0;height:1.5pt" o:hralign="center" o:hrstd="t" o:hr="t" fillcolor="#a0a0a0" stroked="f"/>
+        </w:pict>
+      </w:r>
+    </w:p>
+    <w:p>
+      <w:pPr>
+        <w:jc w:val="center"/>
+        <w:rPr>
+          <w:rFonts w:ascii="Arial Black" w:hAnsi="Arial Black"/>
+          <w:b/>
+          <w:bCs/>
+        </w:rPr>
+      </w:pPr>
+      <w:r>
+        <w:rPr>
+          <w:rFonts w:ascii="Arial Black" w:hAnsi="Arial Black"/>
+          <w:b/>
+          <w:bCs/>
+        </w:rPr>
+        <w:t>Subir proyecto</w:t>
+      </w:r>
+    </w:p>
+    <w:p>
+      <w:pPr>
+        <w:jc w:val="center"/>
+        <w:rPr>
+          <w:rFonts w:ascii="Arial Black" w:hAnsi="Arial Black"/>
+        </w:rPr>
+      </w:pPr>
+      <w:proofErr w:type="spellStart"/>
+      <w:r>
+        <w:rPr>
+          <w:rFonts w:ascii="Arial Black" w:hAnsi="Arial Black"/>
+        </w:rPr>
+        <w:t>git</w:t>
+      </w:r>
+      <w:proofErr w:type="spellEnd"/>
+      <w:r>
+        <w:rPr>
+          <w:rFonts w:ascii="Arial Black" w:hAnsi="Arial Black"/>
+        </w:rPr>
+        <w:t xml:space="preserve"> </w:t>
+      </w:r>
+      <w:proofErr w:type="spellStart"/>
+      <w:r>
+        <w:rPr>
+          <w:rFonts w:ascii="Arial Black" w:hAnsi="Arial Black"/>
+        </w:rPr>
+        <w:t>push</w:t>
+      </w:r>
+      <w:proofErr w:type="spellEnd"/>
+      <w:r>
+        <w:rPr>
+          <w:rFonts w:ascii="Arial Black" w:hAnsi="Arial Black"/>
+        </w:rPr>
+        <w:t xml:space="preserve"> -u </w:t>
+      </w:r>
+      <w:proofErr w:type="spellStart"/>
+      <w:r>
+        <w:rPr>
+          <w:rFonts w:ascii="Arial Black" w:hAnsi="Arial Black"/>
+        </w:rPr>
+        <w:t>origin</w:t>
+      </w:r>
+      <w:proofErr w:type="spellEnd"/>
+      <w:r>
+        <w:rPr>
+          <w:rFonts w:ascii="Arial Black" w:hAnsi="Arial Black"/>
+        </w:rPr>
+        <w:t xml:space="preserve"> </w:t>
+      </w:r>
+      <w:proofErr w:type="spellStart"/>
+      <w:r>
+        <w:rPr>
+          <w:rFonts w:ascii="Arial Black" w:hAnsi="Arial Black"/>
+        </w:rPr>
+        <w:t>main</w:t>
+      </w:r>
+      <w:proofErr w:type="spellEnd"/>
+    </w:p>
+    <w:p>
+      <w:pPr>
+        <w:jc w:val="center"/>
+        <w:rPr>
+          <w:rFonts w:ascii="Arial Black" w:hAnsi="Arial Black"/>
+        </w:rPr>
+      </w:pPr>
+      <w:r>
+        <w:rPr>
+          <w:rFonts w:ascii="Arial Black" w:hAnsi="Arial Black"/>
+        </w:rPr>
+        <w:pict w14:anchorId="1827F384">
+          <v:rect id="_x0000_i1173" style="width:0;height:1.5pt" o:hralign="center" o:hrstd="t" o:hr="t" fillcolor="#a0a0a0" stroked="f"/>
+        </w:pict>
+      </w:r>
+    </w:p>
+    <w:p>
+      <w:pPr>
+        <w:jc w:val="center"/>
+        <w:rPr>
+          <w:rFonts w:ascii="Arial Black" w:hAnsi="Arial Black"/>
+          <w:b/>
+          <w:bCs/>
+        </w:rPr>
+      </w:pPr>
+      <w:r>
+        <w:rPr>
+          <w:rFonts w:ascii="Arial Black" w:hAnsi="Arial Black"/>
+          <w:b/>
+          <w:bCs/>
+        </w:rPr>
+        <w:t>Conceptos profesionales importantes</w:t>
+      </w:r>
+    </w:p>
+    <w:tbl>
+      <w:tblPr>
+        <w:tblW w:w="0" w:type="auto"/>
+        <w:tblCellSpacing w:w="15" w:type="dxa"/>
+        <w:tblCellMar>
+          <w:top w:w="15" w:type="dxa"/>
+          <w:left w:w="15" w:type="dxa"/>
+          <w:bottom w:w="15" w:type="dxa"/>
+          <w:right w:w="15" w:type="dxa"/>
+        </w:tblCellMar>
+        <w:tblLook w:val="04A0" w:firstRow="1" w:lastRow="0" w:firstColumn="1" w:lastColumn="0" w:noHBand="0" w:noVBand="1"/>
+      </w:tblPr>
+      <w:tblGrid>
+        <w:gridCol w:w="1378"/>
+        <w:gridCol w:w="2700"/>
+      </w:tblGrid>
+      <w:tr>
+        <w:trPr>
+          <w:tblHeader/>
+          <w:tblCellSpacing w:w="15" w:type="dxa"/>
+        </w:trPr>
+        <w:tc>
+          <w:tcPr>
+            <w:tcW w:w="0" w:type="auto"/>
+            <w:vAlign w:val="center"/>
+            <w:hideMark/>
+          </w:tcPr>
+          <w:p>
+            <w:pPr>
+              <w:jc w:val="center"/>
+              <w:rPr>
+                <w:rFonts w:ascii="Arial Black" w:hAnsi="Arial Black"/>
+                <w:b/>
+                <w:bCs/>
+              </w:rPr>
+            </w:pPr>
+            <w:r>
+              <w:rPr>
+                <w:rFonts w:ascii="Arial Black" w:hAnsi="Arial Black"/>
+                <w:b/>
+                <w:bCs/>
+              </w:rPr>
+              <w:t>Concepto</w:t>
+            </w:r>
+          </w:p>
+        </w:tc>
+        <w:tc>
+          <w:tcPr>
+            <w:tcW w:w="0" w:type="auto"/>
+            <w:vAlign w:val="center"/>
+            <w:hideMark/>
+          </w:tcPr>
+          <w:p>
+            <w:pPr>
+              <w:jc w:val="center"/>
+              <w:rPr>
+                <w:rFonts w:ascii="Arial Black" w:hAnsi="Arial Black"/>
+                <w:b/>
+                <w:bCs/>
+              </w:rPr>
+            </w:pPr>
+            <w:r>
+              <w:rPr>
+                <w:rFonts w:ascii="Arial Black" w:hAnsi="Arial Black"/>
+                <w:b/>
+                <w:bCs/>
+              </w:rPr>
+              <w:t>Significado</w:t>
+            </w:r>
+          </w:p>
+        </w:tc>
+      </w:tr>
+      <w:tr>
+        <w:trPr>
+          <w:tblCellSpacing w:w="15" w:type="dxa"/>
+        </w:trPr>
+        <w:tc>
+          <w:tcPr>
+            <w:tcW w:w="0" w:type="auto"/>
+            <w:vAlign w:val="center"/>
+            <w:hideMark/>
+          </w:tcPr>
+          <w:p>
+            <w:pPr>
+              <w:jc w:val="center"/>
+              <w:rPr>
+                <w:rFonts w:ascii="Arial Black" w:hAnsi="Arial Black"/>
+              </w:rPr>
+            </w:pPr>
+            <w:proofErr w:type="spellStart"/>
+            <w:r>
+              <w:rPr>
+                <w:rFonts w:ascii="Arial Black" w:hAnsi="Arial Black"/>
+              </w:rPr>
+              <w:t>Repository</w:t>
+            </w:r>
+            <w:proofErr w:type="spellEnd"/>
+          </w:p>
+        </w:tc>
+        <w:tc>
+          <w:tcPr>
+            <w:tcW w:w="0" w:type="auto"/>
+            <w:vAlign w:val="center"/>
+            <w:hideMark/>
+          </w:tcPr>
+          <w:p>
+            <w:pPr>
+              <w:jc w:val="center"/>
+              <w:rPr>
+                <w:rFonts w:ascii="Arial Black" w:hAnsi="Arial Black"/>
+              </w:rPr>
+            </w:pPr>
+            <w:r>
+              <w:rPr>
+                <w:rFonts w:ascii="Arial Black" w:hAnsi="Arial Black"/>
+              </w:rPr>
+              <w:t>Proyecto Git</w:t>
+            </w:r>
+          </w:p>
+        </w:tc>
+      </w:tr>
+      <w:tr>
+        <w:trPr>
+          <w:tblCellSpacing w:w="15" w:type="dxa"/>
+        </w:trPr>
+        <w:tc>
+          <w:tcPr>
+            <w:tcW w:w="0" w:type="auto"/>
+            <w:vAlign w:val="center"/>
+            <w:hideMark/>
+          </w:tcPr>
+          <w:p>
+            <w:pPr>
+              <w:jc w:val="center"/>
+              <w:rPr>
+                <w:rFonts w:ascii="Arial Black" w:hAnsi="Arial Black"/>
+              </w:rPr>
+            </w:pPr>
+            <w:proofErr w:type="spellStart"/>
+            <w:r>
+              <w:rPr>
+                <w:rFonts w:ascii="Arial Black" w:hAnsi="Arial Black"/>
+              </w:rPr>
+              <w:t>Commit</w:t>
+            </w:r>
+            <w:proofErr w:type="spellEnd"/>
+          </w:p>
+        </w:tc>
+        <w:tc>
+          <w:tcPr>
+            <w:tcW w:w="0" w:type="auto"/>
+            <w:vAlign w:val="center"/>
+            <w:hideMark/>
+          </w:tcPr>
+          <w:p>
+            <w:pPr>
+              <w:jc w:val="center"/>
+              <w:rPr>
+                <w:rFonts w:ascii="Arial Black" w:hAnsi="Arial Black"/>
+              </w:rPr>
+            </w:pPr>
+            <w:r>
+              <w:rPr>
+                <w:rFonts w:ascii="Arial Black" w:hAnsi="Arial Black"/>
+              </w:rPr>
+              <w:t>Versión guardada</w:t>
+            </w:r>
+          </w:p>
+        </w:tc>
+      </w:tr>
+      <w:tr>
+        <w:trPr>
+          <w:tblCellSpacing w:w="15" w:type="dxa"/>
+        </w:trPr>
+        <w:tc>
+          <w:tcPr>
+            <w:tcW w:w="0" w:type="auto"/>
+            <w:vAlign w:val="center"/>
+            <w:hideMark/>
+          </w:tcPr>
+          <w:p>
+            <w:pPr>
+              <w:jc w:val="center"/>
+              <w:rPr>
+                <w:rFonts w:ascii="Arial Black" w:hAnsi="Arial Black"/>
+              </w:rPr>
+            </w:pPr>
+            <w:r>
+              <w:rPr>
+                <w:rFonts w:ascii="Arial Black" w:hAnsi="Arial Black"/>
+              </w:rPr>
+              <w:t>Branch</w:t>
+            </w:r>
+          </w:p>
+        </w:tc>
+        <w:tc>
+          <w:tcPr>
+            <w:tcW w:w="0" w:type="auto"/>
+            <w:vAlign w:val="center"/>
+            <w:hideMark/>
+          </w:tcPr>
+          <w:p>
+            <w:pPr>
+              <w:jc w:val="center"/>
+              <w:rPr>
+                <w:rFonts w:ascii="Arial Black" w:hAnsi="Arial Black"/>
+              </w:rPr>
+            </w:pPr>
+            <w:r>
+              <w:rPr>
+                <w:rFonts w:ascii="Arial Black" w:hAnsi="Arial Black"/>
+              </w:rPr>
+              <w:t>Rama de desarrollo</w:t>
+            </w:r>
+          </w:p>
+        </w:tc>
+      </w:tr>
+      <w:tr>
+        <w:trPr>
+          <w:tblCellSpacing w:w="15" w:type="dxa"/>
+        </w:trPr>
+        <w:tc>
+          <w:tcPr>
+            <w:tcW w:w="0" w:type="auto"/>
+            <w:vAlign w:val="center"/>
+            <w:hideMark/>
+          </w:tcPr>
+          <w:p>
+            <w:pPr>
+              <w:jc w:val="center"/>
+              <w:rPr>
+                <w:rFonts w:ascii="Arial Black" w:hAnsi="Arial Black"/>
+              </w:rPr>
+            </w:pPr>
+            <w:proofErr w:type="spellStart"/>
+            <w:r>
+              <w:rPr>
+                <w:rFonts w:ascii="Arial Black" w:hAnsi="Arial Black"/>
+              </w:rPr>
+              <w:t>Merge</w:t>
+            </w:r>
+            <w:proofErr w:type="spellEnd"/>
+          </w:p>
+        </w:tc>
+        <w:tc>
+          <w:tcPr>
+            <w:tcW w:w="0" w:type="auto"/>
+            <w:vAlign w:val="center"/>
+            <w:hideMark/>
+          </w:tcPr>
+          <w:p>
+            <w:pPr>
+              <w:jc w:val="center"/>
+              <w:rPr>
+                <w:rFonts w:ascii="Arial Black" w:hAnsi="Arial Black"/>
+              </w:rPr>
+            </w:pPr>
+            <w:r>
+              <w:rPr>
+                <w:rFonts w:ascii="Arial Black" w:hAnsi="Arial Black"/>
+              </w:rPr>
+              <w:t>Unión de cambios</w:t>
+            </w:r>
+          </w:p>
+        </w:tc>
+      </w:tr>
+      <w:tr>
+        <w:trPr>
+          <w:tblCellSpacing w:w="15" w:type="dxa"/>
+        </w:trPr>
+        <w:tc>
+          <w:tcPr>
+            <w:tcW w:w="0" w:type="auto"/>
+            <w:vAlign w:val="center"/>
+            <w:hideMark/>
+          </w:tcPr>
+          <w:p>
+            <w:pPr>
+              <w:jc w:val="center"/>
+              <w:rPr>
+                <w:rFonts w:ascii="Arial Black" w:hAnsi="Arial Black"/>
+              </w:rPr>
+            </w:pPr>
+            <w:r>
+              <w:rPr>
+                <w:rFonts w:ascii="Arial Black" w:hAnsi="Arial Black"/>
+              </w:rPr>
+              <w:t>Clone</w:t>
+            </w:r>
+          </w:p>
+        </w:tc>
+        <w:tc>
+          <w:tcPr>
+            <w:tcW w:w="0" w:type="auto"/>
+            <w:vAlign w:val="center"/>
+            <w:hideMark/>
+          </w:tcPr>
+          <w:p>
+            <w:pPr>
+              <w:jc w:val="center"/>
+              <w:rPr>
+                <w:rFonts w:ascii="Arial Black" w:hAnsi="Arial Black"/>
+              </w:rPr>
+            </w:pPr>
+            <w:r>
+              <w:rPr>
+                <w:rFonts w:ascii="Arial Black" w:hAnsi="Arial Black"/>
+              </w:rPr>
+              <w:t>Descargar repositorio</w:t>
+            </w:r>
+          </w:p>
+        </w:tc>
+      </w:tr>
+      <w:tr>
+        <w:trPr>
+          <w:tblCellSpacing w:w="15" w:type="dxa"/>
+        </w:trPr>
+        <w:tc>
+          <w:tcPr>
+            <w:tcW w:w="0" w:type="auto"/>
+            <w:vAlign w:val="center"/>
+            <w:hideMark/>
+          </w:tcPr>
+          <w:p>
+            <w:pPr>
+              <w:jc w:val="center"/>
+              <w:rPr>
+                <w:rFonts w:ascii="Arial Black" w:hAnsi="Arial Black"/>
+              </w:rPr>
+            </w:pPr>
+            <w:r>
+              <w:rPr>
+                <w:rFonts w:ascii="Arial Black" w:hAnsi="Arial Black"/>
+              </w:rPr>
+              <w:t>Push</w:t>
+            </w:r>
+          </w:p>
+        </w:tc>
+        <w:tc>
+          <w:tcPr>
+            <w:tcW w:w="0" w:type="auto"/>
+            <w:vAlign w:val="center"/>
+            <w:hideMark/>
+          </w:tcPr>
+          <w:p>
+            <w:pPr>
+              <w:jc w:val="center"/>
+              <w:rPr>
+                <w:rFonts w:ascii="Arial Black" w:hAnsi="Arial Black"/>
+              </w:rPr>
+            </w:pPr>
+            <w:r>
+              <w:rPr>
+                <w:rFonts w:ascii="Arial Black" w:hAnsi="Arial Black"/>
+              </w:rPr>
+              <w:t>Subir cambios</w:t>
+            </w:r>
+          </w:p>
+        </w:tc>
+      </w:tr>
+      <w:tr>
+        <w:trPr>
+          <w:tblCellSpacing w:w="15" w:type="dxa"/>
+        </w:trPr>
+        <w:tc>
+          <w:tcPr>
+            <w:tcW w:w="0" w:type="auto"/>
+            <w:vAlign w:val="center"/>
+            <w:hideMark/>
+          </w:tcPr>
+          <w:p>
+            <w:pPr>
+              <w:jc w:val="center"/>
+              <w:rPr>
+                <w:rFonts w:ascii="Arial Black" w:hAnsi="Arial Black"/>
+              </w:rPr>
+            </w:pPr>
+            <w:r>
+              <w:rPr>
+                <w:rFonts w:ascii="Arial Black" w:hAnsi="Arial Black"/>
+              </w:rPr>
+              <w:t>Pull</w:t>
+            </w:r>
+          </w:p>
+        </w:tc>
+        <w:tc>
+          <w:tcPr>
+            <w:tcW w:w="0" w:type="auto"/>
+            <w:vAlign w:val="center"/>
+            <w:hideMark/>
+          </w:tcPr>
+          <w:p>
+            <w:pPr>
+              <w:jc w:val="center"/>
+              <w:rPr>
+                <w:rFonts w:ascii="Arial Black" w:hAnsi="Arial Black"/>
+              </w:rPr>
+            </w:pPr>
+            <w:r>
+              <w:rPr>
+                <w:rFonts w:ascii="Arial Black" w:hAnsi="Arial Black"/>
+              </w:rPr>
+              <w:t>Descargar cambios</w:t>
+            </w:r>
+          </w:p>
+        </w:tc>
+      </w:tr>
+      <w:tr>
+        <w:trPr>
+          <w:tblCellSpacing w:w="15" w:type="dxa"/>
+        </w:trPr>
+        <w:tc>
+          <w:tcPr>
+            <w:tcW w:w="0" w:type="auto"/>
+            <w:vAlign w:val="center"/>
+            <w:hideMark/>
+          </w:tcPr>
+          <w:p>
+            <w:pPr>
+              <w:jc w:val="center"/>
+              <w:rPr>
+                <w:rFonts w:ascii="Arial Black" w:hAnsi="Arial Black"/>
+              </w:rPr>
+            </w:pPr>
+            <w:r>
+              <w:rPr>
+                <w:rFonts w:ascii="Arial Black" w:hAnsi="Arial Black"/>
+              </w:rPr>
+              <w:t>Fork</w:t>
+            </w:r>
+          </w:p>
+        </w:tc>
+        <w:tc>
+          <w:tcPr>
+            <w:tcW w:w="0" w:type="auto"/>
+            <w:vAlign w:val="center"/>
+            <w:hideMark/>
+          </w:tcPr>
+          <w:p>
+            <w:pPr>
+              <w:jc w:val="center"/>
+              <w:rPr>
+                <w:rFonts w:ascii="Arial Black" w:hAnsi="Arial Black"/>
+              </w:rPr>
+            </w:pPr>
+            <w:r>
+              <w:rPr>
+                <w:rFonts w:ascii="Arial Black" w:hAnsi="Arial Black"/>
+              </w:rPr>
+              <w:t>Copia de un proyecto</w:t>
+            </w:r>
+          </w:p>
+        </w:tc>
+      </w:tr>
+      <w:tr>
+        <w:trPr>
+          <w:tblCellSpacing w:w="15" w:type="dxa"/>
+        </w:trPr>
+        <w:tc>
+          <w:tcPr>
+            <w:tcW w:w="0" w:type="auto"/>
+            <w:vAlign w:val="center"/>
+            <w:hideMark/>
+          </w:tcPr>
+          <w:p>
+            <w:pPr>
+              <w:jc w:val="center"/>
+              <w:rPr>
+                <w:rFonts w:ascii="Arial Black" w:hAnsi="Arial Black"/>
+              </w:rPr>
+            </w:pPr>
+            <w:r>
+              <w:rPr>
+                <w:rFonts w:ascii="Arial Black" w:hAnsi="Arial Black"/>
+              </w:rPr>
+              <w:t>Remote</w:t>
+            </w:r>
+          </w:p>
+        </w:tc>
+        <w:tc>
+          <w:tcPr>
+            <w:tcW w:w="0" w:type="auto"/>
+            <w:vAlign w:val="center"/>
+            <w:hideMark/>
+          </w:tcPr>
+          <w:p>
+            <w:pPr>
+              <w:jc w:val="center"/>
+              <w:rPr>
+                <w:rFonts w:ascii="Arial Black" w:hAnsi="Arial Black"/>
+              </w:rPr>
+            </w:pPr>
+            <w:r>
+              <w:rPr>
+                <w:rFonts w:ascii="Arial Black" w:hAnsi="Arial Black"/>
+              </w:rPr>
+              <w:t>Repositorio online</w:t>
+            </w:r>
+          </w:p>
+        </w:tc>
+      </w:tr>
+    </w:tbl>
+    <w:p>
+      <w:pPr>
+        <w:jc w:val="center"/>
+        <w:rPr>
+          <w:rFonts w:ascii="Arial Black" w:hAnsi="Arial Black"/>
+        </w:rPr>
+      </w:pPr>
+      <w:r>
+        <w:rPr>
+          <w:rFonts w:ascii="Arial Black" w:hAnsi="Arial Black"/>
+        </w:rPr>
+        <w:pict w14:anchorId="4FB5D9BB">
+          <v:rect id="_x0000_i1174" style="width:0;height:1.5pt" o:hralign="center" o:hrstd="t" o:hr="t" fillcolor="#a0a0a0" stroked="f"/>
+        </w:pict>
+      </w:r>
+    </w:p>
+    <w:p>
+      <w:pPr>
+        <w:jc w:val="center"/>
+        <w:rPr>
+          <w:rFonts w:ascii="Arial Black" w:hAnsi="Arial Black"/>
+          <w:b/>
+          <w:bCs/>
+        </w:rPr>
+      </w:pPr>
+      <w:r>
+        <w:rPr>
+          <w:rFonts w:ascii="Arial Black" w:hAnsi="Arial Black"/>
+          <w:b/>
+          <w:bCs/>
+        </w:rPr>
+        <w:t>¿Por qué Git es tan importante?</w:t>
+      </w:r>
+    </w:p>
+    <w:p>
+      <w:pPr>
+        <w:jc w:val="center"/>
+        <w:rPr>
+          <w:rFonts w:ascii="Arial Black" w:hAnsi="Arial Black"/>
+        </w:rPr>
+      </w:pPr>
+      <w:r>
+        <w:rPr>
+          <w:rFonts w:ascii="Arial Black" w:hAnsi="Arial Black"/>
+        </w:rPr>
+        <w:t>Hoy prácticamente TODAS las empresas de software usan Git.</w:t>
+      </w:r>
+    </w:p>
+    <w:p>
+      <w:pPr>
+        <w:jc w:val="center"/>
+        <w:rPr>
+          <w:rFonts w:ascii="Arial Black" w:hAnsi="Arial Black"/>
+        </w:rPr>
+      </w:pPr>
+      <w:r>
+        <w:rPr>
+          <w:rFonts w:ascii="Arial Black" w:hAnsi="Arial Black"/>
+        </w:rPr>
+        <w:t>Se usa en:</w:t>
+      </w:r>
+    </w:p>
+    <w:p>
+      <w:pPr>
+        <w:numPr>
+          <w:ilvl w:val="0"/>
+          <w:numId w:val="7"/>
+        </w:numPr>
+        <w:jc w:val="center"/>
+        <w:rPr>
+          <w:rFonts w:ascii="Arial Black" w:hAnsi="Arial Black"/>
+        </w:rPr>
+      </w:pPr>
+      <w:r>
+        <w:rPr>
+          <w:rFonts w:ascii="Arial Black" w:hAnsi="Arial Black"/>
+        </w:rPr>
+        <w:t xml:space="preserve">desarrollo web, </w:t>
+      </w:r>
+    </w:p>
+    <w:p>
+      <w:pPr>
+        <w:numPr>
+          <w:ilvl w:val="0"/>
+          <w:numId w:val="7"/>
+        </w:numPr>
+        <w:jc w:val="center"/>
+        <w:rPr>
+          <w:rFonts w:ascii="Arial Black" w:hAnsi="Arial Black"/>
+        </w:rPr>
+      </w:pPr>
+      <w:r>
+        <w:rPr>
+          <w:rFonts w:ascii="Arial Black" w:hAnsi="Arial Black"/>
+        </w:rPr>
+        <w:t xml:space="preserve">videojuegos, </w:t>
+      </w:r>
+    </w:p>
+    <w:p>
+      <w:pPr>
+        <w:numPr>
+          <w:ilvl w:val="0"/>
+          <w:numId w:val="7"/>
+        </w:numPr>
+        <w:jc w:val="center"/>
+        <w:rPr>
+          <w:rFonts w:ascii="Arial Black" w:hAnsi="Arial Black"/>
+        </w:rPr>
+      </w:pPr>
+      <w:r>
+        <w:rPr>
+          <w:rFonts w:ascii="Arial Black" w:hAnsi="Arial Black"/>
+        </w:rPr>
+        <w:t xml:space="preserve">apps móviles, </w:t>
+      </w:r>
+    </w:p>
+    <w:p>
+      <w:pPr>
+        <w:numPr>
+          <w:ilvl w:val="0"/>
+          <w:numId w:val="7"/>
+        </w:numPr>
+        <w:jc w:val="center"/>
+        <w:rPr>
+          <w:rFonts w:ascii="Arial Black" w:hAnsi="Arial Black"/>
+        </w:rPr>
+      </w:pPr>
+      <w:r>
+        <w:rPr>
+          <w:rFonts w:ascii="Arial Black" w:hAnsi="Arial Black"/>
+        </w:rPr>
+        <w:t xml:space="preserve">inteligencia artificial, </w:t>
+      </w:r>
+    </w:p>
+    <w:p>
+      <w:pPr>
+        <w:numPr>
+          <w:ilvl w:val="0"/>
+          <w:numId w:val="7"/>
+        </w:numPr>
+        <w:jc w:val="center"/>
+        <w:rPr>
+          <w:rFonts w:ascii="Arial Black" w:hAnsi="Arial Black"/>
+        </w:rPr>
+      </w:pPr>
+      <w:r>
+        <w:rPr>
+          <w:rFonts w:ascii="Arial Black" w:hAnsi="Arial Black"/>
+        </w:rPr>
+        <w:t xml:space="preserve">ciberseguridad, </w:t>
+      </w:r>
+    </w:p>
+    <w:p>
+      <w:pPr>
+        <w:numPr>
+          <w:ilvl w:val="0"/>
+          <w:numId w:val="7"/>
+        </w:numPr>
+        <w:jc w:val="center"/>
+        <w:rPr>
+          <w:rFonts w:ascii="Arial Black" w:hAnsi="Arial Black"/>
+        </w:rPr>
+      </w:pPr>
+      <w:r>
+        <w:rPr>
+          <w:rFonts w:ascii="Arial Black" w:hAnsi="Arial Black"/>
+        </w:rPr>
+        <w:lastRenderedPageBreak/>
+        <w:t xml:space="preserve">automatización. </w:t>
+      </w:r>
+    </w:p>
+    <w:p>
+      <w:pPr>
+        <w:jc w:val="center"/>
+        <w:rPr>
+          <w:rFonts w:ascii="Arial Black" w:hAnsi="Arial Black"/>
+        </w:rPr>
+      </w:pPr>
+      <w:r>
+        <w:rPr>
+          <w:rFonts w:ascii="Arial Black" w:hAnsi="Arial Black"/>
+        </w:rPr>
+        <w:t>Sin Git, trabajar en proyectos grandes sería un caos.</w:t>
+      </w:r>
+    </w:p>
+    <w:p>
+      <w:pPr>
+        <w:jc w:val="center"/>
+        <w:rPr>
+          <w:rFonts w:ascii="Arial Black" w:hAnsi="Arial Black"/>
+        </w:rPr>
+      </w:pPr>
+      <w:r>
+        <w:rPr>
+          <w:rFonts w:ascii="Arial Black" w:hAnsi="Arial Black"/>
+        </w:rPr>
+        <w:pict w14:anchorId="0E6EBF6A">
+          <v:rect id="_x0000_i1175" style="width:0;height:1.5pt" o:hralign="center" o:hrstd="t" o:hr="t" fillcolor="#a0a0a0" stroked="f"/>
+        </w:pict>
+      </w:r>
+    </w:p>
+    <w:p>
+      <w:pPr>
+        <w:jc w:val="center"/>
+        <w:rPr>
+          <w:rFonts w:ascii="Arial Black" w:hAnsi="Arial Black"/>
+          <w:b/>
+          <w:bCs/>
+        </w:rPr>
+      </w:pPr>
+      <w:r>
+        <w:rPr>
+          <w:rFonts w:ascii="Arial Black" w:hAnsi="Arial Black"/>
+          <w:b/>
+          <w:bCs/>
+        </w:rPr>
+        <w:t>Ejemplo simple para entenderlo rápido</w:t>
+      </w:r>
+    </w:p>
+    <w:p>
+      <w:pPr>
+        <w:jc w:val="center"/>
+        <w:rPr>
+          <w:rFonts w:ascii="Arial Black" w:hAnsi="Arial Black"/>
+          <w:b/>
+          <w:bCs/>
+        </w:rPr>
+      </w:pPr>
+      <w:r>
+        <w:rPr>
+          <w:rFonts w:ascii="Arial Black" w:hAnsi="Arial Black"/>
+          <w:b/>
+          <w:bCs/>
+        </w:rPr>
+        <w:t>Sin Git</w:t>
+      </w:r>
+    </w:p>
+    <w:p>
+      <w:pPr>
+        <w:jc w:val="center"/>
+        <w:rPr>
+          <w:rFonts w:ascii="Arial Black" w:hAnsi="Arial Black"/>
+        </w:rPr>
+      </w:pPr>
+      <w:r>
+        <w:rPr>
+          <w:rFonts w:ascii="Arial Black" w:hAnsi="Arial Black"/>
+        </w:rPr>
+        <w:t>TrabajoFinal_v1</w:t>
+      </w:r>
+      <w:r>
+        <w:rPr>
+          <w:rFonts w:ascii="Arial Black" w:hAnsi="Arial Black"/>
+        </w:rPr>
+        <w:br/>
+        <w:t>TrabajoFinal_v2</w:t>
+      </w:r>
+      <w:r>
+        <w:rPr>
+          <w:rFonts w:ascii="Arial Black" w:hAnsi="Arial Black"/>
+        </w:rPr>
+        <w:br/>
+        <w:t>TrabajoFinal_v2_final</w:t>
+      </w:r>
+      <w:r>
+        <w:rPr>
+          <w:rFonts w:ascii="Arial Black" w:hAnsi="Arial Black"/>
+        </w:rPr>
+        <w:br/>
+      </w:r>
+      <w:proofErr w:type="spellStart"/>
+      <w:r>
+        <w:rPr>
+          <w:rFonts w:ascii="Arial Black" w:hAnsi="Arial Black"/>
+        </w:rPr>
+        <w:t>TrabajoFinal_final_final</w:t>
+      </w:r>
+      <w:proofErr w:type="spellEnd"/>
+    </w:p>
+    <w:p>
+      <w:pPr>
+        <w:jc w:val="center"/>
+        <w:rPr>
+          <w:rFonts w:ascii="Arial Black" w:hAnsi="Arial Black"/>
+        </w:rPr>
+      </w:pPr>
+      <w:r>
+        <w:rPr>
+          <w:rFonts w:ascii="Arial Black" w:hAnsi="Arial Black"/>
+        </w:rPr>
+        <w:t>Caos total.</w:t>
+      </w:r>
+    </w:p>
+    <w:p>
+      <w:pPr>
+        <w:jc w:val="center"/>
+        <w:rPr>
+          <w:rFonts w:ascii="Arial Black" w:hAnsi="Arial Black"/>
+        </w:rPr>
+      </w:pPr>
+      <w:r>
+        <w:rPr>
+          <w:rFonts w:ascii="Arial Black" w:hAnsi="Arial Black"/>
+        </w:rPr>
+        <w:pict w14:anchorId="49B20F3D">
+          <v:rect id="_x0000_i1176" style="width:0;height:1.5pt" o:hralign="center" o:hrstd="t" o:hr="t" fillcolor="#a0a0a0" stroked="f"/>
+        </w:pict>
+      </w:r>
+    </w:p>
+    <w:p>
+      <w:pPr>
+        <w:jc w:val="center"/>
+        <w:rPr>
+          <w:rFonts w:ascii="Arial Black" w:hAnsi="Arial Black"/>
+          <w:b/>
+          <w:bCs/>
+        </w:rPr>
+      </w:pPr>
+      <w:r>
+        <w:rPr>
+          <w:rFonts w:ascii="Arial Black" w:hAnsi="Arial Black"/>
+          <w:b/>
+          <w:bCs/>
+        </w:rPr>
+        <w:t>Con Git</w:t>
+      </w:r>
+    </w:p>
+    <w:p>
+      <w:pPr>
+        <w:jc w:val="center"/>
+        <w:rPr>
+          <w:rFonts w:ascii="Arial Black" w:hAnsi="Arial Black"/>
+        </w:rPr>
+      </w:pPr>
+      <w:proofErr w:type="spellStart"/>
+      <w:r>
+        <w:rPr>
+          <w:rFonts w:ascii="Arial Black" w:hAnsi="Arial Black"/>
+        </w:rPr>
+        <w:t>Commit</w:t>
+      </w:r>
+      <w:proofErr w:type="spellEnd"/>
+      <w:r>
+        <w:rPr>
+          <w:rFonts w:ascii="Arial Black" w:hAnsi="Arial Black"/>
+        </w:rPr>
+        <w:t xml:space="preserve"> 1</w:t>
+      </w:r>
+      <w:r>
+        <w:rPr>
+          <w:rFonts w:ascii="Arial Black" w:hAnsi="Arial Black"/>
+        </w:rPr>
+        <w:br/>
+      </w:r>
+      <w:proofErr w:type="spellStart"/>
+      <w:r>
+        <w:rPr>
+          <w:rFonts w:ascii="Arial Black" w:hAnsi="Arial Black"/>
+        </w:rPr>
+        <w:t>Commit</w:t>
+      </w:r>
+      <w:proofErr w:type="spellEnd"/>
+      <w:r>
+        <w:rPr>
+          <w:rFonts w:ascii="Arial Black" w:hAnsi="Arial Black"/>
+        </w:rPr>
+        <w:t xml:space="preserve"> 2</w:t>
+      </w:r>
+      <w:r>
+        <w:rPr>
+          <w:rFonts w:ascii="Arial Black" w:hAnsi="Arial Black"/>
+        </w:rPr>
+        <w:br/>
+      </w:r>
+      <w:proofErr w:type="spellStart"/>
+      <w:r>
+        <w:rPr>
+          <w:rFonts w:ascii="Arial Black" w:hAnsi="Arial Black"/>
+        </w:rPr>
+        <w:t>Commit</w:t>
+      </w:r>
+      <w:proofErr w:type="spellEnd"/>
+      <w:r>
+        <w:rPr>
+          <w:rFonts w:ascii="Arial Black" w:hAnsi="Arial Black"/>
+        </w:rPr>
+        <w:t xml:space="preserve"> 3</w:t>
+      </w:r>
+    </w:p>
+    <w:p>
+      <w:pPr>
+        <w:jc w:val="center"/>
+        <w:rPr>
+          <w:rFonts w:ascii="Arial Black" w:hAnsi="Arial Black"/>
+        </w:rPr>
+      </w:pPr>
+      <w:r>
+        <w:rPr>
+          <w:rFonts w:ascii="Arial Black" w:hAnsi="Arial Black"/>
+        </w:rPr>
+        <w:t>Todo ordenado y recuperable.</w:t>
+      </w:r>
+    </w:p>
+    <w:p>
+      <w:pPr>
+        <w:jc w:val="center"/>
+        <w:rPr>
+          <w:rFonts w:ascii="Arial Black" w:hAnsi="Arial Black"/>
+        </w:rPr>
+      </w:pPr>
+      <w:r>
+        <w:rPr>
+          <w:rFonts w:ascii="Arial Black" w:hAnsi="Arial Black"/>
+        </w:rPr>
+        <w:pict w14:anchorId="4EFF66CF">
+          <v:rect id="_x0000_i1177" style="width:0;height:1.5pt" o:hralign="center" o:hrstd="t" o:hr="t" fillcolor="#a0a0a0" stroked="f"/>
+        </w:pict>
+      </w:r>
+    </w:p>
+    <w:p>
+      <w:pPr>
+        <w:jc w:val="center"/>
+        <w:rPr>
+          <w:rFonts w:ascii="Arial Black" w:hAnsi="Arial Black"/>
+          <w:b/>
+          <w:bCs/>
+        </w:rPr>
+      </w:pPr>
+      <w:r>
+        <w:rPr>
+          <w:rFonts w:ascii="Arial Black" w:hAnsi="Arial Black"/>
+          <w:b/>
+          <w:bCs/>
+        </w:rPr>
+        <w:t>Resumen final</w:t>
+      </w:r>
+    </w:p>
+    <w:tbl>
+      <w:tblPr>
+        <w:tblW w:w="0" w:type="auto"/>
+        <w:tblCellSpacing w:w="15" w:type="dxa"/>
+        <w:tblCellMar>
+          <w:top w:w="15" w:type="dxa"/>
+          <w:left w:w="15" w:type="dxa"/>
+          <w:bottom w:w="15" w:type="dxa"/>
+          <w:right w:w="15" w:type="dxa"/>
+        </w:tblCellMar>
+        <w:tblLook w:val="04A0" w:firstRow="1" w:lastRow="0" w:firstColumn="1" w:lastColumn="0" w:noHBand="0" w:noVBand="1"/>
+      </w:tblPr>
+      <w:tblGrid>
+        <w:gridCol w:w="1592"/>
+        <w:gridCol w:w="4048"/>
+      </w:tblGrid>
+      <w:tr>
+        <w:trPr>
+          <w:tblHeader/>
+          <w:tblCellSpacing w:w="15" w:type="dxa"/>
+        </w:trPr>
+        <w:tc>
+          <w:tcPr>
+            <w:tcW w:w="0" w:type="auto"/>
+            <w:vAlign w:val="center"/>
+            <w:hideMark/>
+          </w:tcPr>
+          <w:p>
+            <w:pPr>
+              <w:jc w:val="center"/>
+              <w:rPr>
+                <w:rFonts w:ascii="Arial Black" w:hAnsi="Arial Black"/>
+                <w:b/>
+                <w:bCs/>
+              </w:rPr>
+            </w:pPr>
+            <w:r>
+              <w:rPr>
+                <w:rFonts w:ascii="Arial Black" w:hAnsi="Arial Black"/>
+                <w:b/>
+                <w:bCs/>
+              </w:rPr>
+              <w:t>Herramienta</w:t>
+            </w:r>
+          </w:p>
+        </w:tc>
+        <w:tc>
+          <w:tcPr>
+            <w:tcW w:w="0" w:type="auto"/>
+            <w:vAlign w:val="center"/>
+            <w:hideMark/>
+          </w:tcPr>
+          <w:p>
+            <w:pPr>
+              <w:jc w:val="center"/>
+              <w:rPr>
+                <w:rFonts w:ascii="Arial Black" w:hAnsi="Arial Black"/>
+                <w:b/>
+                <w:bCs/>
+              </w:rPr>
+            </w:pPr>
+            <w:r>
+              <w:rPr>
+                <w:rFonts w:ascii="Arial Black" w:hAnsi="Arial Black"/>
+                <w:b/>
+                <w:bCs/>
+              </w:rPr>
+              <w:t>Función</w:t>
+            </w:r>
+          </w:p>
+        </w:tc>
+      </w:tr>
+      <w:tr>
+        <w:trPr>
+          <w:tblCellSpacing w:w="15" w:type="dxa"/>
+        </w:trPr>
+        <w:tc>
+          <w:tcPr>
+            <w:tcW w:w="0" w:type="auto"/>
+            <w:vAlign w:val="center"/>
+            <w:hideMark/>
+          </w:tcPr>
+          <w:p>
+            <w:pPr>
+              <w:jc w:val="center"/>
+              <w:rPr>
+                <w:rFonts w:ascii="Arial Black" w:hAnsi="Arial Black"/>
+              </w:rPr>
+            </w:pPr>
+            <w:r>
+              <w:rPr>
+                <w:rFonts w:ascii="Arial Black" w:hAnsi="Arial Black"/>
+              </w:rPr>
+              <w:t>Git</w:t>
+            </w:r>
+          </w:p>
+        </w:tc>
+        <w:tc>
+          <w:tcPr>
+            <w:tcW w:w="0" w:type="auto"/>
+            <w:vAlign w:val="center"/>
+            <w:hideMark/>
+          </w:tcPr>
+          <w:p>
+            <w:pPr>
+              <w:jc w:val="center"/>
+              <w:rPr>
+                <w:rFonts w:ascii="Arial Black" w:hAnsi="Arial Black"/>
+              </w:rPr>
+            </w:pPr>
+            <w:r>
+              <w:rPr>
+                <w:rFonts w:ascii="Arial Black" w:hAnsi="Arial Black"/>
+              </w:rPr>
+              <w:t>Controla versiones del código</w:t>
+            </w:r>
+          </w:p>
+        </w:tc>
+      </w:tr>
+      <w:tr>
+        <w:trPr>
+          <w:tblCellSpacing w:w="15" w:type="dxa"/>
+        </w:trPr>
+        <w:tc>
+          <w:tcPr>
+            <w:tcW w:w="0" w:type="auto"/>
+            <w:vAlign w:val="center"/>
+            <w:hideMark/>
+          </w:tcPr>
+          <w:p>
+            <w:pPr>
+              <w:jc w:val="center"/>
+              <w:rPr>
+                <w:rFonts w:ascii="Arial Black" w:hAnsi="Arial Black"/>
+              </w:rPr>
+            </w:pPr>
+            <w:r>
+              <w:rPr>
+                <w:rFonts w:ascii="Arial Black" w:hAnsi="Arial Black"/>
+              </w:rPr>
+              <w:t>GitHub</w:t>
+            </w:r>
+          </w:p>
+        </w:tc>
+        <w:tc>
+          <w:tcPr>
+            <w:tcW w:w="0" w:type="auto"/>
+            <w:vAlign w:val="center"/>
+            <w:hideMark/>
+          </w:tcPr>
+          <w:p>
+            <w:pPr>
+              <w:jc w:val="center"/>
+              <w:rPr>
+                <w:rFonts w:ascii="Arial Black" w:hAnsi="Arial Black"/>
+              </w:rPr>
+            </w:pPr>
+            <w:r>
+              <w:rPr>
+                <w:rFonts w:ascii="Arial Black" w:hAnsi="Arial Black"/>
+              </w:rPr>
+              <w:t>Guarda proyectos Git en internet</w:t>
+            </w:r>
+          </w:p>
+        </w:tc>
+      </w:tr>
+    </w:tbl>
+    <w:p>
+      <w:pPr>
+        <w:jc w:val="center"/>
+        <w:rPr>
+          <w:rFonts w:ascii="Arial Black" w:hAnsi="Arial Black"/>
+        </w:rPr>
+      </w:pPr>
+      <w:r>
+        <w:rPr>
+          <w:rFonts w:ascii="Arial Black" w:hAnsi="Arial Black"/>
+        </w:rPr>
+        <w:t>Git = motor</w:t>
+      </w:r>
+      <w:r>
+        <w:rPr>
+          <w:rFonts w:ascii="Arial Black" w:hAnsi="Arial Black"/>
+        </w:rPr>
+        <w:br/>
+        <w:t>GitHub = plataforma online</w:t>
+      </w:r>
+    </w:p>
+    <w:p>
+      <w:pPr>
+        <w:jc w:val="center"/>
+        <w:rPr>
+          <w:rFonts w:ascii="Arial Black" w:hAnsi="Arial Black"/>
+        </w:rPr>
+      </w:pPr>
+      <w:r>
+        <w:rPr>
+          <w:rFonts w:ascii="Arial Black" w:hAnsi="Arial Black"/>
+        </w:rPr>
+        <w:pict w14:anchorId="3717F043">
+          <v:rect id="_x0000_i1178" style="width:0;height:1.5pt" o:hralign="center" o:hrstd="t" o:hr="t" fillcolor="#a0a0a0" stroked="f"/>
+        </w:pict>
+      </w:r>
+    </w:p>
+    <w:p>
+      <w:pPr>
+        <w:jc w:val="center"/>
+        <w:rPr>
+          <w:rFonts w:ascii="Arial Black" w:hAnsi="Arial Black"/>
+          <w:b/>
+          <w:bCs/>
+        </w:rPr>
+      </w:pPr>
+      <w:r>
+        <w:rPr>
+          <w:rFonts w:ascii="Arial Black" w:hAnsi="Arial Black"/>
+          <w:b/>
+          <w:bCs/>
+        </w:rPr>
+        <w:t>Dato importante</w:t>
+      </w:r>
+    </w:p>
+    <w:p>
+      <w:pPr>
+        <w:jc w:val="center"/>
+        <w:rPr>
+          <w:rFonts w:ascii="Arial Black" w:hAnsi="Arial Black"/>
+        </w:rPr>
+      </w:pPr>
+      <w:r>
+        <w:rPr>
+          <w:rFonts w:ascii="Arial Black" w:hAnsi="Arial Black"/>
+        </w:rPr>
+        <w:t>También existen alternativas a GitHub:</w:t>
+      </w:r>
+    </w:p>
+    <w:p>
+      <w:pPr>
+        <w:numPr>
+          <w:ilvl w:val="0"/>
+          <w:numId w:val="8"/>
+        </w:numPr>
+        <w:jc w:val="center"/>
+        <w:rPr>
+          <w:rFonts w:ascii="Arial Black" w:hAnsi="Arial Black"/>
+        </w:rPr>
+      </w:pPr>
+      <w:proofErr w:type="spellStart"/>
+      <w:r>
+        <w:rPr>
+          <w:rFonts w:ascii="Arial Black" w:hAnsi="Arial Black"/>
+        </w:rPr>
+        <w:t>GitLab</w:t>
+      </w:r>
+      <w:proofErr w:type="spellEnd"/>
+      <w:r>
+        <w:rPr>
+          <w:rFonts w:ascii="Arial Black" w:hAnsi="Arial Black"/>
+        </w:rPr>
+        <w:t xml:space="preserve"> </w:t>
+      </w:r>
+    </w:p>
+    <w:p>
+      <w:pPr>
+        <w:numPr>
+          <w:ilvl w:val="0"/>
+          <w:numId w:val="8"/>
+        </w:numPr>
+        <w:jc w:val="center"/>
+        <w:rPr>
+          <w:rFonts w:ascii="Arial Black" w:hAnsi="Arial Black"/>
+        </w:rPr>
+      </w:pPr>
+      <w:proofErr w:type="spellStart"/>
+      <w:r>
+        <w:rPr>
+          <w:rFonts w:ascii="Arial Black" w:hAnsi="Arial Black"/>
+        </w:rPr>
+        <w:t>Bitbucket</w:t>
+      </w:r>
+      <w:proofErr w:type="spellEnd"/>
+      <w:r>
+        <w:rPr>
+          <w:rFonts w:ascii="Arial Black" w:hAnsi="Arial Black"/>
+        </w:rPr>
+        <w:t xml:space="preserve"> </w:t>
+      </w:r>
+    </w:p>
+    <w:p>
+      <w:pPr>
+        <w:jc w:val="center"/>
+        <w:rPr>
+          <w:rFonts w:ascii="Arial Black" w:hAnsi="Arial Black"/>
+        </w:rPr>
+      </w:pPr>
+      <w:r>
+        <w:rPr>
+          <w:rFonts w:ascii="Arial Black" w:hAnsi="Arial Black"/>
+        </w:rPr>
+        <w:t>Pero GitHub es la más usada del mundo actualmente.</w:t>
+      </w:r>
+    </w:p>
+    <w:p>
+      <w:pPr>
+        <w:jc w:val="center"/>
+        <w:rPr>
+          <w:rFonts w:ascii="Arial Black" w:hAnsi="Arial Black"/>
+          <w:u w:val="single"/>
+          <w:lang w:val="es-MX"/>
+        </w:rPr>
+      </w:pPr>
     </w:p>
     <w:p>
       <w:pPr>
@@ -30,6 +4212,1227 @@
     </w:sectPr>
   </w:body>
 </w:document>
+</file>
+
+<file path=word/numbering.xml><?xml version="1.0" encoding="utf-8"?>
+<w:numbering xmlns:wpc="http://schemas.microsoft.com/office/word/2010/wordprocessingCanvas" xmlns:cx="http://schemas.microsoft.com/office/drawing/2014/chartex" xmlns:cx1="http://schemas.microsoft.com/office/drawing/2015/9/8/chartex" xmlns:cx2="http://schemas.microsoft.com/office/drawing/2015/10/21/chartex" xmlns:cx3="http://schemas.microsoft.com/office/drawing/2016/5/9/chartex" xmlns:cx4="http://schemas.microsoft.com/office/drawing/2016/5/10/chartex" xmlns:cx5="http://schemas.microsoft.com/office/drawing/2016/5/11/chartex" xmlns:cx6="http://schemas.microsoft.com/office/drawing/2016/5/12/chartex" xmlns:cx7="http://schemas.microsoft.com/office/drawing/2016/5/13/chartex" xmlns:cx8="http://schemas.microsoft.com/office/drawing/2016/5/14/chartex" xmlns:mc="http://schemas.openxmlformats.org/markup-compatibility/2006" xmlns:aink="http://schemas.microsoft.com/office/drawing/2016/ink" xmlns:am3d="http://schemas.microsoft.com/office/drawing/2017/model3d" xmlns:o="urn:schemas-microsoft-com:office:office" xmlns:oel="http://schemas.microsoft.com/office/2019/extlst" xmlns:r="http://schemas.openxmlformats.org/officeDocument/2006/relationships" xmlns:m="http://schemas.openxmlformats.org/officeDocument/2006/math" xmlns:v="urn:schemas-microsoft-com:vml" xmlns:wp14="http://schemas.microsoft.com/office/word/2010/wordprocessingDrawing" xmlns:wp="http://schemas.openxmlformats.org/drawingml/2006/wordprocessingDrawing" xmlns:w10="urn:schemas-microsoft-com:office:word" xmlns:w="http://schemas.openxmlformats.org/wordprocessingml/2006/main" xmlns:w14="http://schemas.microsoft.com/office/word/2010/wordml" xmlns:w15="http://schemas.microsoft.com/office/word/2012/wordml" xmlns:w16cex="http://schemas.microsoft.com/office/word/2018/wordml/cex" xmlns:w16cid="http://schemas.microsoft.com/office/word/2016/wordml/cid" xmlns:w16="http://schemas.microsoft.com/office/word/2018/wordml" xmlns:w16du="http://schemas.microsoft.com/office/word/2023/wordml/word16du" xmlns:w16sdtdh="http://schemas.microsoft.com/office/word/2020/wordml/sdtdatahash" xmlns:w16sdtfl="http://schemas.microsoft.com/office/word/2024/wordml/sdtformatlock" xmlns:w16se="http://schemas.microsoft.com/office/word/2015/wordml/symex" xmlns:wpg="http://schemas.microsoft.com/office/word/2010/wordprocessingGroup" xmlns:wpi="http://schemas.microsoft.com/office/word/2010/wordprocessingInk" xmlns:wne="http://schemas.microsoft.com/office/word/2006/wordml" xmlns:wps="http://schemas.microsoft.com/office/word/2010/wordprocessingShape" mc:Ignorable="w14 w15 w16se w16cid w16 w16cex w16sdtdh w16sdtfl w16du wp14">
+  <w:abstractNum w:abstractNumId="0" w15:restartNumberingAfterBreak="0">
+    <w:nsid w:val="0D5A59FB"/>
+    <w:multiLevelType w:val="multilevel"/>
+    <w:tmpl w:val="50D2E5AE"/>
+    <w:lvl w:ilvl="0">
+      <w:start w:val="1"/>
+      <w:numFmt w:val="bullet"/>
+      <w:lvlText w:val=""/>
+      <w:lvlJc w:val="left"/>
+      <w:pPr>
+        <w:tabs>
+          <w:tab w:val="num" w:pos="720"/>
+        </w:tabs>
+        <w:ind w:left="720" w:hanging="360"/>
+      </w:pPr>
+      <w:rPr>
+        <w:rFonts w:ascii="Symbol" w:hAnsi="Symbol" w:hint="default"/>
+        <w:sz w:val="20"/>
+      </w:rPr>
+    </w:lvl>
+    <w:lvl w:ilvl="1" w:tentative="1">
+      <w:start w:val="1"/>
+      <w:numFmt w:val="bullet"/>
+      <w:lvlText w:val="o"/>
+      <w:lvlJc w:val="left"/>
+      <w:pPr>
+        <w:tabs>
+          <w:tab w:val="num" w:pos="1440"/>
+        </w:tabs>
+        <w:ind w:left="1440" w:hanging="360"/>
+      </w:pPr>
+      <w:rPr>
+        <w:rFonts w:ascii="Courier New" w:hAnsi="Courier New" w:hint="default"/>
+        <w:sz w:val="20"/>
+      </w:rPr>
+    </w:lvl>
+    <w:lvl w:ilvl="2" w:tentative="1">
+      <w:start w:val="1"/>
+      <w:numFmt w:val="bullet"/>
+      <w:lvlText w:val=""/>
+      <w:lvlJc w:val="left"/>
+      <w:pPr>
+        <w:tabs>
+          <w:tab w:val="num" w:pos="2160"/>
+        </w:tabs>
+        <w:ind w:left="2160" w:hanging="360"/>
+      </w:pPr>
+      <w:rPr>
+        <w:rFonts w:ascii="Wingdings" w:hAnsi="Wingdings" w:hint="default"/>
+        <w:sz w:val="20"/>
+      </w:rPr>
+    </w:lvl>
+    <w:lvl w:ilvl="3" w:tentative="1">
+      <w:start w:val="1"/>
+      <w:numFmt w:val="bullet"/>
+      <w:lvlText w:val=""/>
+      <w:lvlJc w:val="left"/>
+      <w:pPr>
+        <w:tabs>
+          <w:tab w:val="num" w:pos="2880"/>
+        </w:tabs>
+        <w:ind w:left="2880" w:hanging="360"/>
+      </w:pPr>
+      <w:rPr>
+        <w:rFonts w:ascii="Wingdings" w:hAnsi="Wingdings" w:hint="default"/>
+        <w:sz w:val="20"/>
+      </w:rPr>
+    </w:lvl>
+    <w:lvl w:ilvl="4" w:tentative="1">
+      <w:start w:val="1"/>
+      <w:numFmt w:val="bullet"/>
+      <w:lvlText w:val=""/>
+      <w:lvlJc w:val="left"/>
+      <w:pPr>
+        <w:tabs>
+          <w:tab w:val="num" w:pos="3600"/>
+        </w:tabs>
+        <w:ind w:left="3600" w:hanging="360"/>
+      </w:pPr>
+      <w:rPr>
+        <w:rFonts w:ascii="Wingdings" w:hAnsi="Wingdings" w:hint="default"/>
+        <w:sz w:val="20"/>
+      </w:rPr>
+    </w:lvl>
+    <w:lvl w:ilvl="5" w:tentative="1">
+      <w:start w:val="1"/>
+      <w:numFmt w:val="bullet"/>
+      <w:lvlText w:val=""/>
+      <w:lvlJc w:val="left"/>
+      <w:pPr>
+        <w:tabs>
+          <w:tab w:val="num" w:pos="4320"/>
+        </w:tabs>
+        <w:ind w:left="4320" w:hanging="360"/>
+      </w:pPr>
+      <w:rPr>
+        <w:rFonts w:ascii="Wingdings" w:hAnsi="Wingdings" w:hint="default"/>
+        <w:sz w:val="20"/>
+      </w:rPr>
+    </w:lvl>
+    <w:lvl w:ilvl="6" w:tentative="1">
+      <w:start w:val="1"/>
+      <w:numFmt w:val="bullet"/>
+      <w:lvlText w:val=""/>
+      <w:lvlJc w:val="left"/>
+      <w:pPr>
+        <w:tabs>
+          <w:tab w:val="num" w:pos="5040"/>
+        </w:tabs>
+        <w:ind w:left="5040" w:hanging="360"/>
+      </w:pPr>
+      <w:rPr>
+        <w:rFonts w:ascii="Wingdings" w:hAnsi="Wingdings" w:hint="default"/>
+        <w:sz w:val="20"/>
+      </w:rPr>
+    </w:lvl>
+    <w:lvl w:ilvl="7" w:tentative="1">
+      <w:start w:val="1"/>
+      <w:numFmt w:val="bullet"/>
+      <w:lvlText w:val=""/>
+      <w:lvlJc w:val="left"/>
+      <w:pPr>
+        <w:tabs>
+          <w:tab w:val="num" w:pos="5760"/>
+        </w:tabs>
+        <w:ind w:left="5760" w:hanging="360"/>
+      </w:pPr>
+      <w:rPr>
+        <w:rFonts w:ascii="Wingdings" w:hAnsi="Wingdings" w:hint="default"/>
+        <w:sz w:val="20"/>
+      </w:rPr>
+    </w:lvl>
+    <w:lvl w:ilvl="8" w:tentative="1">
+      <w:start w:val="1"/>
+      <w:numFmt w:val="bullet"/>
+      <w:lvlText w:val=""/>
+      <w:lvlJc w:val="left"/>
+      <w:pPr>
+        <w:tabs>
+          <w:tab w:val="num" w:pos="6480"/>
+        </w:tabs>
+        <w:ind w:left="6480" w:hanging="360"/>
+      </w:pPr>
+      <w:rPr>
+        <w:rFonts w:ascii="Wingdings" w:hAnsi="Wingdings" w:hint="default"/>
+        <w:sz w:val="20"/>
+      </w:rPr>
+    </w:lvl>
+  </w:abstractNum>
+  <w:abstractNum w:abstractNumId="1" w15:restartNumberingAfterBreak="0">
+    <w:nsid w:val="11A87F0A"/>
+    <w:multiLevelType w:val="multilevel"/>
+    <w:tmpl w:val="F5BCBD62"/>
+    <w:lvl w:ilvl="0">
+      <w:start w:val="1"/>
+      <w:numFmt w:val="bullet"/>
+      <w:lvlText w:val=""/>
+      <w:lvlJc w:val="left"/>
+      <w:pPr>
+        <w:tabs>
+          <w:tab w:val="num" w:pos="720"/>
+        </w:tabs>
+        <w:ind w:left="720" w:hanging="360"/>
+      </w:pPr>
+      <w:rPr>
+        <w:rFonts w:ascii="Symbol" w:hAnsi="Symbol" w:hint="default"/>
+        <w:sz w:val="20"/>
+      </w:rPr>
+    </w:lvl>
+    <w:lvl w:ilvl="1" w:tentative="1">
+      <w:start w:val="1"/>
+      <w:numFmt w:val="bullet"/>
+      <w:lvlText w:val="o"/>
+      <w:lvlJc w:val="left"/>
+      <w:pPr>
+        <w:tabs>
+          <w:tab w:val="num" w:pos="1440"/>
+        </w:tabs>
+        <w:ind w:left="1440" w:hanging="360"/>
+      </w:pPr>
+      <w:rPr>
+        <w:rFonts w:ascii="Courier New" w:hAnsi="Courier New" w:hint="default"/>
+        <w:sz w:val="20"/>
+      </w:rPr>
+    </w:lvl>
+    <w:lvl w:ilvl="2" w:tentative="1">
+      <w:start w:val="1"/>
+      <w:numFmt w:val="bullet"/>
+      <w:lvlText w:val=""/>
+      <w:lvlJc w:val="left"/>
+      <w:pPr>
+        <w:tabs>
+          <w:tab w:val="num" w:pos="2160"/>
+        </w:tabs>
+        <w:ind w:left="2160" w:hanging="360"/>
+      </w:pPr>
+      <w:rPr>
+        <w:rFonts w:ascii="Wingdings" w:hAnsi="Wingdings" w:hint="default"/>
+        <w:sz w:val="20"/>
+      </w:rPr>
+    </w:lvl>
+    <w:lvl w:ilvl="3" w:tentative="1">
+      <w:start w:val="1"/>
+      <w:numFmt w:val="bullet"/>
+      <w:lvlText w:val=""/>
+      <w:lvlJc w:val="left"/>
+      <w:pPr>
+        <w:tabs>
+          <w:tab w:val="num" w:pos="2880"/>
+        </w:tabs>
+        <w:ind w:left="2880" w:hanging="360"/>
+      </w:pPr>
+      <w:rPr>
+        <w:rFonts w:ascii="Wingdings" w:hAnsi="Wingdings" w:hint="default"/>
+        <w:sz w:val="20"/>
+      </w:rPr>
+    </w:lvl>
+    <w:lvl w:ilvl="4" w:tentative="1">
+      <w:start w:val="1"/>
+      <w:numFmt w:val="bullet"/>
+      <w:lvlText w:val=""/>
+      <w:lvlJc w:val="left"/>
+      <w:pPr>
+        <w:tabs>
+          <w:tab w:val="num" w:pos="3600"/>
+        </w:tabs>
+        <w:ind w:left="3600" w:hanging="360"/>
+      </w:pPr>
+      <w:rPr>
+        <w:rFonts w:ascii="Wingdings" w:hAnsi="Wingdings" w:hint="default"/>
+        <w:sz w:val="20"/>
+      </w:rPr>
+    </w:lvl>
+    <w:lvl w:ilvl="5" w:tentative="1">
+      <w:start w:val="1"/>
+      <w:numFmt w:val="bullet"/>
+      <w:lvlText w:val=""/>
+      <w:lvlJc w:val="left"/>
+      <w:pPr>
+        <w:tabs>
+          <w:tab w:val="num" w:pos="4320"/>
+        </w:tabs>
+        <w:ind w:left="4320" w:hanging="360"/>
+      </w:pPr>
+      <w:rPr>
+        <w:rFonts w:ascii="Wingdings" w:hAnsi="Wingdings" w:hint="default"/>
+        <w:sz w:val="20"/>
+      </w:rPr>
+    </w:lvl>
+    <w:lvl w:ilvl="6" w:tentative="1">
+      <w:start w:val="1"/>
+      <w:numFmt w:val="bullet"/>
+      <w:lvlText w:val=""/>
+      <w:lvlJc w:val="left"/>
+      <w:pPr>
+        <w:tabs>
+          <w:tab w:val="num" w:pos="5040"/>
+        </w:tabs>
+        <w:ind w:left="5040" w:hanging="360"/>
+      </w:pPr>
+      <w:rPr>
+        <w:rFonts w:ascii="Wingdings" w:hAnsi="Wingdings" w:hint="default"/>
+        <w:sz w:val="20"/>
+      </w:rPr>
+    </w:lvl>
+    <w:lvl w:ilvl="7" w:tentative="1">
+      <w:start w:val="1"/>
+      <w:numFmt w:val="bullet"/>
+      <w:lvlText w:val=""/>
+      <w:lvlJc w:val="left"/>
+      <w:pPr>
+        <w:tabs>
+          <w:tab w:val="num" w:pos="5760"/>
+        </w:tabs>
+        <w:ind w:left="5760" w:hanging="360"/>
+      </w:pPr>
+      <w:rPr>
+        <w:rFonts w:ascii="Wingdings" w:hAnsi="Wingdings" w:hint="default"/>
+        <w:sz w:val="20"/>
+      </w:rPr>
+    </w:lvl>
+    <w:lvl w:ilvl="8" w:tentative="1">
+      <w:start w:val="1"/>
+      <w:numFmt w:val="bullet"/>
+      <w:lvlText w:val=""/>
+      <w:lvlJc w:val="left"/>
+      <w:pPr>
+        <w:tabs>
+          <w:tab w:val="num" w:pos="6480"/>
+        </w:tabs>
+        <w:ind w:left="6480" w:hanging="360"/>
+      </w:pPr>
+      <w:rPr>
+        <w:rFonts w:ascii="Wingdings" w:hAnsi="Wingdings" w:hint="default"/>
+        <w:sz w:val="20"/>
+      </w:rPr>
+    </w:lvl>
+  </w:abstractNum>
+  <w:abstractNum w:abstractNumId="2" w15:restartNumberingAfterBreak="0">
+    <w:nsid w:val="14D67B3B"/>
+    <w:multiLevelType w:val="multilevel"/>
+    <w:tmpl w:val="B5029EF6"/>
+    <w:lvl w:ilvl="0">
+      <w:start w:val="1"/>
+      <w:numFmt w:val="bullet"/>
+      <w:lvlText w:val=""/>
+      <w:lvlJc w:val="left"/>
+      <w:pPr>
+        <w:tabs>
+          <w:tab w:val="num" w:pos="720"/>
+        </w:tabs>
+        <w:ind w:left="720" w:hanging="360"/>
+      </w:pPr>
+      <w:rPr>
+        <w:rFonts w:ascii="Symbol" w:hAnsi="Symbol" w:hint="default"/>
+        <w:sz w:val="20"/>
+      </w:rPr>
+    </w:lvl>
+    <w:lvl w:ilvl="1" w:tentative="1">
+      <w:start w:val="1"/>
+      <w:numFmt w:val="bullet"/>
+      <w:lvlText w:val="o"/>
+      <w:lvlJc w:val="left"/>
+      <w:pPr>
+        <w:tabs>
+          <w:tab w:val="num" w:pos="1440"/>
+        </w:tabs>
+        <w:ind w:left="1440" w:hanging="360"/>
+      </w:pPr>
+      <w:rPr>
+        <w:rFonts w:ascii="Courier New" w:hAnsi="Courier New" w:hint="default"/>
+        <w:sz w:val="20"/>
+      </w:rPr>
+    </w:lvl>
+    <w:lvl w:ilvl="2" w:tentative="1">
+      <w:start w:val="1"/>
+      <w:numFmt w:val="bullet"/>
+      <w:lvlText w:val=""/>
+      <w:lvlJc w:val="left"/>
+      <w:pPr>
+        <w:tabs>
+          <w:tab w:val="num" w:pos="2160"/>
+        </w:tabs>
+        <w:ind w:left="2160" w:hanging="360"/>
+      </w:pPr>
+      <w:rPr>
+        <w:rFonts w:ascii="Wingdings" w:hAnsi="Wingdings" w:hint="default"/>
+        <w:sz w:val="20"/>
+      </w:rPr>
+    </w:lvl>
+    <w:lvl w:ilvl="3" w:tentative="1">
+      <w:start w:val="1"/>
+      <w:numFmt w:val="bullet"/>
+      <w:lvlText w:val=""/>
+      <w:lvlJc w:val="left"/>
+      <w:pPr>
+        <w:tabs>
+          <w:tab w:val="num" w:pos="2880"/>
+        </w:tabs>
+        <w:ind w:left="2880" w:hanging="360"/>
+      </w:pPr>
+      <w:rPr>
+        <w:rFonts w:ascii="Wingdings" w:hAnsi="Wingdings" w:hint="default"/>
+        <w:sz w:val="20"/>
+      </w:rPr>
+    </w:lvl>
+    <w:lvl w:ilvl="4" w:tentative="1">
+      <w:start w:val="1"/>
+      <w:numFmt w:val="bullet"/>
+      <w:lvlText w:val=""/>
+      <w:lvlJc w:val="left"/>
+      <w:pPr>
+        <w:tabs>
+          <w:tab w:val="num" w:pos="3600"/>
+        </w:tabs>
+        <w:ind w:left="3600" w:hanging="360"/>
+      </w:pPr>
+      <w:rPr>
+        <w:rFonts w:ascii="Wingdings" w:hAnsi="Wingdings" w:hint="default"/>
+        <w:sz w:val="20"/>
+      </w:rPr>
+    </w:lvl>
+    <w:lvl w:ilvl="5" w:tentative="1">
+      <w:start w:val="1"/>
+      <w:numFmt w:val="bullet"/>
+      <w:lvlText w:val=""/>
+      <w:lvlJc w:val="left"/>
+      <w:pPr>
+        <w:tabs>
+          <w:tab w:val="num" w:pos="4320"/>
+        </w:tabs>
+        <w:ind w:left="4320" w:hanging="360"/>
+      </w:pPr>
+      <w:rPr>
+        <w:rFonts w:ascii="Wingdings" w:hAnsi="Wingdings" w:hint="default"/>
+        <w:sz w:val="20"/>
+      </w:rPr>
+    </w:lvl>
+    <w:lvl w:ilvl="6" w:tentative="1">
+      <w:start w:val="1"/>
+      <w:numFmt w:val="bullet"/>
+      <w:lvlText w:val=""/>
+      <w:lvlJc w:val="left"/>
+      <w:pPr>
+        <w:tabs>
+          <w:tab w:val="num" w:pos="5040"/>
+        </w:tabs>
+        <w:ind w:left="5040" w:hanging="360"/>
+      </w:pPr>
+      <w:rPr>
+        <w:rFonts w:ascii="Wingdings" w:hAnsi="Wingdings" w:hint="default"/>
+        <w:sz w:val="20"/>
+      </w:rPr>
+    </w:lvl>
+    <w:lvl w:ilvl="7" w:tentative="1">
+      <w:start w:val="1"/>
+      <w:numFmt w:val="bullet"/>
+      <w:lvlText w:val=""/>
+      <w:lvlJc w:val="left"/>
+      <w:pPr>
+        <w:tabs>
+          <w:tab w:val="num" w:pos="5760"/>
+        </w:tabs>
+        <w:ind w:left="5760" w:hanging="360"/>
+      </w:pPr>
+      <w:rPr>
+        <w:rFonts w:ascii="Wingdings" w:hAnsi="Wingdings" w:hint="default"/>
+        <w:sz w:val="20"/>
+      </w:rPr>
+    </w:lvl>
+    <w:lvl w:ilvl="8" w:tentative="1">
+      <w:start w:val="1"/>
+      <w:numFmt w:val="bullet"/>
+      <w:lvlText w:val=""/>
+      <w:lvlJc w:val="left"/>
+      <w:pPr>
+        <w:tabs>
+          <w:tab w:val="num" w:pos="6480"/>
+        </w:tabs>
+        <w:ind w:left="6480" w:hanging="360"/>
+      </w:pPr>
+      <w:rPr>
+        <w:rFonts w:ascii="Wingdings" w:hAnsi="Wingdings" w:hint="default"/>
+        <w:sz w:val="20"/>
+      </w:rPr>
+    </w:lvl>
+  </w:abstractNum>
+  <w:abstractNum w:abstractNumId="3" w15:restartNumberingAfterBreak="0">
+    <w:nsid w:val="19B15283"/>
+    <w:multiLevelType w:val="multilevel"/>
+    <w:tmpl w:val="5156C9FA"/>
+    <w:lvl w:ilvl="0">
+      <w:start w:val="1"/>
+      <w:numFmt w:val="bullet"/>
+      <w:lvlText w:val=""/>
+      <w:lvlJc w:val="left"/>
+      <w:pPr>
+        <w:tabs>
+          <w:tab w:val="num" w:pos="720"/>
+        </w:tabs>
+        <w:ind w:left="720" w:hanging="360"/>
+      </w:pPr>
+      <w:rPr>
+        <w:rFonts w:ascii="Symbol" w:hAnsi="Symbol" w:hint="default"/>
+        <w:sz w:val="20"/>
+      </w:rPr>
+    </w:lvl>
+    <w:lvl w:ilvl="1" w:tentative="1">
+      <w:start w:val="1"/>
+      <w:numFmt w:val="bullet"/>
+      <w:lvlText w:val="o"/>
+      <w:lvlJc w:val="left"/>
+      <w:pPr>
+        <w:tabs>
+          <w:tab w:val="num" w:pos="1440"/>
+        </w:tabs>
+        <w:ind w:left="1440" w:hanging="360"/>
+      </w:pPr>
+      <w:rPr>
+        <w:rFonts w:ascii="Courier New" w:hAnsi="Courier New" w:hint="default"/>
+        <w:sz w:val="20"/>
+      </w:rPr>
+    </w:lvl>
+    <w:lvl w:ilvl="2" w:tentative="1">
+      <w:start w:val="1"/>
+      <w:numFmt w:val="bullet"/>
+      <w:lvlText w:val=""/>
+      <w:lvlJc w:val="left"/>
+      <w:pPr>
+        <w:tabs>
+          <w:tab w:val="num" w:pos="2160"/>
+        </w:tabs>
+        <w:ind w:left="2160" w:hanging="360"/>
+      </w:pPr>
+      <w:rPr>
+        <w:rFonts w:ascii="Wingdings" w:hAnsi="Wingdings" w:hint="default"/>
+        <w:sz w:val="20"/>
+      </w:rPr>
+    </w:lvl>
+    <w:lvl w:ilvl="3" w:tentative="1">
+      <w:start w:val="1"/>
+      <w:numFmt w:val="bullet"/>
+      <w:lvlText w:val=""/>
+      <w:lvlJc w:val="left"/>
+      <w:pPr>
+        <w:tabs>
+          <w:tab w:val="num" w:pos="2880"/>
+        </w:tabs>
+        <w:ind w:left="2880" w:hanging="360"/>
+      </w:pPr>
+      <w:rPr>
+        <w:rFonts w:ascii="Wingdings" w:hAnsi="Wingdings" w:hint="default"/>
+        <w:sz w:val="20"/>
+      </w:rPr>
+    </w:lvl>
+    <w:lvl w:ilvl="4" w:tentative="1">
+      <w:start w:val="1"/>
+      <w:numFmt w:val="bullet"/>
+      <w:lvlText w:val=""/>
+      <w:lvlJc w:val="left"/>
+      <w:pPr>
+        <w:tabs>
+          <w:tab w:val="num" w:pos="3600"/>
+        </w:tabs>
+        <w:ind w:left="3600" w:hanging="360"/>
+      </w:pPr>
+      <w:rPr>
+        <w:rFonts w:ascii="Wingdings" w:hAnsi="Wingdings" w:hint="default"/>
+        <w:sz w:val="20"/>
+      </w:rPr>
+    </w:lvl>
+    <w:lvl w:ilvl="5" w:tentative="1">
+      <w:start w:val="1"/>
+      <w:numFmt w:val="bullet"/>
+      <w:lvlText w:val=""/>
+      <w:lvlJc w:val="left"/>
+      <w:pPr>
+        <w:tabs>
+          <w:tab w:val="num" w:pos="4320"/>
+        </w:tabs>
+        <w:ind w:left="4320" w:hanging="360"/>
+      </w:pPr>
+      <w:rPr>
+        <w:rFonts w:ascii="Wingdings" w:hAnsi="Wingdings" w:hint="default"/>
+        <w:sz w:val="20"/>
+      </w:rPr>
+    </w:lvl>
+    <w:lvl w:ilvl="6" w:tentative="1">
+      <w:start w:val="1"/>
+      <w:numFmt w:val="bullet"/>
+      <w:lvlText w:val=""/>
+      <w:lvlJc w:val="left"/>
+      <w:pPr>
+        <w:tabs>
+          <w:tab w:val="num" w:pos="5040"/>
+        </w:tabs>
+        <w:ind w:left="5040" w:hanging="360"/>
+      </w:pPr>
+      <w:rPr>
+        <w:rFonts w:ascii="Wingdings" w:hAnsi="Wingdings" w:hint="default"/>
+        <w:sz w:val="20"/>
+      </w:rPr>
+    </w:lvl>
+    <w:lvl w:ilvl="7" w:tentative="1">
+      <w:start w:val="1"/>
+      <w:numFmt w:val="bullet"/>
+      <w:lvlText w:val=""/>
+      <w:lvlJc w:val="left"/>
+      <w:pPr>
+        <w:tabs>
+          <w:tab w:val="num" w:pos="5760"/>
+        </w:tabs>
+        <w:ind w:left="5760" w:hanging="360"/>
+      </w:pPr>
+      <w:rPr>
+        <w:rFonts w:ascii="Wingdings" w:hAnsi="Wingdings" w:hint="default"/>
+        <w:sz w:val="20"/>
+      </w:rPr>
+    </w:lvl>
+    <w:lvl w:ilvl="8" w:tentative="1">
+      <w:start w:val="1"/>
+      <w:numFmt w:val="bullet"/>
+      <w:lvlText w:val=""/>
+      <w:lvlJc w:val="left"/>
+      <w:pPr>
+        <w:tabs>
+          <w:tab w:val="num" w:pos="6480"/>
+        </w:tabs>
+        <w:ind w:left="6480" w:hanging="360"/>
+      </w:pPr>
+      <w:rPr>
+        <w:rFonts w:ascii="Wingdings" w:hAnsi="Wingdings" w:hint="default"/>
+        <w:sz w:val="20"/>
+      </w:rPr>
+    </w:lvl>
+  </w:abstractNum>
+  <w:abstractNum w:abstractNumId="4" w15:restartNumberingAfterBreak="0">
+    <w:nsid w:val="227347F5"/>
+    <w:multiLevelType w:val="multilevel"/>
+    <w:tmpl w:val="82B4C858"/>
+    <w:lvl w:ilvl="0">
+      <w:start w:val="1"/>
+      <w:numFmt w:val="bullet"/>
+      <w:lvlText w:val=""/>
+      <w:lvlJc w:val="left"/>
+      <w:pPr>
+        <w:tabs>
+          <w:tab w:val="num" w:pos="720"/>
+        </w:tabs>
+        <w:ind w:left="720" w:hanging="360"/>
+      </w:pPr>
+      <w:rPr>
+        <w:rFonts w:ascii="Symbol" w:hAnsi="Symbol" w:hint="default"/>
+        <w:sz w:val="20"/>
+      </w:rPr>
+    </w:lvl>
+    <w:lvl w:ilvl="1" w:tentative="1">
+      <w:start w:val="1"/>
+      <w:numFmt w:val="bullet"/>
+      <w:lvlText w:val="o"/>
+      <w:lvlJc w:val="left"/>
+      <w:pPr>
+        <w:tabs>
+          <w:tab w:val="num" w:pos="1440"/>
+        </w:tabs>
+        <w:ind w:left="1440" w:hanging="360"/>
+      </w:pPr>
+      <w:rPr>
+        <w:rFonts w:ascii="Courier New" w:hAnsi="Courier New" w:hint="default"/>
+        <w:sz w:val="20"/>
+      </w:rPr>
+    </w:lvl>
+    <w:lvl w:ilvl="2" w:tentative="1">
+      <w:start w:val="1"/>
+      <w:numFmt w:val="bullet"/>
+      <w:lvlText w:val=""/>
+      <w:lvlJc w:val="left"/>
+      <w:pPr>
+        <w:tabs>
+          <w:tab w:val="num" w:pos="2160"/>
+        </w:tabs>
+        <w:ind w:left="2160" w:hanging="360"/>
+      </w:pPr>
+      <w:rPr>
+        <w:rFonts w:ascii="Wingdings" w:hAnsi="Wingdings" w:hint="default"/>
+        <w:sz w:val="20"/>
+      </w:rPr>
+    </w:lvl>
+    <w:lvl w:ilvl="3" w:tentative="1">
+      <w:start w:val="1"/>
+      <w:numFmt w:val="bullet"/>
+      <w:lvlText w:val=""/>
+      <w:lvlJc w:val="left"/>
+      <w:pPr>
+        <w:tabs>
+          <w:tab w:val="num" w:pos="2880"/>
+        </w:tabs>
+        <w:ind w:left="2880" w:hanging="360"/>
+      </w:pPr>
+      <w:rPr>
+        <w:rFonts w:ascii="Wingdings" w:hAnsi="Wingdings" w:hint="default"/>
+        <w:sz w:val="20"/>
+      </w:rPr>
+    </w:lvl>
+    <w:lvl w:ilvl="4" w:tentative="1">
+      <w:start w:val="1"/>
+      <w:numFmt w:val="bullet"/>
+      <w:lvlText w:val=""/>
+      <w:lvlJc w:val="left"/>
+      <w:pPr>
+        <w:tabs>
+          <w:tab w:val="num" w:pos="3600"/>
+        </w:tabs>
+        <w:ind w:left="3600" w:hanging="360"/>
+      </w:pPr>
+      <w:rPr>
+        <w:rFonts w:ascii="Wingdings" w:hAnsi="Wingdings" w:hint="default"/>
+        <w:sz w:val="20"/>
+      </w:rPr>
+    </w:lvl>
+    <w:lvl w:ilvl="5" w:tentative="1">
+      <w:start w:val="1"/>
+      <w:numFmt w:val="bullet"/>
+      <w:lvlText w:val=""/>
+      <w:lvlJc w:val="left"/>
+      <w:pPr>
+        <w:tabs>
+          <w:tab w:val="num" w:pos="4320"/>
+        </w:tabs>
+        <w:ind w:left="4320" w:hanging="360"/>
+      </w:pPr>
+      <w:rPr>
+        <w:rFonts w:ascii="Wingdings" w:hAnsi="Wingdings" w:hint="default"/>
+        <w:sz w:val="20"/>
+      </w:rPr>
+    </w:lvl>
+    <w:lvl w:ilvl="6" w:tentative="1">
+      <w:start w:val="1"/>
+      <w:numFmt w:val="bullet"/>
+      <w:lvlText w:val=""/>
+      <w:lvlJc w:val="left"/>
+      <w:pPr>
+        <w:tabs>
+          <w:tab w:val="num" w:pos="5040"/>
+        </w:tabs>
+        <w:ind w:left="5040" w:hanging="360"/>
+      </w:pPr>
+      <w:rPr>
+        <w:rFonts w:ascii="Wingdings" w:hAnsi="Wingdings" w:hint="default"/>
+        <w:sz w:val="20"/>
+      </w:rPr>
+    </w:lvl>
+    <w:lvl w:ilvl="7" w:tentative="1">
+      <w:start w:val="1"/>
+      <w:numFmt w:val="bullet"/>
+      <w:lvlText w:val=""/>
+      <w:lvlJc w:val="left"/>
+      <w:pPr>
+        <w:tabs>
+          <w:tab w:val="num" w:pos="5760"/>
+        </w:tabs>
+        <w:ind w:left="5760" w:hanging="360"/>
+      </w:pPr>
+      <w:rPr>
+        <w:rFonts w:ascii="Wingdings" w:hAnsi="Wingdings" w:hint="default"/>
+        <w:sz w:val="20"/>
+      </w:rPr>
+    </w:lvl>
+    <w:lvl w:ilvl="8" w:tentative="1">
+      <w:start w:val="1"/>
+      <w:numFmt w:val="bullet"/>
+      <w:lvlText w:val=""/>
+      <w:lvlJc w:val="left"/>
+      <w:pPr>
+        <w:tabs>
+          <w:tab w:val="num" w:pos="6480"/>
+        </w:tabs>
+        <w:ind w:left="6480" w:hanging="360"/>
+      </w:pPr>
+      <w:rPr>
+        <w:rFonts w:ascii="Wingdings" w:hAnsi="Wingdings" w:hint="default"/>
+        <w:sz w:val="20"/>
+      </w:rPr>
+    </w:lvl>
+  </w:abstractNum>
+  <w:abstractNum w:abstractNumId="5" w15:restartNumberingAfterBreak="0">
+    <w:nsid w:val="4398537A"/>
+    <w:multiLevelType w:val="multilevel"/>
+    <w:tmpl w:val="8B42021E"/>
+    <w:lvl w:ilvl="0">
+      <w:start w:val="1"/>
+      <w:numFmt w:val="bullet"/>
+      <w:lvlText w:val=""/>
+      <w:lvlJc w:val="left"/>
+      <w:pPr>
+        <w:tabs>
+          <w:tab w:val="num" w:pos="720"/>
+        </w:tabs>
+        <w:ind w:left="720" w:hanging="360"/>
+      </w:pPr>
+      <w:rPr>
+        <w:rFonts w:ascii="Symbol" w:hAnsi="Symbol" w:hint="default"/>
+        <w:sz w:val="20"/>
+      </w:rPr>
+    </w:lvl>
+    <w:lvl w:ilvl="1" w:tentative="1">
+      <w:start w:val="1"/>
+      <w:numFmt w:val="bullet"/>
+      <w:lvlText w:val="o"/>
+      <w:lvlJc w:val="left"/>
+      <w:pPr>
+        <w:tabs>
+          <w:tab w:val="num" w:pos="1440"/>
+        </w:tabs>
+        <w:ind w:left="1440" w:hanging="360"/>
+      </w:pPr>
+      <w:rPr>
+        <w:rFonts w:ascii="Courier New" w:hAnsi="Courier New" w:hint="default"/>
+        <w:sz w:val="20"/>
+      </w:rPr>
+    </w:lvl>
+    <w:lvl w:ilvl="2" w:tentative="1">
+      <w:start w:val="1"/>
+      <w:numFmt w:val="bullet"/>
+      <w:lvlText w:val=""/>
+      <w:lvlJc w:val="left"/>
+      <w:pPr>
+        <w:tabs>
+          <w:tab w:val="num" w:pos="2160"/>
+        </w:tabs>
+        <w:ind w:left="2160" w:hanging="360"/>
+      </w:pPr>
+      <w:rPr>
+        <w:rFonts w:ascii="Wingdings" w:hAnsi="Wingdings" w:hint="default"/>
+        <w:sz w:val="20"/>
+      </w:rPr>
+    </w:lvl>
+    <w:lvl w:ilvl="3" w:tentative="1">
+      <w:start w:val="1"/>
+      <w:numFmt w:val="bullet"/>
+      <w:lvlText w:val=""/>
+      <w:lvlJc w:val="left"/>
+      <w:pPr>
+        <w:tabs>
+          <w:tab w:val="num" w:pos="2880"/>
+        </w:tabs>
+        <w:ind w:left="2880" w:hanging="360"/>
+      </w:pPr>
+      <w:rPr>
+        <w:rFonts w:ascii="Wingdings" w:hAnsi="Wingdings" w:hint="default"/>
+        <w:sz w:val="20"/>
+      </w:rPr>
+    </w:lvl>
+    <w:lvl w:ilvl="4" w:tentative="1">
+      <w:start w:val="1"/>
+      <w:numFmt w:val="bullet"/>
+      <w:lvlText w:val=""/>
+      <w:lvlJc w:val="left"/>
+      <w:pPr>
+        <w:tabs>
+          <w:tab w:val="num" w:pos="3600"/>
+        </w:tabs>
+        <w:ind w:left="3600" w:hanging="360"/>
+      </w:pPr>
+      <w:rPr>
+        <w:rFonts w:ascii="Wingdings" w:hAnsi="Wingdings" w:hint="default"/>
+        <w:sz w:val="20"/>
+      </w:rPr>
+    </w:lvl>
+    <w:lvl w:ilvl="5" w:tentative="1">
+      <w:start w:val="1"/>
+      <w:numFmt w:val="bullet"/>
+      <w:lvlText w:val=""/>
+      <w:lvlJc w:val="left"/>
+      <w:pPr>
+        <w:tabs>
+          <w:tab w:val="num" w:pos="4320"/>
+        </w:tabs>
+        <w:ind w:left="4320" w:hanging="360"/>
+      </w:pPr>
+      <w:rPr>
+        <w:rFonts w:ascii="Wingdings" w:hAnsi="Wingdings" w:hint="default"/>
+        <w:sz w:val="20"/>
+      </w:rPr>
+    </w:lvl>
+    <w:lvl w:ilvl="6" w:tentative="1">
+      <w:start w:val="1"/>
+      <w:numFmt w:val="bullet"/>
+      <w:lvlText w:val=""/>
+      <w:lvlJc w:val="left"/>
+      <w:pPr>
+        <w:tabs>
+          <w:tab w:val="num" w:pos="5040"/>
+        </w:tabs>
+        <w:ind w:left="5040" w:hanging="360"/>
+      </w:pPr>
+      <w:rPr>
+        <w:rFonts w:ascii="Wingdings" w:hAnsi="Wingdings" w:hint="default"/>
+        <w:sz w:val="20"/>
+      </w:rPr>
+    </w:lvl>
+    <w:lvl w:ilvl="7" w:tentative="1">
+      <w:start w:val="1"/>
+      <w:numFmt w:val="bullet"/>
+      <w:lvlText w:val=""/>
+      <w:lvlJc w:val="left"/>
+      <w:pPr>
+        <w:tabs>
+          <w:tab w:val="num" w:pos="5760"/>
+        </w:tabs>
+        <w:ind w:left="5760" w:hanging="360"/>
+      </w:pPr>
+      <w:rPr>
+        <w:rFonts w:ascii="Wingdings" w:hAnsi="Wingdings" w:hint="default"/>
+        <w:sz w:val="20"/>
+      </w:rPr>
+    </w:lvl>
+    <w:lvl w:ilvl="8" w:tentative="1">
+      <w:start w:val="1"/>
+      <w:numFmt w:val="bullet"/>
+      <w:lvlText w:val=""/>
+      <w:lvlJc w:val="left"/>
+      <w:pPr>
+        <w:tabs>
+          <w:tab w:val="num" w:pos="6480"/>
+        </w:tabs>
+        <w:ind w:left="6480" w:hanging="360"/>
+      </w:pPr>
+      <w:rPr>
+        <w:rFonts w:ascii="Wingdings" w:hAnsi="Wingdings" w:hint="default"/>
+        <w:sz w:val="20"/>
+      </w:rPr>
+    </w:lvl>
+  </w:abstractNum>
+  <w:abstractNum w:abstractNumId="6" w15:restartNumberingAfterBreak="0">
+    <w:nsid w:val="609F095A"/>
+    <w:multiLevelType w:val="multilevel"/>
+    <w:tmpl w:val="CBB6BCA4"/>
+    <w:lvl w:ilvl="0">
+      <w:start w:val="1"/>
+      <w:numFmt w:val="bullet"/>
+      <w:lvlText w:val=""/>
+      <w:lvlJc w:val="left"/>
+      <w:pPr>
+        <w:tabs>
+          <w:tab w:val="num" w:pos="720"/>
+        </w:tabs>
+        <w:ind w:left="720" w:hanging="360"/>
+      </w:pPr>
+      <w:rPr>
+        <w:rFonts w:ascii="Symbol" w:hAnsi="Symbol" w:hint="default"/>
+        <w:sz w:val="20"/>
+      </w:rPr>
+    </w:lvl>
+    <w:lvl w:ilvl="1" w:tentative="1">
+      <w:start w:val="1"/>
+      <w:numFmt w:val="bullet"/>
+      <w:lvlText w:val="o"/>
+      <w:lvlJc w:val="left"/>
+      <w:pPr>
+        <w:tabs>
+          <w:tab w:val="num" w:pos="1440"/>
+        </w:tabs>
+        <w:ind w:left="1440" w:hanging="360"/>
+      </w:pPr>
+      <w:rPr>
+        <w:rFonts w:ascii="Courier New" w:hAnsi="Courier New" w:hint="default"/>
+        <w:sz w:val="20"/>
+      </w:rPr>
+    </w:lvl>
+    <w:lvl w:ilvl="2" w:tentative="1">
+      <w:start w:val="1"/>
+      <w:numFmt w:val="bullet"/>
+      <w:lvlText w:val=""/>
+      <w:lvlJc w:val="left"/>
+      <w:pPr>
+        <w:tabs>
+          <w:tab w:val="num" w:pos="2160"/>
+        </w:tabs>
+        <w:ind w:left="2160" w:hanging="360"/>
+      </w:pPr>
+      <w:rPr>
+        <w:rFonts w:ascii="Wingdings" w:hAnsi="Wingdings" w:hint="default"/>
+        <w:sz w:val="20"/>
+      </w:rPr>
+    </w:lvl>
+    <w:lvl w:ilvl="3" w:tentative="1">
+      <w:start w:val="1"/>
+      <w:numFmt w:val="bullet"/>
+      <w:lvlText w:val=""/>
+      <w:lvlJc w:val="left"/>
+      <w:pPr>
+        <w:tabs>
+          <w:tab w:val="num" w:pos="2880"/>
+        </w:tabs>
+        <w:ind w:left="2880" w:hanging="360"/>
+      </w:pPr>
+      <w:rPr>
+        <w:rFonts w:ascii="Wingdings" w:hAnsi="Wingdings" w:hint="default"/>
+        <w:sz w:val="20"/>
+      </w:rPr>
+    </w:lvl>
+    <w:lvl w:ilvl="4" w:tentative="1">
+      <w:start w:val="1"/>
+      <w:numFmt w:val="bullet"/>
+      <w:lvlText w:val=""/>
+      <w:lvlJc w:val="left"/>
+      <w:pPr>
+        <w:tabs>
+          <w:tab w:val="num" w:pos="3600"/>
+        </w:tabs>
+        <w:ind w:left="3600" w:hanging="360"/>
+      </w:pPr>
+      <w:rPr>
+        <w:rFonts w:ascii="Wingdings" w:hAnsi="Wingdings" w:hint="default"/>
+        <w:sz w:val="20"/>
+      </w:rPr>
+    </w:lvl>
+    <w:lvl w:ilvl="5" w:tentative="1">
+      <w:start w:val="1"/>
+      <w:numFmt w:val="bullet"/>
+      <w:lvlText w:val=""/>
+      <w:lvlJc w:val="left"/>
+      <w:pPr>
+        <w:tabs>
+          <w:tab w:val="num" w:pos="4320"/>
+        </w:tabs>
+        <w:ind w:left="4320" w:hanging="360"/>
+      </w:pPr>
+      <w:rPr>
+        <w:rFonts w:ascii="Wingdings" w:hAnsi="Wingdings" w:hint="default"/>
+        <w:sz w:val="20"/>
+      </w:rPr>
+    </w:lvl>
+    <w:lvl w:ilvl="6" w:tentative="1">
+      <w:start w:val="1"/>
+      <w:numFmt w:val="bullet"/>
+      <w:lvlText w:val=""/>
+      <w:lvlJc w:val="left"/>
+      <w:pPr>
+        <w:tabs>
+          <w:tab w:val="num" w:pos="5040"/>
+        </w:tabs>
+        <w:ind w:left="5040" w:hanging="360"/>
+      </w:pPr>
+      <w:rPr>
+        <w:rFonts w:ascii="Wingdings" w:hAnsi="Wingdings" w:hint="default"/>
+        <w:sz w:val="20"/>
+      </w:rPr>
+    </w:lvl>
+    <w:lvl w:ilvl="7" w:tentative="1">
+      <w:start w:val="1"/>
+      <w:numFmt w:val="bullet"/>
+      <w:lvlText w:val=""/>
+      <w:lvlJc w:val="left"/>
+      <w:pPr>
+        <w:tabs>
+          <w:tab w:val="num" w:pos="5760"/>
+        </w:tabs>
+        <w:ind w:left="5760" w:hanging="360"/>
+      </w:pPr>
+      <w:rPr>
+        <w:rFonts w:ascii="Wingdings" w:hAnsi="Wingdings" w:hint="default"/>
+        <w:sz w:val="20"/>
+      </w:rPr>
+    </w:lvl>
+    <w:lvl w:ilvl="8" w:tentative="1">
+      <w:start w:val="1"/>
+      <w:numFmt w:val="bullet"/>
+      <w:lvlText w:val=""/>
+      <w:lvlJc w:val="left"/>
+      <w:pPr>
+        <w:tabs>
+          <w:tab w:val="num" w:pos="6480"/>
+        </w:tabs>
+        <w:ind w:left="6480" w:hanging="360"/>
+      </w:pPr>
+      <w:rPr>
+        <w:rFonts w:ascii="Wingdings" w:hAnsi="Wingdings" w:hint="default"/>
+        <w:sz w:val="20"/>
+      </w:rPr>
+    </w:lvl>
+  </w:abstractNum>
+  <w:abstractNum w:abstractNumId="7" w15:restartNumberingAfterBreak="0">
+    <w:nsid w:val="6F630456"/>
+    <w:multiLevelType w:val="multilevel"/>
+    <w:tmpl w:val="07C8D342"/>
+    <w:lvl w:ilvl="0">
+      <w:start w:val="1"/>
+      <w:numFmt w:val="bullet"/>
+      <w:lvlText w:val=""/>
+      <w:lvlJc w:val="left"/>
+      <w:pPr>
+        <w:tabs>
+          <w:tab w:val="num" w:pos="720"/>
+        </w:tabs>
+        <w:ind w:left="720" w:hanging="360"/>
+      </w:pPr>
+      <w:rPr>
+        <w:rFonts w:ascii="Symbol" w:hAnsi="Symbol" w:hint="default"/>
+        <w:sz w:val="20"/>
+      </w:rPr>
+    </w:lvl>
+    <w:lvl w:ilvl="1" w:tentative="1">
+      <w:start w:val="1"/>
+      <w:numFmt w:val="bullet"/>
+      <w:lvlText w:val="o"/>
+      <w:lvlJc w:val="left"/>
+      <w:pPr>
+        <w:tabs>
+          <w:tab w:val="num" w:pos="1440"/>
+        </w:tabs>
+        <w:ind w:left="1440" w:hanging="360"/>
+      </w:pPr>
+      <w:rPr>
+        <w:rFonts w:ascii="Courier New" w:hAnsi="Courier New" w:hint="default"/>
+        <w:sz w:val="20"/>
+      </w:rPr>
+    </w:lvl>
+    <w:lvl w:ilvl="2" w:tentative="1">
+      <w:start w:val="1"/>
+      <w:numFmt w:val="bullet"/>
+      <w:lvlText w:val=""/>
+      <w:lvlJc w:val="left"/>
+      <w:pPr>
+        <w:tabs>
+          <w:tab w:val="num" w:pos="2160"/>
+        </w:tabs>
+        <w:ind w:left="2160" w:hanging="360"/>
+      </w:pPr>
+      <w:rPr>
+        <w:rFonts w:ascii="Wingdings" w:hAnsi="Wingdings" w:hint="default"/>
+        <w:sz w:val="20"/>
+      </w:rPr>
+    </w:lvl>
+    <w:lvl w:ilvl="3" w:tentative="1">
+      <w:start w:val="1"/>
+      <w:numFmt w:val="bullet"/>
+      <w:lvlText w:val=""/>
+      <w:lvlJc w:val="left"/>
+      <w:pPr>
+        <w:tabs>
+          <w:tab w:val="num" w:pos="2880"/>
+        </w:tabs>
+        <w:ind w:left="2880" w:hanging="360"/>
+      </w:pPr>
+      <w:rPr>
+        <w:rFonts w:ascii="Wingdings" w:hAnsi="Wingdings" w:hint="default"/>
+        <w:sz w:val="20"/>
+      </w:rPr>
+    </w:lvl>
+    <w:lvl w:ilvl="4" w:tentative="1">
+      <w:start w:val="1"/>
+      <w:numFmt w:val="bullet"/>
+      <w:lvlText w:val=""/>
+      <w:lvlJc w:val="left"/>
+      <w:pPr>
+        <w:tabs>
+          <w:tab w:val="num" w:pos="3600"/>
+        </w:tabs>
+        <w:ind w:left="3600" w:hanging="360"/>
+      </w:pPr>
+      <w:rPr>
+        <w:rFonts w:ascii="Wingdings" w:hAnsi="Wingdings" w:hint="default"/>
+        <w:sz w:val="20"/>
+      </w:rPr>
+    </w:lvl>
+    <w:lvl w:ilvl="5" w:tentative="1">
+      <w:start w:val="1"/>
+      <w:numFmt w:val="bullet"/>
+      <w:lvlText w:val=""/>
+      <w:lvlJc w:val="left"/>
+      <w:pPr>
+        <w:tabs>
+          <w:tab w:val="num" w:pos="4320"/>
+        </w:tabs>
+        <w:ind w:left="4320" w:hanging="360"/>
+      </w:pPr>
+      <w:rPr>
+        <w:rFonts w:ascii="Wingdings" w:hAnsi="Wingdings" w:hint="default"/>
+        <w:sz w:val="20"/>
+      </w:rPr>
+    </w:lvl>
+    <w:lvl w:ilvl="6" w:tentative="1">
+      <w:start w:val="1"/>
+      <w:numFmt w:val="bullet"/>
+      <w:lvlText w:val=""/>
+      <w:lvlJc w:val="left"/>
+      <w:pPr>
+        <w:tabs>
+          <w:tab w:val="num" w:pos="5040"/>
+        </w:tabs>
+        <w:ind w:left="5040" w:hanging="360"/>
+      </w:pPr>
+      <w:rPr>
+        <w:rFonts w:ascii="Wingdings" w:hAnsi="Wingdings" w:hint="default"/>
+        <w:sz w:val="20"/>
+      </w:rPr>
+    </w:lvl>
+    <w:lvl w:ilvl="7" w:tentative="1">
+      <w:start w:val="1"/>
+      <w:numFmt w:val="bullet"/>
+      <w:lvlText w:val=""/>
+      <w:lvlJc w:val="left"/>
+      <w:pPr>
+        <w:tabs>
+          <w:tab w:val="num" w:pos="5760"/>
+        </w:tabs>
+        <w:ind w:left="5760" w:hanging="360"/>
+      </w:pPr>
+      <w:rPr>
+        <w:rFonts w:ascii="Wingdings" w:hAnsi="Wingdings" w:hint="default"/>
+        <w:sz w:val="20"/>
+      </w:rPr>
+    </w:lvl>
+    <w:lvl w:ilvl="8" w:tentative="1">
+      <w:start w:val="1"/>
+      <w:numFmt w:val="bullet"/>
+      <w:lvlText w:val=""/>
+      <w:lvlJc w:val="left"/>
+      <w:pPr>
+        <w:tabs>
+          <w:tab w:val="num" w:pos="6480"/>
+        </w:tabs>
+        <w:ind w:left="6480" w:hanging="360"/>
+      </w:pPr>
+      <w:rPr>
+        <w:rFonts w:ascii="Wingdings" w:hAnsi="Wingdings" w:hint="default"/>
+        <w:sz w:val="20"/>
+      </w:rPr>
+    </w:lvl>
+  </w:abstractNum>
+  <w:num w:numId="1" w16cid:durableId="1556115645">
+    <w:abstractNumId w:val="2"/>
+  </w:num>
+  <w:num w:numId="2" w16cid:durableId="1978141850">
+    <w:abstractNumId w:val="0"/>
+  </w:num>
+  <w:num w:numId="3" w16cid:durableId="1102996084">
+    <w:abstractNumId w:val="4"/>
+  </w:num>
+  <w:num w:numId="4" w16cid:durableId="1028262334">
+    <w:abstractNumId w:val="5"/>
+  </w:num>
+  <w:num w:numId="5" w16cid:durableId="553470207">
+    <w:abstractNumId w:val="7"/>
+  </w:num>
+  <w:num w:numId="6" w16cid:durableId="2049185717">
+    <w:abstractNumId w:val="1"/>
+  </w:num>
+  <w:num w:numId="7" w16cid:durableId="34425488">
+    <w:abstractNumId w:val="3"/>
+  </w:num>
+  <w:num w:numId="8" w16cid:durableId="1182743299">
+    <w:abstractNumId w:val="6"/>
+  </w:num>
+</w:numbering>
 </file>
 
 <file path=word/styles.xml><?xml version="1.0" encoding="utf-8"?>
@@ -635,7 +6038,6 @@
   <w:style w:type="character" w:default="1" w:styleId="Fuentedeprrafopredeter">
     <w:name w:val="Default Paragraph Font"/>
     <w:uiPriority w:val="1"/>
-    <w:semiHidden/>
     <w:unhideWhenUsed/>
   </w:style>
   <w:style w:type="table" w:default="1" w:styleId="Tablanormal">
